--- a/docs/handouts/Oct15_session1_handouts.docx
+++ b/docs/handouts/Oct15_session1_handouts.docx
@@ -21,6 +21,7 @@
           <w:i w:val="false"/>
           <w:b w:val="false"/>
           <w:u w:val="none"/>
+          <w:strike w:val="false"/>
           <w:sz w:val="18"/>
           <w:szCs w:val="18"/>
           <w:color w:val="545860"/>
@@ -47,6 +48,7 @@
           <w:i w:val="false"/>
           <w:b w:val="true"/>
           <w:u w:val="none"/>
+          <w:strike w:val="false"/>
           <w:sz w:val="36"/>
           <w:szCs w:val="36"/>
           <w:color w:val="063360"/>
@@ -73,11 +75,12 @@
           <w:i w:val="false"/>
           <w:b w:val="false"/>
           <w:u w:val="none"/>
+          <w:strike w:val="false"/>
           <w:sz w:val="22"/>
           <w:szCs w:val="22"/>
           <w:color w:val="000000"/>
         </w:rPr>
-        <w:t xml:space="preserve">Work through the report one section at a time. Circle a colour for each section and write the one reason that decided it. Rate the executive summary first, on your own, before reading on.</w:t>
+        <w:t xml:space="preserve">Work through the report one section at a time. Circle a colour for each section and write the one reason that decided it. Rate the executive summary first, on your own, before reading on. Then rate Sections 3 to 7 in pairs. The second column names the area from yesterday's checklist to apply.</w:t>
       </w:r>
     </w:p>
     <w:tbl xmlns:a="http://schemas.openxmlformats.org/drawingml/2006/main" xmlns:pic="http://schemas.openxmlformats.org/drawingml/2006/picture">
@@ -115,7 +118,6 @@
           </w:tcPr>
           <w:p>
             <w:pPr>
-              <w:pStyle w:val="Normal"/>
               <w:jc w:val="left"/>
               <w:pBdr>
                 <w:bottom w:val="none" w:sz="0" w:space="0" w:color="000000"/>
@@ -125,13 +127,24 @@
               </w:pBdr>
               <w:spacing w:after="80" w:before="80" w:line="240"/>
               <w:ind w:left="80" w:right="80" w:firstLine="0" w:firstLineChars="0"/>
+              <w:rPr>
+                <w:rFonts w:ascii="Arial" w:hAnsi="Arial" w:eastAsia="Arial" w:cs="Arial"/>
+                <w:i w:val="false"/>
+                <w:b w:val="true"/>
+                <w:u w:val="none"/>
+                <w:strike w:val="false"/>
+                <w:sz w:val="21"/>
+                <w:szCs w:val="21"/>
+                <w:color w:val="063360"/>
+              </w:rPr>
             </w:pPr>
             <w:r>
               <w:rPr>
-                <w:rFonts w:ascii="Arial" w:hAnsi="DejaVu Sans" w:eastAsia="DejaVu Sans" w:cs="DejaVu Sans"/>
+                <w:rFonts w:ascii="Arial" w:hAnsi="Arial" w:eastAsia="Arial" w:cs="Arial"/>
                 <w:i w:val="false"/>
                 <w:b w:val="true"/>
                 <w:u w:val="none"/>
+                <w:strike w:val="false"/>
                 <w:sz w:val="21"/>
                 <w:szCs w:val="21"/>
                 <w:color w:val="063360"/>
@@ -159,7 +172,6 @@
           </w:tcPr>
           <w:p>
             <w:pPr>
-              <w:pStyle w:val="Normal"/>
               <w:jc w:val="left"/>
               <w:pBdr>
                 <w:bottom w:val="none" w:sz="0" w:space="0" w:color="000000"/>
@@ -169,13 +181,24 @@
               </w:pBdr>
               <w:spacing w:after="80" w:before="80" w:line="240"/>
               <w:ind w:left="80" w:right="80" w:firstLine="0" w:firstLineChars="0"/>
+              <w:rPr>
+                <w:rFonts w:ascii="Arial" w:hAnsi="Arial" w:eastAsia="Arial" w:cs="Arial"/>
+                <w:i w:val="false"/>
+                <w:b w:val="true"/>
+                <w:u w:val="none"/>
+                <w:strike w:val="false"/>
+                <w:sz w:val="21"/>
+                <w:szCs w:val="21"/>
+                <w:color w:val="063360"/>
+              </w:rPr>
             </w:pPr>
             <w:r>
               <w:rPr>
-                <w:rFonts w:ascii="Arial" w:hAnsi="DejaVu Sans" w:eastAsia="DejaVu Sans" w:cs="DejaVu Sans"/>
+                <w:rFonts w:ascii="Arial" w:hAnsi="Arial" w:eastAsia="Arial" w:cs="Arial"/>
                 <w:i w:val="false"/>
                 <w:b w:val="true"/>
                 <w:u w:val="none"/>
+                <w:strike w:val="false"/>
                 <w:sz w:val="21"/>
                 <w:szCs w:val="21"/>
                 <w:color w:val="063360"/>
@@ -209,7 +232,6 @@
           </w:tcPr>
           <w:p>
             <w:pPr>
-              <w:pStyle w:val="Normal"/>
               <w:jc w:val="left"/>
               <w:pBdr>
                 <w:bottom w:val="none" w:sz="0" w:space="0" w:color="000000"/>
@@ -219,13 +241,24 @@
               </w:pBdr>
               <w:spacing w:after="80" w:before="80" w:line="240"/>
               <w:ind w:left="80" w:right="80" w:firstLine="0" w:firstLineChars="0"/>
+              <w:rPr>
+                <w:rFonts w:ascii="Arial" w:hAnsi="Arial" w:eastAsia="Arial" w:cs="Arial"/>
+                <w:i w:val="false"/>
+                <w:b w:val="false"/>
+                <w:u w:val="none"/>
+                <w:strike w:val="false"/>
+                <w:sz w:val="21"/>
+                <w:szCs w:val="21"/>
+                <w:color w:val="000000"/>
+              </w:rPr>
             </w:pPr>
             <w:r>
               <w:rPr>
-                <w:rFonts w:ascii="Arial" w:hAnsi="DejaVu Sans" w:eastAsia="DejaVu Sans" w:cs="DejaVu Sans"/>
-                <w:i w:val="false"/>
-                <w:b w:val="false"/>
-                <w:u w:val="none"/>
+                <w:rFonts w:ascii="Arial" w:hAnsi="Arial" w:eastAsia="Arial" w:cs="Arial"/>
+                <w:i w:val="false"/>
+                <w:b w:val="false"/>
+                <w:u w:val="none"/>
+                <w:strike w:val="false"/>
                 <w:sz w:val="21"/>
                 <w:szCs w:val="21"/>
                 <w:color w:val="000000"/>
@@ -253,7 +286,6 @@
           </w:tcPr>
           <w:p>
             <w:pPr>
-              <w:pStyle w:val="Normal"/>
               <w:jc w:val="left"/>
               <w:pBdr>
                 <w:bottom w:val="none" w:sz="0" w:space="0" w:color="000000"/>
@@ -263,13 +295,24 @@
               </w:pBdr>
               <w:spacing w:after="80" w:before="80" w:line="240"/>
               <w:ind w:left="80" w:right="80" w:firstLine="0" w:firstLineChars="0"/>
+              <w:rPr>
+                <w:rFonts w:ascii="Arial" w:hAnsi="Arial" w:eastAsia="Arial" w:cs="Arial"/>
+                <w:i w:val="false"/>
+                <w:b w:val="false"/>
+                <w:u w:val="none"/>
+                <w:strike w:val="false"/>
+                <w:sz w:val="21"/>
+                <w:szCs w:val="21"/>
+                <w:color w:val="000000"/>
+              </w:rPr>
             </w:pPr>
             <w:r>
               <w:rPr>
-                <w:rFonts w:ascii="Arial" w:hAnsi="DejaVu Sans" w:eastAsia="DejaVu Sans" w:cs="DejaVu Sans"/>
-                <w:i w:val="false"/>
-                <w:b w:val="false"/>
-                <w:u w:val="none"/>
+                <w:rFonts w:ascii="Arial" w:hAnsi="Arial" w:eastAsia="Arial" w:cs="Arial"/>
+                <w:i w:val="false"/>
+                <w:b w:val="false"/>
+                <w:u w:val="none"/>
+                <w:strike w:val="false"/>
                 <w:sz w:val="21"/>
                 <w:szCs w:val="21"/>
                 <w:color w:val="000000"/>
@@ -303,7 +346,6 @@
           </w:tcPr>
           <w:p>
             <w:pPr>
-              <w:pStyle w:val="Normal"/>
               <w:jc w:val="left"/>
               <w:pBdr>
                 <w:bottom w:val="none" w:sz="0" w:space="0" w:color="000000"/>
@@ -313,13 +355,24 @@
               </w:pBdr>
               <w:spacing w:after="80" w:before="80" w:line="240"/>
               <w:ind w:left="80" w:right="80" w:firstLine="0" w:firstLineChars="0"/>
+              <w:rPr>
+                <w:rFonts w:ascii="Arial" w:hAnsi="Arial" w:eastAsia="Arial" w:cs="Arial"/>
+                <w:i w:val="false"/>
+                <w:b w:val="false"/>
+                <w:u w:val="none"/>
+                <w:strike w:val="false"/>
+                <w:sz w:val="21"/>
+                <w:szCs w:val="21"/>
+                <w:color w:val="000000"/>
+              </w:rPr>
             </w:pPr>
             <w:r>
               <w:rPr>
-                <w:rFonts w:ascii="Arial" w:hAnsi="DejaVu Sans" w:eastAsia="DejaVu Sans" w:cs="DejaVu Sans"/>
-                <w:i w:val="false"/>
-                <w:b w:val="false"/>
-                <w:u w:val="none"/>
+                <w:rFonts w:ascii="Arial" w:hAnsi="Arial" w:eastAsia="Arial" w:cs="Arial"/>
+                <w:i w:val="false"/>
+                <w:b w:val="false"/>
+                <w:u w:val="none"/>
+                <w:strike w:val="false"/>
                 <w:sz w:val="21"/>
                 <w:szCs w:val="21"/>
                 <w:color w:val="000000"/>
@@ -347,7 +400,6 @@
           </w:tcPr>
           <w:p>
             <w:pPr>
-              <w:pStyle w:val="Normal"/>
               <w:jc w:val="left"/>
               <w:pBdr>
                 <w:bottom w:val="none" w:sz="0" w:space="0" w:color="000000"/>
@@ -357,13 +409,24 @@
               </w:pBdr>
               <w:spacing w:after="80" w:before="80" w:line="240"/>
               <w:ind w:left="80" w:right="80" w:firstLine="0" w:firstLineChars="0"/>
+              <w:rPr>
+                <w:rFonts w:ascii="Arial" w:hAnsi="Arial" w:eastAsia="Arial" w:cs="Arial"/>
+                <w:i w:val="false"/>
+                <w:b w:val="false"/>
+                <w:u w:val="none"/>
+                <w:strike w:val="false"/>
+                <w:sz w:val="21"/>
+                <w:szCs w:val="21"/>
+                <w:color w:val="000000"/>
+              </w:rPr>
             </w:pPr>
             <w:r>
               <w:rPr>
-                <w:rFonts w:ascii="Arial" w:hAnsi="DejaVu Sans" w:eastAsia="DejaVu Sans" w:cs="DejaVu Sans"/>
-                <w:i w:val="false"/>
-                <w:b w:val="false"/>
-                <w:u w:val="none"/>
+                <w:rFonts w:ascii="Arial" w:hAnsi="Arial" w:eastAsia="Arial" w:cs="Arial"/>
+                <w:i w:val="false"/>
+                <w:b w:val="false"/>
+                <w:u w:val="none"/>
+                <w:strike w:val="false"/>
                 <w:sz w:val="21"/>
                 <w:szCs w:val="21"/>
                 <w:color w:val="000000"/>
@@ -397,7 +460,6 @@
           </w:tcPr>
           <w:p>
             <w:pPr>
-              <w:pStyle w:val="Normal"/>
               <w:jc w:val="left"/>
               <w:pBdr>
                 <w:bottom w:val="none" w:sz="0" w:space="0" w:color="000000"/>
@@ -407,13 +469,24 @@
               </w:pBdr>
               <w:spacing w:after="80" w:before="80" w:line="240"/>
               <w:ind w:left="80" w:right="80" w:firstLine="0" w:firstLineChars="0"/>
+              <w:rPr>
+                <w:rFonts w:ascii="Arial" w:hAnsi="Arial" w:eastAsia="Arial" w:cs="Arial"/>
+                <w:i w:val="false"/>
+                <w:b w:val="false"/>
+                <w:u w:val="none"/>
+                <w:strike w:val="false"/>
+                <w:sz w:val="21"/>
+                <w:szCs w:val="21"/>
+                <w:color w:val="000000"/>
+              </w:rPr>
             </w:pPr>
             <w:r>
               <w:rPr>
-                <w:rFonts w:ascii="Arial" w:hAnsi="DejaVu Sans" w:eastAsia="DejaVu Sans" w:cs="DejaVu Sans"/>
-                <w:i w:val="false"/>
-                <w:b w:val="false"/>
-                <w:u w:val="none"/>
+                <w:rFonts w:ascii="Arial" w:hAnsi="Arial" w:eastAsia="Arial" w:cs="Arial"/>
+                <w:i w:val="false"/>
+                <w:b w:val="false"/>
+                <w:u w:val="none"/>
+                <w:strike w:val="false"/>
                 <w:sz w:val="21"/>
                 <w:szCs w:val="21"/>
                 <w:color w:val="000000"/>
@@ -441,7 +514,6 @@
           </w:tcPr>
           <w:p>
             <w:pPr>
-              <w:pStyle w:val="Normal"/>
               <w:jc w:val="left"/>
               <w:pBdr>
                 <w:bottom w:val="none" w:sz="0" w:space="0" w:color="000000"/>
@@ -451,13 +523,24 @@
               </w:pBdr>
               <w:spacing w:after="80" w:before="80" w:line="240"/>
               <w:ind w:left="80" w:right="80" w:firstLine="0" w:firstLineChars="0"/>
+              <w:rPr>
+                <w:rFonts w:ascii="Arial" w:hAnsi="Arial" w:eastAsia="Arial" w:cs="Arial"/>
+                <w:i w:val="false"/>
+                <w:b w:val="false"/>
+                <w:u w:val="none"/>
+                <w:strike w:val="false"/>
+                <w:sz w:val="21"/>
+                <w:szCs w:val="21"/>
+                <w:color w:val="000000"/>
+              </w:rPr>
             </w:pPr>
             <w:r>
               <w:rPr>
-                <w:rFonts w:ascii="Arial" w:hAnsi="DejaVu Sans" w:eastAsia="DejaVu Sans" w:cs="DejaVu Sans"/>
-                <w:i w:val="false"/>
-                <w:b w:val="false"/>
-                <w:u w:val="none"/>
+                <w:rFonts w:ascii="Arial" w:hAnsi="Arial" w:eastAsia="Arial" w:cs="Arial"/>
+                <w:i w:val="false"/>
+                <w:b w:val="false"/>
+                <w:u w:val="none"/>
+                <w:strike w:val="false"/>
                 <w:sz w:val="21"/>
                 <w:szCs w:val="21"/>
                 <w:color w:val="000000"/>
@@ -487,6 +570,7 @@
           <w:i w:val="true"/>
           <w:b w:val="false"/>
           <w:u w:val="none"/>
+          <w:strike w:val="false"/>
           <w:sz w:val="17"/>
           <w:szCs w:val="17"/>
           <w:color w:val="545860"/>
@@ -501,10 +585,11 @@
         <w:tblLook w:firstRow="1" w:lastRow="0" w:firstColumn="0" w:lastColumn="0" w:noHBand="0" w:noVBand="1"/>
       </w:tblPr>
       <w:tblGrid>
-        <w:gridCol w:w="2304"/>
-        <w:gridCol w:w="1872"/>
-        <w:gridCol w:w="3024"/>
+        <w:gridCol w:w="2016"/>
+        <w:gridCol w:w="1584"/>
+        <w:gridCol w:w="1584"/>
         <w:gridCol w:w="2592"/>
+        <w:gridCol w:w="2016"/>
       </w:tblGrid>
       <w:tr>
         <w:trPr>
@@ -531,7 +616,6 @@
           </w:tcPr>
           <w:p>
             <w:pPr>
-              <w:pStyle w:val="Normal"/>
               <w:jc w:val="left"/>
               <w:pBdr>
                 <w:bottom w:val="none" w:sz="0" w:space="0" w:color="000000"/>
@@ -541,13 +625,24 @@
               </w:pBdr>
               <w:spacing w:after="80" w:before="80" w:line="240"/>
               <w:ind w:left="80" w:right="80" w:firstLine="0" w:firstLineChars="0"/>
+              <w:rPr>
+                <w:rFonts w:ascii="Arial" w:hAnsi="Arial" w:eastAsia="Arial" w:cs="Arial"/>
+                <w:i w:val="false"/>
+                <w:b w:val="true"/>
+                <w:u w:val="none"/>
+                <w:strike w:val="false"/>
+                <w:sz w:val="21"/>
+                <w:szCs w:val="21"/>
+                <w:color w:val="063360"/>
+              </w:rPr>
             </w:pPr>
             <w:r>
               <w:rPr>
-                <w:rFonts w:ascii="Arial" w:hAnsi="DejaVu Sans" w:eastAsia="DejaVu Sans" w:cs="DejaVu Sans"/>
+                <w:rFonts w:ascii="Arial" w:hAnsi="Arial" w:eastAsia="Arial" w:cs="Arial"/>
                 <w:i w:val="false"/>
                 <w:b w:val="true"/>
                 <w:u w:val="none"/>
+                <w:strike w:val="false"/>
                 <w:sz w:val="21"/>
                 <w:szCs w:val="21"/>
                 <w:color w:val="063360"/>
@@ -575,7 +670,6 @@
           </w:tcPr>
           <w:p>
             <w:pPr>
-              <w:pStyle w:val="Normal"/>
               <w:jc w:val="left"/>
               <w:pBdr>
                 <w:bottom w:val="none" w:sz="0" w:space="0" w:color="000000"/>
@@ -585,18 +679,29 @@
               </w:pBdr>
               <w:spacing w:after="80" w:before="80" w:line="240"/>
               <w:ind w:left="80" w:right="80" w:firstLine="0" w:firstLineChars="0"/>
+              <w:rPr>
+                <w:rFonts w:ascii="Arial" w:hAnsi="Arial" w:eastAsia="Arial" w:cs="Arial"/>
+                <w:i w:val="false"/>
+                <w:b w:val="true"/>
+                <w:u w:val="none"/>
+                <w:strike w:val="false"/>
+                <w:sz w:val="21"/>
+                <w:szCs w:val="21"/>
+                <w:color w:val="063360"/>
+              </w:rPr>
             </w:pPr>
             <w:r>
               <w:rPr>
-                <w:rFonts w:ascii="Arial" w:hAnsi="DejaVu Sans" w:eastAsia="DejaVu Sans" w:cs="DejaVu Sans"/>
+                <w:rFonts w:ascii="Arial" w:hAnsi="Arial" w:eastAsia="Arial" w:cs="Arial"/>
                 <w:i w:val="false"/>
                 <w:b w:val="true"/>
                 <w:u w:val="none"/>
+                <w:strike w:val="false"/>
                 <w:sz w:val="21"/>
                 <w:szCs w:val="21"/>
                 <w:color w:val="063360"/>
               </w:rPr>
-              <w:t xml:space="preserve">Colour</w:t>
+              <w:t xml:space="preserve">Area to check</w:t>
             </w:r>
           </w:p>
         </w:tc>
@@ -619,7 +724,6 @@
           </w:tcPr>
           <w:p>
             <w:pPr>
-              <w:pStyle w:val="Normal"/>
               <w:jc w:val="left"/>
               <w:pBdr>
                 <w:bottom w:val="none" w:sz="0" w:space="0" w:color="000000"/>
@@ -629,18 +733,29 @@
               </w:pBdr>
               <w:spacing w:after="80" w:before="80" w:line="240"/>
               <w:ind w:left="80" w:right="80" w:firstLine="0" w:firstLineChars="0"/>
+              <w:rPr>
+                <w:rFonts w:ascii="Arial" w:hAnsi="Arial" w:eastAsia="Arial" w:cs="Arial"/>
+                <w:i w:val="false"/>
+                <w:b w:val="true"/>
+                <w:u w:val="none"/>
+                <w:strike w:val="false"/>
+                <w:sz w:val="21"/>
+                <w:szCs w:val="21"/>
+                <w:color w:val="063360"/>
+              </w:rPr>
             </w:pPr>
             <w:r>
               <w:rPr>
-                <w:rFonts w:ascii="Arial" w:hAnsi="DejaVu Sans" w:eastAsia="DejaVu Sans" w:cs="DejaVu Sans"/>
+                <w:rFonts w:ascii="Arial" w:hAnsi="Arial" w:eastAsia="Arial" w:cs="Arial"/>
                 <w:i w:val="false"/>
                 <w:b w:val="true"/>
                 <w:u w:val="none"/>
+                <w:strike w:val="false"/>
                 <w:sz w:val="21"/>
                 <w:szCs w:val="21"/>
                 <w:color w:val="063360"/>
               </w:rPr>
-              <w:t xml:space="preserve">The reason that decided it</w:t>
+              <w:t xml:space="preserve">Colour</w:t>
             </w:r>
           </w:p>
         </w:tc>
@@ -663,7 +778,6 @@
           </w:tcPr>
           <w:p>
             <w:pPr>
-              <w:pStyle w:val="Normal"/>
               <w:jc w:val="left"/>
               <w:pBdr>
                 <w:bottom w:val="none" w:sz="0" w:space="0" w:color="000000"/>
@@ -673,13 +787,78 @@
               </w:pBdr>
               <w:spacing w:after="80" w:before="80" w:line="240"/>
               <w:ind w:left="80" w:right="80" w:firstLine="0" w:firstLineChars="0"/>
+              <w:rPr>
+                <w:rFonts w:ascii="Arial" w:hAnsi="Arial" w:eastAsia="Arial" w:cs="Arial"/>
+                <w:i w:val="false"/>
+                <w:b w:val="true"/>
+                <w:u w:val="none"/>
+                <w:strike w:val="false"/>
+                <w:sz w:val="21"/>
+                <w:szCs w:val="21"/>
+                <w:color w:val="063360"/>
+              </w:rPr>
             </w:pPr>
             <w:r>
               <w:rPr>
-                <w:rFonts w:ascii="Arial" w:hAnsi="DejaVu Sans" w:eastAsia="DejaVu Sans" w:cs="DejaVu Sans"/>
+                <w:rFonts w:ascii="Arial" w:hAnsi="Arial" w:eastAsia="Arial" w:cs="Arial"/>
                 <w:i w:val="false"/>
                 <w:b w:val="true"/>
                 <w:u w:val="none"/>
+                <w:strike w:val="false"/>
+                <w:sz w:val="21"/>
+                <w:szCs w:val="21"/>
+                <w:color w:val="063360"/>
+              </w:rPr>
+              <w:t xml:space="preserve">The reason that decided it</w:t>
+            </w:r>
+          </w:p>
+        </w:tc>
+        <w:tc>
+          <w:tcPr>
+            <w:tcBorders>
+              <w:bottom w:val="single" w:sz="8" w:space="0" w:color="063360"/>
+              <w:top w:val="single" w:sz="12" w:space="0" w:color="063360"/>
+              <w:left w:val="none" w:sz="0" w:space="0" w:color="000000"/>
+              <w:right w:val="none" w:sz="0" w:space="0" w:color="000000"/>
+            </w:tcBorders>
+            <w:shd w:val="clear" w:color="auto" w:fill="FFFFFF"/>
+            <w:tcMar>
+              <w:top w:w="0" w:type="dxa"/>
+              <w:bottom w:w="0" w:type="dxa"/>
+              <w:left w:w="0" w:type="dxa"/>
+              <w:right w:w="0" w:type="dxa"/>
+            </w:tcMar>
+            <w:vAlign w:val="center"/>
+          </w:tcPr>
+          <w:p>
+            <w:pPr>
+              <w:jc w:val="left"/>
+              <w:pBdr>
+                <w:bottom w:val="none" w:sz="0" w:space="0" w:color="000000"/>
+                <w:top w:val="none" w:sz="0" w:space="0" w:color="000000"/>
+                <w:left w:val="none" w:sz="0" w:space="0" w:color="000000"/>
+                <w:right w:val="none" w:sz="0" w:space="0" w:color="000000"/>
+              </w:pBdr>
+              <w:spacing w:after="80" w:before="80" w:line="240"/>
+              <w:ind w:left="80" w:right="80" w:firstLine="0" w:firstLineChars="0"/>
+              <w:rPr>
+                <w:rFonts w:ascii="Arial" w:hAnsi="Arial" w:eastAsia="Arial" w:cs="Arial"/>
+                <w:i w:val="false"/>
+                <w:b w:val="true"/>
+                <w:u w:val="none"/>
+                <w:strike w:val="false"/>
+                <w:sz w:val="21"/>
+                <w:szCs w:val="21"/>
+                <w:color w:val="063360"/>
+              </w:rPr>
+            </w:pPr>
+            <w:r>
+              <w:rPr>
+                <w:rFonts w:ascii="Arial" w:hAnsi="Arial" w:eastAsia="Arial" w:cs="Arial"/>
+                <w:i w:val="false"/>
+                <w:b w:val="true"/>
+                <w:u w:val="none"/>
+                <w:strike w:val="false"/>
                 <w:sz w:val="21"/>
                 <w:szCs w:val="21"/>
                 <w:color w:val="063360"/>
@@ -713,7 +892,6 @@
           </w:tcPr>
           <w:p>
             <w:pPr>
-              <w:pStyle w:val="Normal"/>
               <w:jc w:val="left"/>
               <w:pBdr>
                 <w:bottom w:val="none" w:sz="0" w:space="0" w:color="000000"/>
@@ -723,13 +901,24 @@
               </w:pBdr>
               <w:spacing w:after="80" w:before="80" w:line="240"/>
               <w:ind w:left="80" w:right="80" w:firstLine="0" w:firstLineChars="0"/>
+              <w:rPr>
+                <w:rFonts w:ascii="Arial" w:hAnsi="Arial" w:eastAsia="Arial" w:cs="Arial"/>
+                <w:i w:val="false"/>
+                <w:b w:val="false"/>
+                <w:u w:val="none"/>
+                <w:strike w:val="false"/>
+                <w:sz w:val="21"/>
+                <w:szCs w:val="21"/>
+                <w:color w:val="000000"/>
+              </w:rPr>
             </w:pPr>
             <w:r>
               <w:rPr>
-                <w:rFonts w:ascii="Arial" w:hAnsi="DejaVu Sans" w:eastAsia="DejaVu Sans" w:cs="DejaVu Sans"/>
-                <w:i w:val="false"/>
-                <w:b w:val="false"/>
-                <w:u w:val="none"/>
+                <w:rFonts w:ascii="Arial" w:hAnsi="Arial" w:eastAsia="Arial" w:cs="Arial"/>
+                <w:i w:val="false"/>
+                <w:b w:val="false"/>
+                <w:u w:val="none"/>
+                <w:strike w:val="false"/>
                 <w:sz w:val="21"/>
                 <w:szCs w:val="21"/>
                 <w:color w:val="000000"/>
@@ -757,7 +946,6 @@
           </w:tcPr>
           <w:p>
             <w:pPr>
-              <w:pStyle w:val="Normal"/>
               <w:jc w:val="left"/>
               <w:pBdr>
                 <w:bottom w:val="none" w:sz="0" w:space="0" w:color="000000"/>
@@ -767,18 +955,29 @@
               </w:pBdr>
               <w:spacing w:after="80" w:before="80" w:line="240"/>
               <w:ind w:left="80" w:right="80" w:firstLine="0" w:firstLineChars="0"/>
+              <w:rPr>
+                <w:rFonts w:ascii="Arial" w:hAnsi="Arial" w:eastAsia="Arial" w:cs="Arial"/>
+                <w:i w:val="false"/>
+                <w:b w:val="false"/>
+                <w:u w:val="none"/>
+                <w:strike w:val="false"/>
+                <w:sz w:val="21"/>
+                <w:szCs w:val="21"/>
+                <w:color w:val="000000"/>
+              </w:rPr>
             </w:pPr>
             <w:r>
               <w:rPr>
-                <w:rFonts w:ascii="Arial" w:hAnsi="DejaVu Sans" w:eastAsia="DejaVu Sans" w:cs="DejaVu Sans"/>
-                <w:i w:val="false"/>
-                <w:b w:val="false"/>
-                <w:u w:val="none"/>
-                <w:sz w:val="21"/>
-                <w:szCs w:val="21"/>
-                <w:color w:val="000000"/>
-              </w:rPr>
-              <w:t xml:space="preserve">Green  /  Amber  /  Red</w:t>
+                <w:rFonts w:ascii="Arial" w:hAnsi="Arial" w:eastAsia="Arial" w:cs="Arial"/>
+                <w:i w:val="false"/>
+                <w:b w:val="false"/>
+                <w:u w:val="none"/>
+                <w:strike w:val="false"/>
+                <w:sz w:val="21"/>
+                <w:szCs w:val="21"/>
+                <w:color w:val="000000"/>
+              </w:rPr>
+              <w:t xml:space="preserve">Conclusions</w:t>
             </w:r>
           </w:p>
         </w:tc>
@@ -801,7 +1000,6 @@
           </w:tcPr>
           <w:p>
             <w:pPr>
-              <w:pStyle w:val="Normal"/>
               <w:jc w:val="left"/>
               <w:pBdr>
                 <w:bottom w:val="none" w:sz="0" w:space="0" w:color="000000"/>
@@ -811,18 +1009,29 @@
               </w:pBdr>
               <w:spacing w:after="80" w:before="80" w:line="240"/>
               <w:ind w:left="80" w:right="80" w:firstLine="0" w:firstLineChars="0"/>
+              <w:rPr>
+                <w:rFonts w:ascii="Arial" w:hAnsi="Arial" w:eastAsia="Arial" w:cs="Arial"/>
+                <w:i w:val="false"/>
+                <w:b w:val="false"/>
+                <w:u w:val="none"/>
+                <w:strike w:val="false"/>
+                <w:sz w:val="21"/>
+                <w:szCs w:val="21"/>
+                <w:color w:val="000000"/>
+              </w:rPr>
             </w:pPr>
             <w:r>
               <w:rPr>
-                <w:rFonts w:ascii="Arial" w:hAnsi="DejaVu Sans" w:eastAsia="DejaVu Sans" w:cs="DejaVu Sans"/>
-                <w:i w:val="false"/>
-                <w:b w:val="false"/>
-                <w:u w:val="none"/>
-                <w:sz w:val="21"/>
-                <w:szCs w:val="21"/>
-                <w:color w:val="000000"/>
-              </w:rPr>
-              <w:t xml:space="preserve"/>
+                <w:rFonts w:ascii="Arial" w:hAnsi="Arial" w:eastAsia="Arial" w:cs="Arial"/>
+                <w:i w:val="false"/>
+                <w:b w:val="false"/>
+                <w:u w:val="none"/>
+                <w:strike w:val="false"/>
+                <w:sz w:val="21"/>
+                <w:szCs w:val="21"/>
+                <w:color w:val="000000"/>
+              </w:rPr>
+              <w:t xml:space="preserve">Green  /  Amber  /  Red</w:t>
             </w:r>
           </w:p>
         </w:tc>
@@ -845,7 +1054,6 @@
           </w:tcPr>
           <w:p>
             <w:pPr>
-              <w:pStyle w:val="Normal"/>
               <w:jc w:val="left"/>
               <w:pBdr>
                 <w:bottom w:val="none" w:sz="0" w:space="0" w:color="000000"/>
@@ -855,13 +1063,78 @@
               </w:pBdr>
               <w:spacing w:after="80" w:before="80" w:line="240"/>
               <w:ind w:left="80" w:right="80" w:firstLine="0" w:firstLineChars="0"/>
+              <w:rPr>
+                <w:rFonts w:ascii="Arial" w:hAnsi="Arial" w:eastAsia="Arial" w:cs="Arial"/>
+                <w:i w:val="false"/>
+                <w:b w:val="false"/>
+                <w:u w:val="none"/>
+                <w:strike w:val="false"/>
+                <w:sz w:val="21"/>
+                <w:szCs w:val="21"/>
+                <w:color w:val="000000"/>
+              </w:rPr>
             </w:pPr>
             <w:r>
               <w:rPr>
-                <w:rFonts w:ascii="Arial" w:hAnsi="DejaVu Sans" w:eastAsia="DejaVu Sans" w:cs="DejaVu Sans"/>
-                <w:i w:val="false"/>
-                <w:b w:val="false"/>
-                <w:u w:val="none"/>
+                <w:rFonts w:ascii="Arial" w:hAnsi="Arial" w:eastAsia="Arial" w:cs="Arial"/>
+                <w:i w:val="false"/>
+                <w:b w:val="false"/>
+                <w:u w:val="none"/>
+                <w:strike w:val="false"/>
+                <w:sz w:val="21"/>
+                <w:szCs w:val="21"/>
+                <w:color w:val="000000"/>
+              </w:rPr>
+              <w:t xml:space="preserve"/>
+            </w:r>
+          </w:p>
+        </w:tc>
+        <w:tc>
+          <w:tcPr>
+            <w:tcBorders>
+              <w:bottom w:val="single" w:sz="6" w:space="0" w:color="9AA8B8"/>
+              <w:top w:val="single" w:sz="8" w:space="0" w:color="063360"/>
+              <w:left w:val="none" w:sz="0" w:space="0" w:color="000000"/>
+              <w:right w:val="none" w:sz="0" w:space="0" w:color="000000"/>
+            </w:tcBorders>
+            <w:shd w:val="clear" w:color="auto" w:fill="FFFFFF"/>
+            <w:tcMar>
+              <w:top w:w="0" w:type="dxa"/>
+              <w:bottom w:w="0" w:type="dxa"/>
+              <w:left w:w="0" w:type="dxa"/>
+              <w:right w:w="0" w:type="dxa"/>
+            </w:tcMar>
+            <w:vAlign w:val="center"/>
+          </w:tcPr>
+          <w:p>
+            <w:pPr>
+              <w:jc w:val="left"/>
+              <w:pBdr>
+                <w:bottom w:val="none" w:sz="0" w:space="0" w:color="000000"/>
+                <w:top w:val="none" w:sz="0" w:space="0" w:color="000000"/>
+                <w:left w:val="none" w:sz="0" w:space="0" w:color="000000"/>
+                <w:right w:val="none" w:sz="0" w:space="0" w:color="000000"/>
+              </w:pBdr>
+              <w:spacing w:after="80" w:before="80" w:line="240"/>
+              <w:ind w:left="80" w:right="80" w:firstLine="0" w:firstLineChars="0"/>
+              <w:rPr>
+                <w:rFonts w:ascii="Arial" w:hAnsi="Arial" w:eastAsia="Arial" w:cs="Arial"/>
+                <w:i w:val="false"/>
+                <w:b w:val="false"/>
+                <w:u w:val="none"/>
+                <w:strike w:val="false"/>
+                <w:sz w:val="21"/>
+                <w:szCs w:val="21"/>
+                <w:color w:val="000000"/>
+              </w:rPr>
+            </w:pPr>
+            <w:r>
+              <w:rPr>
+                <w:rFonts w:ascii="Arial" w:hAnsi="Arial" w:eastAsia="Arial" w:cs="Arial"/>
+                <w:i w:val="false"/>
+                <w:b w:val="false"/>
+                <w:u w:val="none"/>
+                <w:strike w:val="false"/>
                 <w:sz w:val="21"/>
                 <w:szCs w:val="21"/>
                 <w:color w:val="000000"/>
@@ -895,7 +1168,6 @@
           </w:tcPr>
           <w:p>
             <w:pPr>
-              <w:pStyle w:val="Normal"/>
               <w:jc w:val="left"/>
               <w:pBdr>
                 <w:bottom w:val="none" w:sz="0" w:space="0" w:color="000000"/>
@@ -905,13 +1177,24 @@
               </w:pBdr>
               <w:spacing w:after="80" w:before="80" w:line="240"/>
               <w:ind w:left="80" w:right="80" w:firstLine="0" w:firstLineChars="0"/>
+              <w:rPr>
+                <w:rFonts w:ascii="Arial" w:hAnsi="Arial" w:eastAsia="Arial" w:cs="Arial"/>
+                <w:i w:val="false"/>
+                <w:b w:val="false"/>
+                <w:u w:val="none"/>
+                <w:strike w:val="false"/>
+                <w:sz w:val="21"/>
+                <w:szCs w:val="21"/>
+                <w:color w:val="000000"/>
+              </w:rPr>
             </w:pPr>
             <w:r>
               <w:rPr>
-                <w:rFonts w:ascii="Arial" w:hAnsi="DejaVu Sans" w:eastAsia="DejaVu Sans" w:cs="DejaVu Sans"/>
-                <w:i w:val="false"/>
-                <w:b w:val="false"/>
-                <w:u w:val="none"/>
+                <w:rFonts w:ascii="Arial" w:hAnsi="Arial" w:eastAsia="Arial" w:cs="Arial"/>
+                <w:i w:val="false"/>
+                <w:b w:val="false"/>
+                <w:u w:val="none"/>
+                <w:strike w:val="false"/>
                 <w:sz w:val="21"/>
                 <w:szCs w:val="21"/>
                 <w:color w:val="000000"/>
@@ -939,7 +1222,6 @@
           </w:tcPr>
           <w:p>
             <w:pPr>
-              <w:pStyle w:val="Normal"/>
               <w:jc w:val="left"/>
               <w:pBdr>
                 <w:bottom w:val="none" w:sz="0" w:space="0" w:color="000000"/>
@@ -949,18 +1231,29 @@
               </w:pBdr>
               <w:spacing w:after="80" w:before="80" w:line="240"/>
               <w:ind w:left="80" w:right="80" w:firstLine="0" w:firstLineChars="0"/>
+              <w:rPr>
+                <w:rFonts w:ascii="Arial" w:hAnsi="Arial" w:eastAsia="Arial" w:cs="Arial"/>
+                <w:i w:val="false"/>
+                <w:b w:val="false"/>
+                <w:u w:val="none"/>
+                <w:strike w:val="false"/>
+                <w:sz w:val="21"/>
+                <w:szCs w:val="21"/>
+                <w:color w:val="000000"/>
+              </w:rPr>
             </w:pPr>
             <w:r>
               <w:rPr>
-                <w:rFonts w:ascii="Arial" w:hAnsi="DejaVu Sans" w:eastAsia="DejaVu Sans" w:cs="DejaVu Sans"/>
-                <w:i w:val="false"/>
-                <w:b w:val="false"/>
-                <w:u w:val="none"/>
-                <w:sz w:val="21"/>
-                <w:szCs w:val="21"/>
-                <w:color w:val="000000"/>
-              </w:rPr>
-              <w:t xml:space="preserve">Green  /  Amber  /  Red</w:t>
+                <w:rFonts w:ascii="Arial" w:hAnsi="Arial" w:eastAsia="Arial" w:cs="Arial"/>
+                <w:i w:val="false"/>
+                <w:b w:val="false"/>
+                <w:u w:val="none"/>
+                <w:strike w:val="false"/>
+                <w:sz w:val="21"/>
+                <w:szCs w:val="21"/>
+                <w:color w:val="000000"/>
+              </w:rPr>
+              <w:t xml:space="preserve">Methodology; Assumptions</w:t>
             </w:r>
           </w:p>
         </w:tc>
@@ -983,7 +1276,6 @@
           </w:tcPr>
           <w:p>
             <w:pPr>
-              <w:pStyle w:val="Normal"/>
               <w:jc w:val="left"/>
               <w:pBdr>
                 <w:bottom w:val="none" w:sz="0" w:space="0" w:color="000000"/>
@@ -993,18 +1285,29 @@
               </w:pBdr>
               <w:spacing w:after="80" w:before="80" w:line="240"/>
               <w:ind w:left="80" w:right="80" w:firstLine="0" w:firstLineChars="0"/>
+              <w:rPr>
+                <w:rFonts w:ascii="Arial" w:hAnsi="Arial" w:eastAsia="Arial" w:cs="Arial"/>
+                <w:i w:val="false"/>
+                <w:b w:val="false"/>
+                <w:u w:val="none"/>
+                <w:strike w:val="false"/>
+                <w:sz w:val="21"/>
+                <w:szCs w:val="21"/>
+                <w:color w:val="000000"/>
+              </w:rPr>
             </w:pPr>
             <w:r>
               <w:rPr>
-                <w:rFonts w:ascii="Arial" w:hAnsi="DejaVu Sans" w:eastAsia="DejaVu Sans" w:cs="DejaVu Sans"/>
-                <w:i w:val="false"/>
-                <w:b w:val="false"/>
-                <w:u w:val="none"/>
-                <w:sz w:val="21"/>
-                <w:szCs w:val="21"/>
-                <w:color w:val="000000"/>
-              </w:rPr>
-              <w:t xml:space="preserve"/>
+                <w:rFonts w:ascii="Arial" w:hAnsi="Arial" w:eastAsia="Arial" w:cs="Arial"/>
+                <w:i w:val="false"/>
+                <w:b w:val="false"/>
+                <w:u w:val="none"/>
+                <w:strike w:val="false"/>
+                <w:sz w:val="21"/>
+                <w:szCs w:val="21"/>
+                <w:color w:val="000000"/>
+              </w:rPr>
+              <w:t xml:space="preserve">Green  /  Amber  /  Red</w:t>
             </w:r>
           </w:p>
         </w:tc>
@@ -1027,7 +1330,6 @@
           </w:tcPr>
           <w:p>
             <w:pPr>
-              <w:pStyle w:val="Normal"/>
               <w:jc w:val="left"/>
               <w:pBdr>
                 <w:bottom w:val="none" w:sz="0" w:space="0" w:color="000000"/>
@@ -1037,13 +1339,78 @@
               </w:pBdr>
               <w:spacing w:after="80" w:before="80" w:line="240"/>
               <w:ind w:left="80" w:right="80" w:firstLine="0" w:firstLineChars="0"/>
+              <w:rPr>
+                <w:rFonts w:ascii="Arial" w:hAnsi="Arial" w:eastAsia="Arial" w:cs="Arial"/>
+                <w:i w:val="false"/>
+                <w:b w:val="false"/>
+                <w:u w:val="none"/>
+                <w:strike w:val="false"/>
+                <w:sz w:val="21"/>
+                <w:szCs w:val="21"/>
+                <w:color w:val="000000"/>
+              </w:rPr>
             </w:pPr>
             <w:r>
               <w:rPr>
-                <w:rFonts w:ascii="Arial" w:hAnsi="DejaVu Sans" w:eastAsia="DejaVu Sans" w:cs="DejaVu Sans"/>
-                <w:i w:val="false"/>
-                <w:b w:val="false"/>
-                <w:u w:val="none"/>
+                <w:rFonts w:ascii="Arial" w:hAnsi="Arial" w:eastAsia="Arial" w:cs="Arial"/>
+                <w:i w:val="false"/>
+                <w:b w:val="false"/>
+                <w:u w:val="none"/>
+                <w:strike w:val="false"/>
+                <w:sz w:val="21"/>
+                <w:szCs w:val="21"/>
+                <w:color w:val="000000"/>
+              </w:rPr>
+              <w:t xml:space="preserve"/>
+            </w:r>
+          </w:p>
+        </w:tc>
+        <w:tc>
+          <w:tcPr>
+            <w:tcBorders>
+              <w:bottom w:val="single" w:sz="6" w:space="0" w:color="9AA8B8"/>
+              <w:top w:val="single" w:sz="6" w:space="0" w:color="9AA8B8"/>
+              <w:left w:val="none" w:sz="0" w:space="0" w:color="000000"/>
+              <w:right w:val="none" w:sz="0" w:space="0" w:color="000000"/>
+            </w:tcBorders>
+            <w:shd w:val="clear" w:color="auto" w:fill="FFFFFF"/>
+            <w:tcMar>
+              <w:top w:w="0" w:type="dxa"/>
+              <w:bottom w:w="0" w:type="dxa"/>
+              <w:left w:w="0" w:type="dxa"/>
+              <w:right w:w="0" w:type="dxa"/>
+            </w:tcMar>
+            <w:vAlign w:val="center"/>
+          </w:tcPr>
+          <w:p>
+            <w:pPr>
+              <w:jc w:val="left"/>
+              <w:pBdr>
+                <w:bottom w:val="none" w:sz="0" w:space="0" w:color="000000"/>
+                <w:top w:val="none" w:sz="0" w:space="0" w:color="000000"/>
+                <w:left w:val="none" w:sz="0" w:space="0" w:color="000000"/>
+                <w:right w:val="none" w:sz="0" w:space="0" w:color="000000"/>
+              </w:pBdr>
+              <w:spacing w:after="80" w:before="80" w:line="240"/>
+              <w:ind w:left="80" w:right="80" w:firstLine="0" w:firstLineChars="0"/>
+              <w:rPr>
+                <w:rFonts w:ascii="Arial" w:hAnsi="Arial" w:eastAsia="Arial" w:cs="Arial"/>
+                <w:i w:val="false"/>
+                <w:b w:val="false"/>
+                <w:u w:val="none"/>
+                <w:strike w:val="false"/>
+                <w:sz w:val="21"/>
+                <w:szCs w:val="21"/>
+                <w:color w:val="000000"/>
+              </w:rPr>
+            </w:pPr>
+            <w:r>
+              <w:rPr>
+                <w:rFonts w:ascii="Arial" w:hAnsi="Arial" w:eastAsia="Arial" w:cs="Arial"/>
+                <w:i w:val="false"/>
+                <w:b w:val="false"/>
+                <w:u w:val="none"/>
+                <w:strike w:val="false"/>
                 <w:sz w:val="21"/>
                 <w:szCs w:val="21"/>
                 <w:color w:val="000000"/>
@@ -1077,7 +1444,6 @@
           </w:tcPr>
           <w:p>
             <w:pPr>
-              <w:pStyle w:val="Normal"/>
               <w:jc w:val="left"/>
               <w:pBdr>
                 <w:bottom w:val="none" w:sz="0" w:space="0" w:color="000000"/>
@@ -1087,13 +1453,24 @@
               </w:pBdr>
               <w:spacing w:after="80" w:before="80" w:line="240"/>
               <w:ind w:left="80" w:right="80" w:firstLine="0" w:firstLineChars="0"/>
+              <w:rPr>
+                <w:rFonts w:ascii="Arial" w:hAnsi="Arial" w:eastAsia="Arial" w:cs="Arial"/>
+                <w:i w:val="false"/>
+                <w:b w:val="false"/>
+                <w:u w:val="none"/>
+                <w:strike w:val="false"/>
+                <w:sz w:val="21"/>
+                <w:szCs w:val="21"/>
+                <w:color w:val="000000"/>
+              </w:rPr>
             </w:pPr>
             <w:r>
               <w:rPr>
-                <w:rFonts w:ascii="Arial" w:hAnsi="DejaVu Sans" w:eastAsia="DejaVu Sans" w:cs="DejaVu Sans"/>
-                <w:i w:val="false"/>
-                <w:b w:val="false"/>
-                <w:u w:val="none"/>
+                <w:rFonts w:ascii="Arial" w:hAnsi="Arial" w:eastAsia="Arial" w:cs="Arial"/>
+                <w:i w:val="false"/>
+                <w:b w:val="false"/>
+                <w:u w:val="none"/>
+                <w:strike w:val="false"/>
                 <w:sz w:val="21"/>
                 <w:szCs w:val="21"/>
                 <w:color w:val="000000"/>
@@ -1121,7 +1498,6 @@
           </w:tcPr>
           <w:p>
             <w:pPr>
-              <w:pStyle w:val="Normal"/>
               <w:jc w:val="left"/>
               <w:pBdr>
                 <w:bottom w:val="none" w:sz="0" w:space="0" w:color="000000"/>
@@ -1131,18 +1507,29 @@
               </w:pBdr>
               <w:spacing w:after="80" w:before="80" w:line="240"/>
               <w:ind w:left="80" w:right="80" w:firstLine="0" w:firstLineChars="0"/>
+              <w:rPr>
+                <w:rFonts w:ascii="Arial" w:hAnsi="Arial" w:eastAsia="Arial" w:cs="Arial"/>
+                <w:i w:val="false"/>
+                <w:b w:val="false"/>
+                <w:u w:val="none"/>
+                <w:strike w:val="false"/>
+                <w:sz w:val="21"/>
+                <w:szCs w:val="21"/>
+                <w:color w:val="000000"/>
+              </w:rPr>
             </w:pPr>
             <w:r>
               <w:rPr>
-                <w:rFonts w:ascii="Arial" w:hAnsi="DejaVu Sans" w:eastAsia="DejaVu Sans" w:cs="DejaVu Sans"/>
-                <w:i w:val="false"/>
-                <w:b w:val="false"/>
-                <w:u w:val="none"/>
-                <w:sz w:val="21"/>
-                <w:szCs w:val="21"/>
-                <w:color w:val="000000"/>
-              </w:rPr>
-              <w:t xml:space="preserve">Green  /  Amber  /  Red</w:t>
+                <w:rFonts w:ascii="Arial" w:hAnsi="Arial" w:eastAsia="Arial" w:cs="Arial"/>
+                <w:i w:val="false"/>
+                <w:b w:val="false"/>
+                <w:u w:val="none"/>
+                <w:strike w:val="false"/>
+                <w:sz w:val="21"/>
+                <w:szCs w:val="21"/>
+                <w:color w:val="000000"/>
+              </w:rPr>
+              <w:t xml:space="preserve">Data quality</w:t>
             </w:r>
           </w:p>
         </w:tc>
@@ -1165,7 +1552,6 @@
           </w:tcPr>
           <w:p>
             <w:pPr>
-              <w:pStyle w:val="Normal"/>
               <w:jc w:val="left"/>
               <w:pBdr>
                 <w:bottom w:val="none" w:sz="0" w:space="0" w:color="000000"/>
@@ -1175,18 +1561,29 @@
               </w:pBdr>
               <w:spacing w:after="80" w:before="80" w:line="240"/>
               <w:ind w:left="80" w:right="80" w:firstLine="0" w:firstLineChars="0"/>
+              <w:rPr>
+                <w:rFonts w:ascii="Arial" w:hAnsi="Arial" w:eastAsia="Arial" w:cs="Arial"/>
+                <w:i w:val="false"/>
+                <w:b w:val="false"/>
+                <w:u w:val="none"/>
+                <w:strike w:val="false"/>
+                <w:sz w:val="21"/>
+                <w:szCs w:val="21"/>
+                <w:color w:val="000000"/>
+              </w:rPr>
             </w:pPr>
             <w:r>
               <w:rPr>
-                <w:rFonts w:ascii="Arial" w:hAnsi="DejaVu Sans" w:eastAsia="DejaVu Sans" w:cs="DejaVu Sans"/>
-                <w:i w:val="false"/>
-                <w:b w:val="false"/>
-                <w:u w:val="none"/>
-                <w:sz w:val="21"/>
-                <w:szCs w:val="21"/>
-                <w:color w:val="000000"/>
-              </w:rPr>
-              <w:t xml:space="preserve"/>
+                <w:rFonts w:ascii="Arial" w:hAnsi="Arial" w:eastAsia="Arial" w:cs="Arial"/>
+                <w:i w:val="false"/>
+                <w:b w:val="false"/>
+                <w:u w:val="none"/>
+                <w:strike w:val="false"/>
+                <w:sz w:val="21"/>
+                <w:szCs w:val="21"/>
+                <w:color w:val="000000"/>
+              </w:rPr>
+              <w:t xml:space="preserve">Green  /  Amber  /  Red</w:t>
             </w:r>
           </w:p>
         </w:tc>
@@ -1209,7 +1606,6 @@
           </w:tcPr>
           <w:p>
             <w:pPr>
-              <w:pStyle w:val="Normal"/>
               <w:jc w:val="left"/>
               <w:pBdr>
                 <w:bottom w:val="none" w:sz="0" w:space="0" w:color="000000"/>
@@ -1219,13 +1615,78 @@
               </w:pBdr>
               <w:spacing w:after="80" w:before="80" w:line="240"/>
               <w:ind w:left="80" w:right="80" w:firstLine="0" w:firstLineChars="0"/>
+              <w:rPr>
+                <w:rFonts w:ascii="Arial" w:hAnsi="Arial" w:eastAsia="Arial" w:cs="Arial"/>
+                <w:i w:val="false"/>
+                <w:b w:val="false"/>
+                <w:u w:val="none"/>
+                <w:strike w:val="false"/>
+                <w:sz w:val="21"/>
+                <w:szCs w:val="21"/>
+                <w:color w:val="000000"/>
+              </w:rPr>
             </w:pPr>
             <w:r>
               <w:rPr>
-                <w:rFonts w:ascii="Arial" w:hAnsi="DejaVu Sans" w:eastAsia="DejaVu Sans" w:cs="DejaVu Sans"/>
-                <w:i w:val="false"/>
-                <w:b w:val="false"/>
-                <w:u w:val="none"/>
+                <w:rFonts w:ascii="Arial" w:hAnsi="Arial" w:eastAsia="Arial" w:cs="Arial"/>
+                <w:i w:val="false"/>
+                <w:b w:val="false"/>
+                <w:u w:val="none"/>
+                <w:strike w:val="false"/>
+                <w:sz w:val="21"/>
+                <w:szCs w:val="21"/>
+                <w:color w:val="000000"/>
+              </w:rPr>
+              <w:t xml:space="preserve"/>
+            </w:r>
+          </w:p>
+        </w:tc>
+        <w:tc>
+          <w:tcPr>
+            <w:tcBorders>
+              <w:bottom w:val="single" w:sz="6" w:space="0" w:color="9AA8B8"/>
+              <w:top w:val="single" w:sz="6" w:space="0" w:color="9AA8B8"/>
+              <w:left w:val="none" w:sz="0" w:space="0" w:color="000000"/>
+              <w:right w:val="none" w:sz="0" w:space="0" w:color="000000"/>
+            </w:tcBorders>
+            <w:shd w:val="clear" w:color="auto" w:fill="FFFFFF"/>
+            <w:tcMar>
+              <w:top w:w="0" w:type="dxa"/>
+              <w:bottom w:w="0" w:type="dxa"/>
+              <w:left w:w="0" w:type="dxa"/>
+              <w:right w:w="0" w:type="dxa"/>
+            </w:tcMar>
+            <w:vAlign w:val="center"/>
+          </w:tcPr>
+          <w:p>
+            <w:pPr>
+              <w:jc w:val="left"/>
+              <w:pBdr>
+                <w:bottom w:val="none" w:sz="0" w:space="0" w:color="000000"/>
+                <w:top w:val="none" w:sz="0" w:space="0" w:color="000000"/>
+                <w:left w:val="none" w:sz="0" w:space="0" w:color="000000"/>
+                <w:right w:val="none" w:sz="0" w:space="0" w:color="000000"/>
+              </w:pBdr>
+              <w:spacing w:after="80" w:before="80" w:line="240"/>
+              <w:ind w:left="80" w:right="80" w:firstLine="0" w:firstLineChars="0"/>
+              <w:rPr>
+                <w:rFonts w:ascii="Arial" w:hAnsi="Arial" w:eastAsia="Arial" w:cs="Arial"/>
+                <w:i w:val="false"/>
+                <w:b w:val="false"/>
+                <w:u w:val="none"/>
+                <w:strike w:val="false"/>
+                <w:sz w:val="21"/>
+                <w:szCs w:val="21"/>
+                <w:color w:val="000000"/>
+              </w:rPr>
+            </w:pPr>
+            <w:r>
+              <w:rPr>
+                <w:rFonts w:ascii="Arial" w:hAnsi="Arial" w:eastAsia="Arial" w:cs="Arial"/>
+                <w:i w:val="false"/>
+                <w:b w:val="false"/>
+                <w:u w:val="none"/>
+                <w:strike w:val="false"/>
                 <w:sz w:val="21"/>
                 <w:szCs w:val="21"/>
                 <w:color w:val="000000"/>
@@ -1259,7 +1720,6 @@
           </w:tcPr>
           <w:p>
             <w:pPr>
-              <w:pStyle w:val="Normal"/>
               <w:jc w:val="left"/>
               <w:pBdr>
                 <w:bottom w:val="none" w:sz="0" w:space="0" w:color="000000"/>
@@ -1269,13 +1729,24 @@
               </w:pBdr>
               <w:spacing w:after="80" w:before="80" w:line="240"/>
               <w:ind w:left="80" w:right="80" w:firstLine="0" w:firstLineChars="0"/>
+              <w:rPr>
+                <w:rFonts w:ascii="Arial" w:hAnsi="Arial" w:eastAsia="Arial" w:cs="Arial"/>
+                <w:i w:val="false"/>
+                <w:b w:val="false"/>
+                <w:u w:val="none"/>
+                <w:strike w:val="false"/>
+                <w:sz w:val="21"/>
+                <w:szCs w:val="21"/>
+                <w:color w:val="000000"/>
+              </w:rPr>
             </w:pPr>
             <w:r>
               <w:rPr>
-                <w:rFonts w:ascii="Arial" w:hAnsi="DejaVu Sans" w:eastAsia="DejaVu Sans" w:cs="DejaVu Sans"/>
-                <w:i w:val="false"/>
-                <w:b w:val="false"/>
-                <w:u w:val="none"/>
+                <w:rFonts w:ascii="Arial" w:hAnsi="Arial" w:eastAsia="Arial" w:cs="Arial"/>
+                <w:i w:val="false"/>
+                <w:b w:val="false"/>
+                <w:u w:val="none"/>
+                <w:strike w:val="false"/>
                 <w:sz w:val="21"/>
                 <w:szCs w:val="21"/>
                 <w:color w:val="000000"/>
@@ -1303,7 +1774,6 @@
           </w:tcPr>
           <w:p>
             <w:pPr>
-              <w:pStyle w:val="Normal"/>
               <w:jc w:val="left"/>
               <w:pBdr>
                 <w:bottom w:val="none" w:sz="0" w:space="0" w:color="000000"/>
@@ -1313,18 +1783,29 @@
               </w:pBdr>
               <w:spacing w:after="80" w:before="80" w:line="240"/>
               <w:ind w:left="80" w:right="80" w:firstLine="0" w:firstLineChars="0"/>
+              <w:rPr>
+                <w:rFonts w:ascii="Arial" w:hAnsi="Arial" w:eastAsia="Arial" w:cs="Arial"/>
+                <w:i w:val="false"/>
+                <w:b w:val="false"/>
+                <w:u w:val="none"/>
+                <w:strike w:val="false"/>
+                <w:sz w:val="21"/>
+                <w:szCs w:val="21"/>
+                <w:color w:val="000000"/>
+              </w:rPr>
             </w:pPr>
             <w:r>
               <w:rPr>
-                <w:rFonts w:ascii="Arial" w:hAnsi="DejaVu Sans" w:eastAsia="DejaVu Sans" w:cs="DejaVu Sans"/>
-                <w:i w:val="false"/>
-                <w:b w:val="false"/>
-                <w:u w:val="none"/>
-                <w:sz w:val="21"/>
-                <w:szCs w:val="21"/>
-                <w:color w:val="000000"/>
-              </w:rPr>
-              <w:t xml:space="preserve">Green  /  Amber  /  Red</w:t>
+                <w:rFonts w:ascii="Arial" w:hAnsi="Arial" w:eastAsia="Arial" w:cs="Arial"/>
+                <w:i w:val="false"/>
+                <w:b w:val="false"/>
+                <w:u w:val="none"/>
+                <w:strike w:val="false"/>
+                <w:sz w:val="21"/>
+                <w:szCs w:val="21"/>
+                <w:color w:val="000000"/>
+              </w:rPr>
+              <w:t xml:space="preserve">Methodology; Conclusions</w:t>
             </w:r>
           </w:p>
         </w:tc>
@@ -1347,7 +1828,6 @@
           </w:tcPr>
           <w:p>
             <w:pPr>
-              <w:pStyle w:val="Normal"/>
               <w:jc w:val="left"/>
               <w:pBdr>
                 <w:bottom w:val="none" w:sz="0" w:space="0" w:color="000000"/>
@@ -1357,18 +1837,29 @@
               </w:pBdr>
               <w:spacing w:after="80" w:before="80" w:line="240"/>
               <w:ind w:left="80" w:right="80" w:firstLine="0" w:firstLineChars="0"/>
+              <w:rPr>
+                <w:rFonts w:ascii="Arial" w:hAnsi="Arial" w:eastAsia="Arial" w:cs="Arial"/>
+                <w:i w:val="false"/>
+                <w:b w:val="false"/>
+                <w:u w:val="none"/>
+                <w:strike w:val="false"/>
+                <w:sz w:val="21"/>
+                <w:szCs w:val="21"/>
+                <w:color w:val="000000"/>
+              </w:rPr>
             </w:pPr>
             <w:r>
               <w:rPr>
-                <w:rFonts w:ascii="Arial" w:hAnsi="DejaVu Sans" w:eastAsia="DejaVu Sans" w:cs="DejaVu Sans"/>
-                <w:i w:val="false"/>
-                <w:b w:val="false"/>
-                <w:u w:val="none"/>
-                <w:sz w:val="21"/>
-                <w:szCs w:val="21"/>
-                <w:color w:val="000000"/>
-              </w:rPr>
-              <w:t xml:space="preserve"/>
+                <w:rFonts w:ascii="Arial" w:hAnsi="Arial" w:eastAsia="Arial" w:cs="Arial"/>
+                <w:i w:val="false"/>
+                <w:b w:val="false"/>
+                <w:u w:val="none"/>
+                <w:strike w:val="false"/>
+                <w:sz w:val="21"/>
+                <w:szCs w:val="21"/>
+                <w:color w:val="000000"/>
+              </w:rPr>
+              <w:t xml:space="preserve">Green  /  Amber  /  Red</w:t>
             </w:r>
           </w:p>
         </w:tc>
@@ -1391,7 +1882,6 @@
           </w:tcPr>
           <w:p>
             <w:pPr>
-              <w:pStyle w:val="Normal"/>
               <w:jc w:val="left"/>
               <w:pBdr>
                 <w:bottom w:val="none" w:sz="0" w:space="0" w:color="000000"/>
@@ -1401,13 +1891,78 @@
               </w:pBdr>
               <w:spacing w:after="80" w:before="80" w:line="240"/>
               <w:ind w:left="80" w:right="80" w:firstLine="0" w:firstLineChars="0"/>
+              <w:rPr>
+                <w:rFonts w:ascii="Arial" w:hAnsi="Arial" w:eastAsia="Arial" w:cs="Arial"/>
+                <w:i w:val="false"/>
+                <w:b w:val="false"/>
+                <w:u w:val="none"/>
+                <w:strike w:val="false"/>
+                <w:sz w:val="21"/>
+                <w:szCs w:val="21"/>
+                <w:color w:val="000000"/>
+              </w:rPr>
             </w:pPr>
             <w:r>
               <w:rPr>
-                <w:rFonts w:ascii="Arial" w:hAnsi="DejaVu Sans" w:eastAsia="DejaVu Sans" w:cs="DejaVu Sans"/>
-                <w:i w:val="false"/>
-                <w:b w:val="false"/>
-                <w:u w:val="none"/>
+                <w:rFonts w:ascii="Arial" w:hAnsi="Arial" w:eastAsia="Arial" w:cs="Arial"/>
+                <w:i w:val="false"/>
+                <w:b w:val="false"/>
+                <w:u w:val="none"/>
+                <w:strike w:val="false"/>
+                <w:sz w:val="21"/>
+                <w:szCs w:val="21"/>
+                <w:color w:val="000000"/>
+              </w:rPr>
+              <w:t xml:space="preserve"/>
+            </w:r>
+          </w:p>
+        </w:tc>
+        <w:tc>
+          <w:tcPr>
+            <w:tcBorders>
+              <w:bottom w:val="single" w:sz="6" w:space="0" w:color="9AA8B8"/>
+              <w:top w:val="single" w:sz="6" w:space="0" w:color="9AA8B8"/>
+              <w:left w:val="none" w:sz="0" w:space="0" w:color="000000"/>
+              <w:right w:val="none" w:sz="0" w:space="0" w:color="000000"/>
+            </w:tcBorders>
+            <w:shd w:val="clear" w:color="auto" w:fill="FFFFFF"/>
+            <w:tcMar>
+              <w:top w:w="0" w:type="dxa"/>
+              <w:bottom w:w="0" w:type="dxa"/>
+              <w:left w:w="0" w:type="dxa"/>
+              <w:right w:w="0" w:type="dxa"/>
+            </w:tcMar>
+            <w:vAlign w:val="center"/>
+          </w:tcPr>
+          <w:p>
+            <w:pPr>
+              <w:jc w:val="left"/>
+              <w:pBdr>
+                <w:bottom w:val="none" w:sz="0" w:space="0" w:color="000000"/>
+                <w:top w:val="none" w:sz="0" w:space="0" w:color="000000"/>
+                <w:left w:val="none" w:sz="0" w:space="0" w:color="000000"/>
+                <w:right w:val="none" w:sz="0" w:space="0" w:color="000000"/>
+              </w:pBdr>
+              <w:spacing w:after="80" w:before="80" w:line="240"/>
+              <w:ind w:left="80" w:right="80" w:firstLine="0" w:firstLineChars="0"/>
+              <w:rPr>
+                <w:rFonts w:ascii="Arial" w:hAnsi="Arial" w:eastAsia="Arial" w:cs="Arial"/>
+                <w:i w:val="false"/>
+                <w:b w:val="false"/>
+                <w:u w:val="none"/>
+                <w:strike w:val="false"/>
+                <w:sz w:val="21"/>
+                <w:szCs w:val="21"/>
+                <w:color w:val="000000"/>
+              </w:rPr>
+            </w:pPr>
+            <w:r>
+              <w:rPr>
+                <w:rFonts w:ascii="Arial" w:hAnsi="Arial" w:eastAsia="Arial" w:cs="Arial"/>
+                <w:i w:val="false"/>
+                <w:b w:val="false"/>
+                <w:u w:val="none"/>
+                <w:strike w:val="false"/>
                 <w:sz w:val="21"/>
                 <w:szCs w:val="21"/>
                 <w:color w:val="000000"/>
@@ -1441,7 +1996,6 @@
           </w:tcPr>
           <w:p>
             <w:pPr>
-              <w:pStyle w:val="Normal"/>
               <w:jc w:val="left"/>
               <w:pBdr>
                 <w:bottom w:val="none" w:sz="0" w:space="0" w:color="000000"/>
@@ -1451,13 +2005,24 @@
               </w:pBdr>
               <w:spacing w:after="80" w:before="80" w:line="240"/>
               <w:ind w:left="80" w:right="80" w:firstLine="0" w:firstLineChars="0"/>
+              <w:rPr>
+                <w:rFonts w:ascii="Arial" w:hAnsi="Arial" w:eastAsia="Arial" w:cs="Arial"/>
+                <w:i w:val="false"/>
+                <w:b w:val="false"/>
+                <w:u w:val="none"/>
+                <w:strike w:val="false"/>
+                <w:sz w:val="21"/>
+                <w:szCs w:val="21"/>
+                <w:color w:val="000000"/>
+              </w:rPr>
             </w:pPr>
             <w:r>
               <w:rPr>
-                <w:rFonts w:ascii="Arial" w:hAnsi="DejaVu Sans" w:eastAsia="DejaVu Sans" w:cs="DejaVu Sans"/>
-                <w:i w:val="false"/>
-                <w:b w:val="false"/>
-                <w:u w:val="none"/>
+                <w:rFonts w:ascii="Arial" w:hAnsi="Arial" w:eastAsia="Arial" w:cs="Arial"/>
+                <w:i w:val="false"/>
+                <w:b w:val="false"/>
+                <w:u w:val="none"/>
+                <w:strike w:val="false"/>
                 <w:sz w:val="21"/>
                 <w:szCs w:val="21"/>
                 <w:color w:val="000000"/>
@@ -1485,7 +2050,6 @@
           </w:tcPr>
           <w:p>
             <w:pPr>
-              <w:pStyle w:val="Normal"/>
               <w:jc w:val="left"/>
               <w:pBdr>
                 <w:bottom w:val="none" w:sz="0" w:space="0" w:color="000000"/>
@@ -1495,18 +2059,29 @@
               </w:pBdr>
               <w:spacing w:after="80" w:before="80" w:line="240"/>
               <w:ind w:left="80" w:right="80" w:firstLine="0" w:firstLineChars="0"/>
+              <w:rPr>
+                <w:rFonts w:ascii="Arial" w:hAnsi="Arial" w:eastAsia="Arial" w:cs="Arial"/>
+                <w:i w:val="false"/>
+                <w:b w:val="false"/>
+                <w:u w:val="none"/>
+                <w:strike w:val="false"/>
+                <w:sz w:val="21"/>
+                <w:szCs w:val="21"/>
+                <w:color w:val="000000"/>
+              </w:rPr>
             </w:pPr>
             <w:r>
               <w:rPr>
-                <w:rFonts w:ascii="Arial" w:hAnsi="DejaVu Sans" w:eastAsia="DejaVu Sans" w:cs="DejaVu Sans"/>
-                <w:i w:val="false"/>
-                <w:b w:val="false"/>
-                <w:u w:val="none"/>
-                <w:sz w:val="21"/>
-                <w:szCs w:val="21"/>
-                <w:color w:val="000000"/>
-              </w:rPr>
-              <w:t xml:space="preserve">Green  /  Amber  /  Red</w:t>
+                <w:rFonts w:ascii="Arial" w:hAnsi="Arial" w:eastAsia="Arial" w:cs="Arial"/>
+                <w:i w:val="false"/>
+                <w:b w:val="false"/>
+                <w:u w:val="none"/>
+                <w:strike w:val="false"/>
+                <w:sz w:val="21"/>
+                <w:szCs w:val="21"/>
+                <w:color w:val="000000"/>
+              </w:rPr>
+              <w:t xml:space="preserve">Assumptions; Data quality</w:t>
             </w:r>
           </w:p>
         </w:tc>
@@ -1529,7 +2104,6 @@
           </w:tcPr>
           <w:p>
             <w:pPr>
-              <w:pStyle w:val="Normal"/>
               <w:jc w:val="left"/>
               <w:pBdr>
                 <w:bottom w:val="none" w:sz="0" w:space="0" w:color="000000"/>
@@ -1539,18 +2113,29 @@
               </w:pBdr>
               <w:spacing w:after="80" w:before="80" w:line="240"/>
               <w:ind w:left="80" w:right="80" w:firstLine="0" w:firstLineChars="0"/>
+              <w:rPr>
+                <w:rFonts w:ascii="Arial" w:hAnsi="Arial" w:eastAsia="Arial" w:cs="Arial"/>
+                <w:i w:val="false"/>
+                <w:b w:val="false"/>
+                <w:u w:val="none"/>
+                <w:strike w:val="false"/>
+                <w:sz w:val="21"/>
+                <w:szCs w:val="21"/>
+                <w:color w:val="000000"/>
+              </w:rPr>
             </w:pPr>
             <w:r>
               <w:rPr>
-                <w:rFonts w:ascii="Arial" w:hAnsi="DejaVu Sans" w:eastAsia="DejaVu Sans" w:cs="DejaVu Sans"/>
-                <w:i w:val="false"/>
-                <w:b w:val="false"/>
-                <w:u w:val="none"/>
-                <w:sz w:val="21"/>
-                <w:szCs w:val="21"/>
-                <w:color w:val="000000"/>
-              </w:rPr>
-              <w:t xml:space="preserve"/>
+                <w:rFonts w:ascii="Arial" w:hAnsi="Arial" w:eastAsia="Arial" w:cs="Arial"/>
+                <w:i w:val="false"/>
+                <w:b w:val="false"/>
+                <w:u w:val="none"/>
+                <w:strike w:val="false"/>
+                <w:sz w:val="21"/>
+                <w:szCs w:val="21"/>
+                <w:color w:val="000000"/>
+              </w:rPr>
+              <w:t xml:space="preserve">Green  /  Amber  /  Red</w:t>
             </w:r>
           </w:p>
         </w:tc>
@@ -1573,7 +2158,6 @@
           </w:tcPr>
           <w:p>
             <w:pPr>
-              <w:pStyle w:val="Normal"/>
               <w:jc w:val="left"/>
               <w:pBdr>
                 <w:bottom w:val="none" w:sz="0" w:space="0" w:color="000000"/>
@@ -1583,13 +2167,78 @@
               </w:pBdr>
               <w:spacing w:after="80" w:before="80" w:line="240"/>
               <w:ind w:left="80" w:right="80" w:firstLine="0" w:firstLineChars="0"/>
+              <w:rPr>
+                <w:rFonts w:ascii="Arial" w:hAnsi="Arial" w:eastAsia="Arial" w:cs="Arial"/>
+                <w:i w:val="false"/>
+                <w:b w:val="false"/>
+                <w:u w:val="none"/>
+                <w:strike w:val="false"/>
+                <w:sz w:val="21"/>
+                <w:szCs w:val="21"/>
+                <w:color w:val="000000"/>
+              </w:rPr>
             </w:pPr>
             <w:r>
               <w:rPr>
-                <w:rFonts w:ascii="Arial" w:hAnsi="DejaVu Sans" w:eastAsia="DejaVu Sans" w:cs="DejaVu Sans"/>
-                <w:i w:val="false"/>
-                <w:b w:val="false"/>
-                <w:u w:val="none"/>
+                <w:rFonts w:ascii="Arial" w:hAnsi="Arial" w:eastAsia="Arial" w:cs="Arial"/>
+                <w:i w:val="false"/>
+                <w:b w:val="false"/>
+                <w:u w:val="none"/>
+                <w:strike w:val="false"/>
+                <w:sz w:val="21"/>
+                <w:szCs w:val="21"/>
+                <w:color w:val="000000"/>
+              </w:rPr>
+              <w:t xml:space="preserve"/>
+            </w:r>
+          </w:p>
+        </w:tc>
+        <w:tc>
+          <w:tcPr>
+            <w:tcBorders>
+              <w:bottom w:val="single" w:sz="6" w:space="0" w:color="9AA8B8"/>
+              <w:top w:val="single" w:sz="6" w:space="0" w:color="9AA8B8"/>
+              <w:left w:val="none" w:sz="0" w:space="0" w:color="000000"/>
+              <w:right w:val="none" w:sz="0" w:space="0" w:color="000000"/>
+            </w:tcBorders>
+            <w:shd w:val="clear" w:color="auto" w:fill="FFFFFF"/>
+            <w:tcMar>
+              <w:top w:w="0" w:type="dxa"/>
+              <w:bottom w:w="0" w:type="dxa"/>
+              <w:left w:w="0" w:type="dxa"/>
+              <w:right w:w="0" w:type="dxa"/>
+            </w:tcMar>
+            <w:vAlign w:val="center"/>
+          </w:tcPr>
+          <w:p>
+            <w:pPr>
+              <w:jc w:val="left"/>
+              <w:pBdr>
+                <w:bottom w:val="none" w:sz="0" w:space="0" w:color="000000"/>
+                <w:top w:val="none" w:sz="0" w:space="0" w:color="000000"/>
+                <w:left w:val="none" w:sz="0" w:space="0" w:color="000000"/>
+                <w:right w:val="none" w:sz="0" w:space="0" w:color="000000"/>
+              </w:pBdr>
+              <w:spacing w:after="80" w:before="80" w:line="240"/>
+              <w:ind w:left="80" w:right="80" w:firstLine="0" w:firstLineChars="0"/>
+              <w:rPr>
+                <w:rFonts w:ascii="Arial" w:hAnsi="Arial" w:eastAsia="Arial" w:cs="Arial"/>
+                <w:i w:val="false"/>
+                <w:b w:val="false"/>
+                <w:u w:val="none"/>
+                <w:strike w:val="false"/>
+                <w:sz w:val="21"/>
+                <w:szCs w:val="21"/>
+                <w:color w:val="000000"/>
+              </w:rPr>
+            </w:pPr>
+            <w:r>
+              <w:rPr>
+                <w:rFonts w:ascii="Arial" w:hAnsi="Arial" w:eastAsia="Arial" w:cs="Arial"/>
+                <w:i w:val="false"/>
+                <w:b w:val="false"/>
+                <w:u w:val="none"/>
+                <w:strike w:val="false"/>
                 <w:sz w:val="21"/>
                 <w:szCs w:val="21"/>
                 <w:color w:val="000000"/>
@@ -1623,7 +2272,6 @@
           </w:tcPr>
           <w:p>
             <w:pPr>
-              <w:pStyle w:val="Normal"/>
               <w:jc w:val="left"/>
               <w:pBdr>
                 <w:bottom w:val="none" w:sz="0" w:space="0" w:color="000000"/>
@@ -1633,13 +2281,24 @@
               </w:pBdr>
               <w:spacing w:after="80" w:before="80" w:line="240"/>
               <w:ind w:left="80" w:right="80" w:firstLine="0" w:firstLineChars="0"/>
+              <w:rPr>
+                <w:rFonts w:ascii="Arial" w:hAnsi="Arial" w:eastAsia="Arial" w:cs="Arial"/>
+                <w:i w:val="false"/>
+                <w:b w:val="false"/>
+                <w:u w:val="none"/>
+                <w:strike w:val="false"/>
+                <w:sz w:val="21"/>
+                <w:szCs w:val="21"/>
+                <w:color w:val="000000"/>
+              </w:rPr>
             </w:pPr>
             <w:r>
               <w:rPr>
-                <w:rFonts w:ascii="Arial" w:hAnsi="DejaVu Sans" w:eastAsia="DejaVu Sans" w:cs="DejaVu Sans"/>
-                <w:i w:val="false"/>
-                <w:b w:val="false"/>
-                <w:u w:val="none"/>
+                <w:rFonts w:ascii="Arial" w:hAnsi="Arial" w:eastAsia="Arial" w:cs="Arial"/>
+                <w:i w:val="false"/>
+                <w:b w:val="false"/>
+                <w:u w:val="none"/>
+                <w:strike w:val="false"/>
                 <w:sz w:val="21"/>
                 <w:szCs w:val="21"/>
                 <w:color w:val="000000"/>
@@ -1667,7 +2326,6 @@
           </w:tcPr>
           <w:p>
             <w:pPr>
-              <w:pStyle w:val="Normal"/>
               <w:jc w:val="left"/>
               <w:pBdr>
                 <w:bottom w:val="none" w:sz="0" w:space="0" w:color="000000"/>
@@ -1677,18 +2335,29 @@
               </w:pBdr>
               <w:spacing w:after="80" w:before="80" w:line="240"/>
               <w:ind w:left="80" w:right="80" w:firstLine="0" w:firstLineChars="0"/>
+              <w:rPr>
+                <w:rFonts w:ascii="Arial" w:hAnsi="Arial" w:eastAsia="Arial" w:cs="Arial"/>
+                <w:i w:val="false"/>
+                <w:b w:val="false"/>
+                <w:u w:val="none"/>
+                <w:strike w:val="false"/>
+                <w:sz w:val="21"/>
+                <w:szCs w:val="21"/>
+                <w:color w:val="000000"/>
+              </w:rPr>
             </w:pPr>
             <w:r>
               <w:rPr>
-                <w:rFonts w:ascii="Arial" w:hAnsi="DejaVu Sans" w:eastAsia="DejaVu Sans" w:cs="DejaVu Sans"/>
-                <w:i w:val="false"/>
-                <w:b w:val="false"/>
-                <w:u w:val="none"/>
-                <w:sz w:val="21"/>
-                <w:szCs w:val="21"/>
-                <w:color w:val="000000"/>
-              </w:rPr>
-              <w:t xml:space="preserve">Green  /  Amber  /  Red</w:t>
+                <w:rFonts w:ascii="Arial" w:hAnsi="Arial" w:eastAsia="Arial" w:cs="Arial"/>
+                <w:i w:val="false"/>
+                <w:b w:val="false"/>
+                <w:u w:val="none"/>
+                <w:strike w:val="false"/>
+                <w:sz w:val="21"/>
+                <w:szCs w:val="21"/>
+                <w:color w:val="000000"/>
+              </w:rPr>
+              <w:t xml:space="preserve">Conclusions</w:t>
             </w:r>
           </w:p>
         </w:tc>
@@ -1711,7 +2380,6 @@
           </w:tcPr>
           <w:p>
             <w:pPr>
-              <w:pStyle w:val="Normal"/>
               <w:jc w:val="left"/>
               <w:pBdr>
                 <w:bottom w:val="none" w:sz="0" w:space="0" w:color="000000"/>
@@ -1721,18 +2389,29 @@
               </w:pBdr>
               <w:spacing w:after="80" w:before="80" w:line="240"/>
               <w:ind w:left="80" w:right="80" w:firstLine="0" w:firstLineChars="0"/>
+              <w:rPr>
+                <w:rFonts w:ascii="Arial" w:hAnsi="Arial" w:eastAsia="Arial" w:cs="Arial"/>
+                <w:i w:val="false"/>
+                <w:b w:val="false"/>
+                <w:u w:val="none"/>
+                <w:strike w:val="false"/>
+                <w:sz w:val="21"/>
+                <w:szCs w:val="21"/>
+                <w:color w:val="000000"/>
+              </w:rPr>
             </w:pPr>
             <w:r>
               <w:rPr>
-                <w:rFonts w:ascii="Arial" w:hAnsi="DejaVu Sans" w:eastAsia="DejaVu Sans" w:cs="DejaVu Sans"/>
-                <w:i w:val="false"/>
-                <w:b w:val="false"/>
-                <w:u w:val="none"/>
-                <w:sz w:val="21"/>
-                <w:szCs w:val="21"/>
-                <w:color w:val="000000"/>
-              </w:rPr>
-              <w:t xml:space="preserve"/>
+                <w:rFonts w:ascii="Arial" w:hAnsi="Arial" w:eastAsia="Arial" w:cs="Arial"/>
+                <w:i w:val="false"/>
+                <w:b w:val="false"/>
+                <w:u w:val="none"/>
+                <w:strike w:val="false"/>
+                <w:sz w:val="21"/>
+                <w:szCs w:val="21"/>
+                <w:color w:val="000000"/>
+              </w:rPr>
+              <w:t xml:space="preserve">Green  /  Amber  /  Red</w:t>
             </w:r>
           </w:p>
         </w:tc>
@@ -1755,7 +2434,6 @@
           </w:tcPr>
           <w:p>
             <w:pPr>
-              <w:pStyle w:val="Normal"/>
               <w:jc w:val="left"/>
               <w:pBdr>
                 <w:bottom w:val="none" w:sz="0" w:space="0" w:color="000000"/>
@@ -1765,13 +2443,78 @@
               </w:pBdr>
               <w:spacing w:after="80" w:before="80" w:line="240"/>
               <w:ind w:left="80" w:right="80" w:firstLine="0" w:firstLineChars="0"/>
+              <w:rPr>
+                <w:rFonts w:ascii="Arial" w:hAnsi="Arial" w:eastAsia="Arial" w:cs="Arial"/>
+                <w:i w:val="false"/>
+                <w:b w:val="false"/>
+                <w:u w:val="none"/>
+                <w:strike w:val="false"/>
+                <w:sz w:val="21"/>
+                <w:szCs w:val="21"/>
+                <w:color w:val="000000"/>
+              </w:rPr>
             </w:pPr>
             <w:r>
               <w:rPr>
-                <w:rFonts w:ascii="Arial" w:hAnsi="DejaVu Sans" w:eastAsia="DejaVu Sans" w:cs="DejaVu Sans"/>
-                <w:i w:val="false"/>
-                <w:b w:val="false"/>
-                <w:u w:val="none"/>
+                <w:rFonts w:ascii="Arial" w:hAnsi="Arial" w:eastAsia="Arial" w:cs="Arial"/>
+                <w:i w:val="false"/>
+                <w:b w:val="false"/>
+                <w:u w:val="none"/>
+                <w:strike w:val="false"/>
+                <w:sz w:val="21"/>
+                <w:szCs w:val="21"/>
+                <w:color w:val="000000"/>
+              </w:rPr>
+              <w:t xml:space="preserve"/>
+            </w:r>
+          </w:p>
+        </w:tc>
+        <w:tc>
+          <w:tcPr>
+            <w:tcBorders>
+              <w:bottom w:val="single" w:sz="6" w:space="0" w:color="9AA8B8"/>
+              <w:top w:val="single" w:sz="6" w:space="0" w:color="9AA8B8"/>
+              <w:left w:val="none" w:sz="0" w:space="0" w:color="000000"/>
+              <w:right w:val="none" w:sz="0" w:space="0" w:color="000000"/>
+            </w:tcBorders>
+            <w:shd w:val="clear" w:color="auto" w:fill="FFFFFF"/>
+            <w:tcMar>
+              <w:top w:w="0" w:type="dxa"/>
+              <w:bottom w:w="0" w:type="dxa"/>
+              <w:left w:w="0" w:type="dxa"/>
+              <w:right w:w="0" w:type="dxa"/>
+            </w:tcMar>
+            <w:vAlign w:val="center"/>
+          </w:tcPr>
+          <w:p>
+            <w:pPr>
+              <w:jc w:val="left"/>
+              <w:pBdr>
+                <w:bottom w:val="none" w:sz="0" w:space="0" w:color="000000"/>
+                <w:top w:val="none" w:sz="0" w:space="0" w:color="000000"/>
+                <w:left w:val="none" w:sz="0" w:space="0" w:color="000000"/>
+                <w:right w:val="none" w:sz="0" w:space="0" w:color="000000"/>
+              </w:pBdr>
+              <w:spacing w:after="80" w:before="80" w:line="240"/>
+              <w:ind w:left="80" w:right="80" w:firstLine="0" w:firstLineChars="0"/>
+              <w:rPr>
+                <w:rFonts w:ascii="Arial" w:hAnsi="Arial" w:eastAsia="Arial" w:cs="Arial"/>
+                <w:i w:val="false"/>
+                <w:b w:val="false"/>
+                <w:u w:val="none"/>
+                <w:strike w:val="false"/>
+                <w:sz w:val="21"/>
+                <w:szCs w:val="21"/>
+                <w:color w:val="000000"/>
+              </w:rPr>
+            </w:pPr>
+            <w:r>
+              <w:rPr>
+                <w:rFonts w:ascii="Arial" w:hAnsi="Arial" w:eastAsia="Arial" w:cs="Arial"/>
+                <w:i w:val="false"/>
+                <w:b w:val="false"/>
+                <w:u w:val="none"/>
+                <w:strike w:val="false"/>
                 <w:sz w:val="21"/>
                 <w:szCs w:val="21"/>
                 <w:color w:val="000000"/>
@@ -1807,6 +2550,7 @@
           <w:i w:val="false"/>
           <w:b w:val="false"/>
           <w:u w:val="none"/>
+          <w:strike w:val="false"/>
           <w:sz w:val="18"/>
           <w:szCs w:val="18"/>
           <w:color w:val="545860"/>
@@ -1833,6 +2577,7 @@
           <w:i w:val="false"/>
           <w:b w:val="true"/>
           <w:u w:val="none"/>
+          <w:strike w:val="false"/>
           <w:sz w:val="36"/>
           <w:szCs w:val="36"/>
           <w:color w:val="063360"/>
@@ -1859,6 +2604,7 @@
           <w:i w:val="false"/>
           <w:b w:val="false"/>
           <w:u w:val="none"/>
+          <w:strike w:val="false"/>
           <w:sz w:val="22"/>
           <w:szCs w:val="22"/>
           <w:color w:val="000000"/>
@@ -1885,6 +2631,7 @@
           <w:i w:val="false"/>
           <w:b w:val="false"/>
           <w:u w:val="none"/>
+          <w:strike w:val="false"/>
           <w:sz w:val="22"/>
           <w:szCs w:val="22"/>
           <w:color w:val="000000"/>
@@ -1911,6 +2658,7 @@
           <w:i w:val="false"/>
           <w:b w:val="false"/>
           <w:u w:val="none"/>
+          <w:strike w:val="false"/>
           <w:sz w:val="22"/>
           <w:szCs w:val="22"/>
           <w:color w:val="000000"/>
@@ -1937,6 +2685,7 @@
           <w:i w:val="false"/>
           <w:b w:val="false"/>
           <w:u w:val="none"/>
+          <w:strike w:val="false"/>
           <w:sz w:val="22"/>
           <w:szCs w:val="22"/>
           <w:color w:val="000000"/>
@@ -1963,6 +2712,7 @@
           <w:i w:val="false"/>
           <w:b w:val="false"/>
           <w:u w:val="none"/>
+          <w:strike w:val="false"/>
           <w:sz w:val="22"/>
           <w:szCs w:val="22"/>
           <w:color w:val="B5BEC9"/>
@@ -1989,6 +2739,7 @@
           <w:i w:val="false"/>
           <w:b w:val="false"/>
           <w:u w:val="none"/>
+          <w:strike w:val="false"/>
           <w:sz w:val="22"/>
           <w:szCs w:val="22"/>
           <w:color w:val="B5BEC9"/>
@@ -2015,6 +2766,7 @@
           <w:i w:val="false"/>
           <w:b w:val="false"/>
           <w:u w:val="none"/>
+          <w:strike w:val="false"/>
           <w:sz w:val="22"/>
           <w:szCs w:val="22"/>
           <w:color w:val="000000"/>
@@ -2041,6 +2793,7 @@
           <w:i w:val="false"/>
           <w:b w:val="false"/>
           <w:u w:val="none"/>
+          <w:strike w:val="false"/>
           <w:sz w:val="22"/>
           <w:szCs w:val="22"/>
           <w:color w:val="B5BEC9"/>
@@ -2067,6 +2820,7 @@
           <w:i w:val="false"/>
           <w:b w:val="false"/>
           <w:u w:val="none"/>
+          <w:strike w:val="false"/>
           <w:sz w:val="22"/>
           <w:szCs w:val="22"/>
           <w:color w:val="B5BEC9"/>
@@ -2093,6 +2847,7 @@
           <w:i w:val="false"/>
           <w:b w:val="false"/>
           <w:u w:val="none"/>
+          <w:strike w:val="false"/>
           <w:sz w:val="22"/>
           <w:szCs w:val="22"/>
           <w:color w:val="000000"/>
@@ -2119,6 +2874,7 @@
           <w:i w:val="false"/>
           <w:b w:val="false"/>
           <w:u w:val="none"/>
+          <w:strike w:val="false"/>
           <w:sz w:val="22"/>
           <w:szCs w:val="22"/>
           <w:color w:val="B5BEC9"/>
@@ -2145,6 +2901,7 @@
           <w:i w:val="false"/>
           <w:b w:val="false"/>
           <w:u w:val="none"/>
+          <w:strike w:val="false"/>
           <w:sz w:val="22"/>
           <w:szCs w:val="22"/>
           <w:color w:val="B5BEC9"/>
@@ -2171,6 +2928,7 @@
           <w:i w:val="false"/>
           <w:b w:val="false"/>
           <w:u w:val="none"/>
+          <w:strike w:val="false"/>
           <w:sz w:val="22"/>
           <w:szCs w:val="22"/>
           <w:color w:val="B5BEC9"/>
@@ -2203,6 +2961,7 @@
           <w:i w:val="false"/>
           <w:b w:val="false"/>
           <w:u w:val="none"/>
+          <w:strike w:val="false"/>
           <w:sz w:val="18"/>
           <w:szCs w:val="18"/>
           <w:color w:val="545860"/>
@@ -2229,6 +2988,7 @@
           <w:i w:val="false"/>
           <w:b w:val="true"/>
           <w:u w:val="none"/>
+          <w:strike w:val="false"/>
           <w:sz w:val="36"/>
           <w:szCs w:val="36"/>
           <w:color w:val="063360"/>
@@ -2252,14 +3012,15 @@
       <w:r>
         <w:rPr>
           <w:rFonts w:ascii="Arial" w:hAnsi="Arial" w:eastAsia="Arial" w:cs="Arial"/>
-          <w:i w:val="false"/>
-          <w:b w:val="true"/>
+          <w:i w:val="true"/>
+          <w:b w:val="false"/>
           <w:u w:val="none"/>
-          <w:sz w:val="22"/>
-          <w:szCs w:val="22"/>
-          <w:color w:val="000000"/>
+          <w:strike w:val="false"/>
+          <w:sz w:val="18"/>
+          <w:szCs w:val="18"/>
+          <w:color w:val="545860"/>
         </w:rPr>
-        <w:t xml:space="preserve">The prompt, with the report pasted in:</w:t>
+        <w:t xml:space="preserve">The report is on the course website: download Oct15_session1_report.docx from the landing page.</w:t>
       </w:r>
     </w:p>
     <w:p>
@@ -2278,9 +3039,37 @@
       <w:r>
         <w:rPr>
           <w:rFonts w:ascii="Arial" w:hAnsi="Arial" w:eastAsia="Arial" w:cs="Arial"/>
+          <w:i w:val="false"/>
+          <w:b w:val="true"/>
+          <w:u w:val="none"/>
+          <w:strike w:val="false"/>
+          <w:sz w:val="22"/>
+          <w:szCs w:val="22"/>
+          <w:color w:val="000000"/>
+        </w:rPr>
+        <w:t xml:space="preserve">The prompt, with the report pasted in:</w:t>
+      </w:r>
+    </w:p>
+    <w:p>
+      <w:pPr>
+        <w:pStyle w:val="Normal"/>
+        <w:jc w:val="left"/>
+        <w:pBdr>
+          <w:bottom w:val="none" w:sz="0" w:space="0" w:color="000000"/>
+          <w:top w:val="none" w:sz="0" w:space="0" w:color="000000"/>
+          <w:left w:val="none" w:sz="0" w:space="0" w:color="000000"/>
+          <w:right w:val="none" w:sz="0" w:space="0" w:color="000000"/>
+        </w:pBdr>
+        <w:spacing w:after="80" w:before="0" w:line="240"/>
+        <w:ind w:left="0" w:right="0" w:firstLine="0" w:firstLineChars="0"/>
+      </w:pPr>
+      <w:r>
+        <w:rPr>
+          <w:rFonts w:ascii="Arial" w:hAnsi="Arial" w:eastAsia="Arial" w:cs="Arial"/>
           <w:i w:val="true"/>
           <w:b w:val="false"/>
           <w:u w:val="none"/>
+          <w:strike w:val="false"/>
           <w:sz w:val="22"/>
           <w:szCs w:val="22"/>
           <w:color w:val="000000"/>
@@ -2307,6 +3096,7 @@
           <w:i w:val="false"/>
           <w:b w:val="true"/>
           <w:u w:val="none"/>
+          <w:strike w:val="false"/>
           <w:sz w:val="26"/>
           <w:szCs w:val="26"/>
           <w:color w:val="215A9E"/>
@@ -2333,6 +3123,7 @@
           <w:i w:val="false"/>
           <w:b w:val="false"/>
           <w:u w:val="none"/>
+          <w:strike w:val="false"/>
           <w:sz w:val="22"/>
           <w:szCs w:val="22"/>
           <w:color w:val="000000"/>
@@ -2359,6 +3150,7 @@
           <w:i w:val="false"/>
           <w:b w:val="false"/>
           <w:u w:val="none"/>
+          <w:strike w:val="false"/>
           <w:sz w:val="22"/>
           <w:szCs w:val="22"/>
           <w:color w:val="000000"/>
@@ -2385,6 +3177,7 @@
           <w:i w:val="false"/>
           <w:b w:val="false"/>
           <w:u w:val="none"/>
+          <w:strike w:val="false"/>
           <w:sz w:val="22"/>
           <w:szCs w:val="22"/>
           <w:color w:val="000000"/>
@@ -2411,11 +3204,12 @@
           <w:i w:val="false"/>
           <w:b w:val="false"/>
           <w:u w:val="none"/>
+          <w:strike w:val="false"/>
           <w:sz w:val="22"/>
           <w:szCs w:val="22"/>
           <w:color w:val="000000"/>
         </w:rPr>
-        <w:t xml:space="preserve">Transparency. The report discloses a change in the survey instrument between rounds and notes that 12 per cent of businesses were lost to follow-up. This level of disclosure suggests a careful and honest evaluation team.</w:t>
+        <w:t xml:space="preserve">Transparency. The report discloses a change in the survey instrument between rounds and notes the gaps in the recycling compliance data. This level of disclosure suggests a careful and honest evaluation team.</w:t>
       </w:r>
     </w:p>
     <w:p>
@@ -2437,6 +3231,7 @@
           <w:i w:val="false"/>
           <w:b w:val="false"/>
           <w:u w:val="none"/>
+          <w:strike w:val="false"/>
           <w:sz w:val="22"/>
           <w:szCs w:val="22"/>
           <w:color w:val="000000"/>
@@ -2463,6 +3258,7 @@
           <w:i w:val="false"/>
           <w:b w:val="false"/>
           <w:u w:val="none"/>
+          <w:strike w:val="false"/>
           <w:sz w:val="22"/>
           <w:szCs w:val="22"/>
           <w:color w:val="000000"/>
@@ -2489,6 +3285,7 @@
           <w:i w:val="false"/>
           <w:b w:val="true"/>
           <w:u w:val="none"/>
+          <w:strike w:val="false"/>
           <w:sz w:val="22"/>
           <w:szCs w:val="22"/>
           <w:color w:val="000000"/>
@@ -2515,6 +3312,7 @@
           <w:i w:val="false"/>
           <w:b w:val="false"/>
           <w:u w:val="none"/>
+          <w:strike w:val="false"/>
           <w:sz w:val="22"/>
           <w:szCs w:val="22"/>
           <w:color w:val="B5BEC9"/>
@@ -2541,6 +3339,7 @@
           <w:i w:val="false"/>
           <w:b w:val="false"/>
           <w:u w:val="none"/>
+          <w:strike w:val="false"/>
           <w:sz w:val="22"/>
           <w:szCs w:val="22"/>
           <w:color w:val="B5BEC9"/>
@@ -2567,6 +3366,7 @@
           <w:i w:val="false"/>
           <w:b w:val="false"/>
           <w:u w:val="none"/>
+          <w:strike w:val="false"/>
           <w:sz w:val="22"/>
           <w:szCs w:val="22"/>
           <w:color w:val="B5BEC9"/>
@@ -2593,6 +3393,7 @@
           <w:i w:val="false"/>
           <w:b w:val="true"/>
           <w:u w:val="none"/>
+          <w:strike w:val="false"/>
           <w:sz w:val="26"/>
           <w:szCs w:val="26"/>
           <w:color w:val="215A9E"/>
@@ -2619,6 +3420,7 @@
           <w:i w:val="true"/>
           <w:b w:val="false"/>
           <w:u w:val="none"/>
+          <w:strike w:val="false"/>
           <w:sz w:val="22"/>
           <w:szCs w:val="22"/>
           <w:color w:val="000000"/>
@@ -2645,6 +3447,7 @@
           <w:i w:val="false"/>
           <w:b w:val="false"/>
           <w:u w:val="none"/>
+          <w:strike w:val="false"/>
           <w:sz w:val="22"/>
           <w:szCs w:val="22"/>
           <w:color w:val="000000"/>
@@ -2677,6 +3480,7 @@
           <w:i w:val="false"/>
           <w:b w:val="false"/>
           <w:u w:val="none"/>
+          <w:strike w:val="false"/>
           <w:sz w:val="18"/>
           <w:szCs w:val="18"/>
           <w:color w:val="545860"/>
@@ -2703,6 +3507,7 @@
           <w:i w:val="false"/>
           <w:b w:val="true"/>
           <w:u w:val="none"/>
+          <w:strike w:val="false"/>
           <w:sz w:val="36"/>
           <w:szCs w:val="36"/>
           <w:color w:val="063360"/>
@@ -2744,7 +3549,6 @@
           </w:tcPr>
           <w:p>
             <w:pPr>
-              <w:pStyle w:val="Normal"/>
               <w:jc w:val="left"/>
               <w:pBdr>
                 <w:bottom w:val="none" w:sz="0" w:space="0" w:color="000000"/>
@@ -2754,6 +3558,16 @@
               </w:pBdr>
               <w:spacing w:after="200" w:before="200" w:line="240"/>
               <w:ind w:left="200" w:right="200" w:firstLine="0" w:firstLineChars="0"/>
+              <w:rPr>
+                <w:rFonts w:ascii="Arial" w:hAnsi="Arial" w:eastAsia="Arial" w:cs="Arial"/>
+                <w:i w:val="false"/>
+                <w:b w:val="false"/>
+                <w:u w:val="none"/>
+                <w:strike w:val="false"/>
+                <w:sz w:val="21"/>
+                <w:szCs w:val="21"/>
+                <w:color w:val="000000"/>
+              </w:rPr>
             </w:pPr>
             <w:r>
               <w:rPr>
@@ -2761,6 +3575,7 @@
                 <w:i w:val="false"/>
                 <w:b w:val="true"/>
                 <w:u w:val="none"/>
+                <w:strike w:val="false"/>
                 <w:sz w:val="22"/>
                 <w:szCs w:val="22"/>
                 <w:color w:val="063360"/>
@@ -2773,6 +3588,7 @@
                 <w:i w:val="false"/>
                 <w:b w:val="false"/>
                 <w:u w:val="none"/>
+                <w:strike w:val="false"/>
                 <w:sz w:val="21"/>
                 <w:szCs w:val="21"/>
                 <w:color w:val="000000"/>
@@ -2785,6 +3601,7 @@
                 <w:i w:val="false"/>
                 <w:b w:val="false"/>
                 <w:u w:val="none"/>
+                <w:strike w:val="false"/>
                 <w:sz w:val="21"/>
                 <w:szCs w:val="21"/>
                 <w:color w:val="000000"/>
@@ -2797,6 +3614,7 @@
                 <w:i w:val="false"/>
                 <w:b w:val="false"/>
                 <w:u w:val="none"/>
+                <w:strike w:val="false"/>
                 <w:sz w:val="21"/>
                 <w:szCs w:val="21"/>
                 <w:color w:val="000000"/>
@@ -2809,18 +3627,20 @@
                 <w:i w:val="false"/>
                 <w:b w:val="false"/>
                 <w:u w:val="none"/>
-                <w:sz w:val="21"/>
-                <w:szCs w:val="21"/>
-                <w:color w:val="000000"/>
-              </w:rPr>
-              <w:t xml:space="preserve">2. Read the limitations section, then check whether it names the limitations in the data section. If it does not, the analysis stopped early.</w:t>
-            </w:r>
-            <w:r>
-              <w:rPr>
-                <w:rFonts w:ascii="Arial" w:hAnsi="Arial" w:eastAsia="Arial" w:cs="Arial"/>
-                <w:i w:val="false"/>
-                <w:b w:val="false"/>
-                <w:u w:val="none"/>
+                <w:strike w:val="false"/>
+                <w:sz w:val="21"/>
+                <w:szCs w:val="21"/>
+                <w:color w:val="000000"/>
+              </w:rPr>
+              <w:t xml:space="preserve">2. Read the limitations section, then check whether it names the problems in the data section. If it does not, ask why they were dropped.</w:t>
+            </w:r>
+            <w:r>
+              <w:rPr>
+                <w:rFonts w:ascii="Arial" w:hAnsi="Arial" w:eastAsia="Arial" w:cs="Arial"/>
+                <w:i w:val="false"/>
+                <w:b w:val="false"/>
+                <w:u w:val="none"/>
+                <w:strike w:val="false"/>
                 <w:sz w:val="21"/>
                 <w:szCs w:val="21"/>
                 <w:color w:val="000000"/>
@@ -2833,6 +3653,7 @@
                 <w:i w:val="false"/>
                 <w:b w:val="false"/>
                 <w:u w:val="none"/>
+                <w:strike w:val="false"/>
                 <w:sz w:val="21"/>
                 <w:szCs w:val="21"/>
                 <w:color w:val="000000"/>
@@ -2845,6 +3666,7 @@
                 <w:i w:val="false"/>
                 <w:b w:val="false"/>
                 <w:u w:val="none"/>
+                <w:strike w:val="false"/>
                 <w:sz w:val="21"/>
                 <w:szCs w:val="21"/>
                 <w:color w:val="000000"/>
@@ -2857,6 +3679,7 @@
                 <w:i w:val="false"/>
                 <w:b w:val="false"/>
                 <w:u w:val="none"/>
+                <w:strike w:val="false"/>
                 <w:sz w:val="21"/>
                 <w:szCs w:val="21"/>
                 <w:color w:val="000000"/>
@@ -2869,6 +3692,7 @@
                 <w:i w:val="false"/>
                 <w:b w:val="false"/>
                 <w:u w:val="none"/>
+                <w:strike w:val="false"/>
                 <w:sz w:val="21"/>
                 <w:szCs w:val="21"/>
                 <w:color w:val="000000"/>
@@ -2881,6 +3705,7 @@
                 <w:i w:val="false"/>
                 <w:b w:val="false"/>
                 <w:u w:val="none"/>
+                <w:strike w:val="false"/>
                 <w:sz w:val="21"/>
                 <w:szCs w:val="21"/>
                 <w:color w:val="000000"/>
@@ -2893,6 +3718,7 @@
                 <w:i w:val="false"/>
                 <w:b w:val="false"/>
                 <w:u w:val="none"/>
+                <w:strike w:val="false"/>
                 <w:sz w:val="21"/>
                 <w:szCs w:val="21"/>
                 <w:color w:val="000000"/>
@@ -2920,7 +3746,6 @@
           </w:tcPr>
           <w:p>
             <w:pPr>
-              <w:pStyle w:val="Normal"/>
               <w:jc w:val="left"/>
               <w:pBdr>
                 <w:bottom w:val="none" w:sz="0" w:space="0" w:color="000000"/>
@@ -2930,6 +3755,16 @@
               </w:pBdr>
               <w:spacing w:after="200" w:before="200" w:line="240"/>
               <w:ind w:left="200" w:right="200" w:firstLine="0" w:firstLineChars="0"/>
+              <w:rPr>
+                <w:rFonts w:ascii="Arial" w:hAnsi="Arial" w:eastAsia="Arial" w:cs="Arial"/>
+                <w:i w:val="false"/>
+                <w:b w:val="false"/>
+                <w:u w:val="none"/>
+                <w:strike w:val="false"/>
+                <w:sz w:val="21"/>
+                <w:szCs w:val="21"/>
+                <w:color w:val="000000"/>
+              </w:rPr>
             </w:pPr>
             <w:r>
               <w:rPr>
@@ -2937,6 +3772,7 @@
                 <w:i w:val="false"/>
                 <w:b w:val="true"/>
                 <w:u w:val="none"/>
+                <w:strike w:val="false"/>
                 <w:sz w:val="22"/>
                 <w:szCs w:val="22"/>
                 <w:color w:val="063360"/>
@@ -2949,6 +3785,7 @@
                 <w:i w:val="false"/>
                 <w:b w:val="false"/>
                 <w:u w:val="none"/>
+                <w:strike w:val="false"/>
                 <w:sz w:val="21"/>
                 <w:szCs w:val="21"/>
                 <w:color w:val="000000"/>
@@ -2961,6 +3798,7 @@
                 <w:i w:val="false"/>
                 <w:b w:val="false"/>
                 <w:u w:val="none"/>
+                <w:strike w:val="false"/>
                 <w:sz w:val="21"/>
                 <w:szCs w:val="21"/>
                 <w:color w:val="000000"/>
@@ -2973,6 +3811,7 @@
                 <w:i w:val="false"/>
                 <w:b w:val="false"/>
                 <w:u w:val="none"/>
+                <w:strike w:val="false"/>
                 <w:sz w:val="21"/>
                 <w:szCs w:val="21"/>
                 <w:color w:val="000000"/>
@@ -2985,18 +3824,20 @@
                 <w:i w:val="false"/>
                 <w:b w:val="false"/>
                 <w:u w:val="none"/>
-                <w:sz w:val="21"/>
-                <w:szCs w:val="21"/>
-                <w:color w:val="000000"/>
-              </w:rPr>
-              <w:t xml:space="preserve">2. Read the limitations section, then check whether it names the limitations in the data section. If it does not, the analysis stopped early.</w:t>
-            </w:r>
-            <w:r>
-              <w:rPr>
-                <w:rFonts w:ascii="Arial" w:hAnsi="Arial" w:eastAsia="Arial" w:cs="Arial"/>
-                <w:i w:val="false"/>
-                <w:b w:val="false"/>
-                <w:u w:val="none"/>
+                <w:strike w:val="false"/>
+                <w:sz w:val="21"/>
+                <w:szCs w:val="21"/>
+                <w:color w:val="000000"/>
+              </w:rPr>
+              <w:t xml:space="preserve">2. Read the limitations section, then check whether it names the problems in the data section. If it does not, ask why they were dropped.</w:t>
+            </w:r>
+            <w:r>
+              <w:rPr>
+                <w:rFonts w:ascii="Arial" w:hAnsi="Arial" w:eastAsia="Arial" w:cs="Arial"/>
+                <w:i w:val="false"/>
+                <w:b w:val="false"/>
+                <w:u w:val="none"/>
+                <w:strike w:val="false"/>
                 <w:sz w:val="21"/>
                 <w:szCs w:val="21"/>
                 <w:color w:val="000000"/>
@@ -3009,6 +3850,7 @@
                 <w:i w:val="false"/>
                 <w:b w:val="false"/>
                 <w:u w:val="none"/>
+                <w:strike w:val="false"/>
                 <w:sz w:val="21"/>
                 <w:szCs w:val="21"/>
                 <w:color w:val="000000"/>
@@ -3021,6 +3863,7 @@
                 <w:i w:val="false"/>
                 <w:b w:val="false"/>
                 <w:u w:val="none"/>
+                <w:strike w:val="false"/>
                 <w:sz w:val="21"/>
                 <w:szCs w:val="21"/>
                 <w:color w:val="000000"/>
@@ -3033,6 +3876,7 @@
                 <w:i w:val="false"/>
                 <w:b w:val="false"/>
                 <w:u w:val="none"/>
+                <w:strike w:val="false"/>
                 <w:sz w:val="21"/>
                 <w:szCs w:val="21"/>
                 <w:color w:val="000000"/>
@@ -3045,6 +3889,7 @@
                 <w:i w:val="false"/>
                 <w:b w:val="false"/>
                 <w:u w:val="none"/>
+                <w:strike w:val="false"/>
                 <w:sz w:val="21"/>
                 <w:szCs w:val="21"/>
                 <w:color w:val="000000"/>
@@ -3057,6 +3902,7 @@
                 <w:i w:val="false"/>
                 <w:b w:val="false"/>
                 <w:u w:val="none"/>
+                <w:strike w:val="false"/>
                 <w:sz w:val="21"/>
                 <w:szCs w:val="21"/>
                 <w:color w:val="000000"/>
@@ -3069,6 +3915,7 @@
                 <w:i w:val="false"/>
                 <w:b w:val="false"/>
                 <w:u w:val="none"/>
+                <w:strike w:val="false"/>
                 <w:sz w:val="21"/>
                 <w:szCs w:val="21"/>
                 <w:color w:val="000000"/>
@@ -3102,7 +3949,6 @@
           </w:tcPr>
           <w:p>
             <w:pPr>
-              <w:pStyle w:val="Normal"/>
               <w:jc w:val="left"/>
               <w:pBdr>
                 <w:bottom w:val="none" w:sz="0" w:space="0" w:color="000000"/>
@@ -3112,6 +3958,16 @@
               </w:pBdr>
               <w:spacing w:after="200" w:before="200" w:line="240"/>
               <w:ind w:left="200" w:right="200" w:firstLine="0" w:firstLineChars="0"/>
+              <w:rPr>
+                <w:rFonts w:ascii="Arial" w:hAnsi="Arial" w:eastAsia="Arial" w:cs="Arial"/>
+                <w:i w:val="false"/>
+                <w:b w:val="false"/>
+                <w:u w:val="none"/>
+                <w:strike w:val="false"/>
+                <w:sz w:val="21"/>
+                <w:szCs w:val="21"/>
+                <w:color w:val="000000"/>
+              </w:rPr>
             </w:pPr>
             <w:r>
               <w:rPr>
@@ -3119,6 +3975,7 @@
                 <w:i w:val="false"/>
                 <w:b w:val="true"/>
                 <w:u w:val="none"/>
+                <w:strike w:val="false"/>
                 <w:sz w:val="22"/>
                 <w:szCs w:val="22"/>
                 <w:color w:val="063360"/>
@@ -3131,6 +3988,7 @@
                 <w:i w:val="false"/>
                 <w:b w:val="false"/>
                 <w:u w:val="none"/>
+                <w:strike w:val="false"/>
                 <w:sz w:val="21"/>
                 <w:szCs w:val="21"/>
                 <w:color w:val="000000"/>
@@ -3143,6 +4001,7 @@
                 <w:i w:val="false"/>
                 <w:b w:val="false"/>
                 <w:u w:val="none"/>
+                <w:strike w:val="false"/>
                 <w:sz w:val="21"/>
                 <w:szCs w:val="21"/>
                 <w:color w:val="000000"/>
@@ -3155,6 +4014,7 @@
                 <w:i w:val="false"/>
                 <w:b w:val="false"/>
                 <w:u w:val="none"/>
+                <w:strike w:val="false"/>
                 <w:sz w:val="21"/>
                 <w:szCs w:val="21"/>
                 <w:color w:val="000000"/>
@@ -3167,18 +4027,20 @@
                 <w:i w:val="false"/>
                 <w:b w:val="false"/>
                 <w:u w:val="none"/>
-                <w:sz w:val="21"/>
-                <w:szCs w:val="21"/>
-                <w:color w:val="000000"/>
-              </w:rPr>
-              <w:t xml:space="preserve">2. Read the limitations section, then check whether it names the limitations in the data section. If it does not, the analysis stopped early.</w:t>
-            </w:r>
-            <w:r>
-              <w:rPr>
-                <w:rFonts w:ascii="Arial" w:hAnsi="Arial" w:eastAsia="Arial" w:cs="Arial"/>
-                <w:i w:val="false"/>
-                <w:b w:val="false"/>
-                <w:u w:val="none"/>
+                <w:strike w:val="false"/>
+                <w:sz w:val="21"/>
+                <w:szCs w:val="21"/>
+                <w:color w:val="000000"/>
+              </w:rPr>
+              <w:t xml:space="preserve">2. Read the limitations section, then check whether it names the problems in the data section. If it does not, ask why they were dropped.</w:t>
+            </w:r>
+            <w:r>
+              <w:rPr>
+                <w:rFonts w:ascii="Arial" w:hAnsi="Arial" w:eastAsia="Arial" w:cs="Arial"/>
+                <w:i w:val="false"/>
+                <w:b w:val="false"/>
+                <w:u w:val="none"/>
+                <w:strike w:val="false"/>
                 <w:sz w:val="21"/>
                 <w:szCs w:val="21"/>
                 <w:color w:val="000000"/>
@@ -3191,6 +4053,7 @@
                 <w:i w:val="false"/>
                 <w:b w:val="false"/>
                 <w:u w:val="none"/>
+                <w:strike w:val="false"/>
                 <w:sz w:val="21"/>
                 <w:szCs w:val="21"/>
                 <w:color w:val="000000"/>
@@ -3203,6 +4066,7 @@
                 <w:i w:val="false"/>
                 <w:b w:val="false"/>
                 <w:u w:val="none"/>
+                <w:strike w:val="false"/>
                 <w:sz w:val="21"/>
                 <w:szCs w:val="21"/>
                 <w:color w:val="000000"/>
@@ -3215,6 +4079,7 @@
                 <w:i w:val="false"/>
                 <w:b w:val="false"/>
                 <w:u w:val="none"/>
+                <w:strike w:val="false"/>
                 <w:sz w:val="21"/>
                 <w:szCs w:val="21"/>
                 <w:color w:val="000000"/>
@@ -3227,6 +4092,7 @@
                 <w:i w:val="false"/>
                 <w:b w:val="false"/>
                 <w:u w:val="none"/>
+                <w:strike w:val="false"/>
                 <w:sz w:val="21"/>
                 <w:szCs w:val="21"/>
                 <w:color w:val="000000"/>
@@ -3239,6 +4105,7 @@
                 <w:i w:val="false"/>
                 <w:b w:val="false"/>
                 <w:u w:val="none"/>
+                <w:strike w:val="false"/>
                 <w:sz w:val="21"/>
                 <w:szCs w:val="21"/>
                 <w:color w:val="000000"/>
@@ -3251,6 +4118,7 @@
                 <w:i w:val="false"/>
                 <w:b w:val="false"/>
                 <w:u w:val="none"/>
+                <w:strike w:val="false"/>
                 <w:sz w:val="21"/>
                 <w:szCs w:val="21"/>
                 <w:color w:val="000000"/>
@@ -3278,7 +4146,6 @@
           </w:tcPr>
           <w:p>
             <w:pPr>
-              <w:pStyle w:val="Normal"/>
               <w:jc w:val="left"/>
               <w:pBdr>
                 <w:bottom w:val="none" w:sz="0" w:space="0" w:color="000000"/>
@@ -3288,6 +4155,16 @@
               </w:pBdr>
               <w:spacing w:after="200" w:before="200" w:line="240"/>
               <w:ind w:left="200" w:right="200" w:firstLine="0" w:firstLineChars="0"/>
+              <w:rPr>
+                <w:rFonts w:ascii="Arial" w:hAnsi="Arial" w:eastAsia="Arial" w:cs="Arial"/>
+                <w:i w:val="false"/>
+                <w:b w:val="false"/>
+                <w:u w:val="none"/>
+                <w:strike w:val="false"/>
+                <w:sz w:val="21"/>
+                <w:szCs w:val="21"/>
+                <w:color w:val="000000"/>
+              </w:rPr>
             </w:pPr>
             <w:r>
               <w:rPr>
@@ -3295,6 +4172,7 @@
                 <w:i w:val="false"/>
                 <w:b w:val="true"/>
                 <w:u w:val="none"/>
+                <w:strike w:val="false"/>
                 <w:sz w:val="22"/>
                 <w:szCs w:val="22"/>
                 <w:color w:val="063360"/>
@@ -3307,6 +4185,7 @@
                 <w:i w:val="false"/>
                 <w:b w:val="false"/>
                 <w:u w:val="none"/>
+                <w:strike w:val="false"/>
                 <w:sz w:val="21"/>
                 <w:szCs w:val="21"/>
                 <w:color w:val="000000"/>
@@ -3319,6 +4198,7 @@
                 <w:i w:val="false"/>
                 <w:b w:val="false"/>
                 <w:u w:val="none"/>
+                <w:strike w:val="false"/>
                 <w:sz w:val="21"/>
                 <w:szCs w:val="21"/>
                 <w:color w:val="000000"/>
@@ -3331,6 +4211,7 @@
                 <w:i w:val="false"/>
                 <w:b w:val="false"/>
                 <w:u w:val="none"/>
+                <w:strike w:val="false"/>
                 <w:sz w:val="21"/>
                 <w:szCs w:val="21"/>
                 <w:color w:val="000000"/>
@@ -3343,18 +4224,20 @@
                 <w:i w:val="false"/>
                 <w:b w:val="false"/>
                 <w:u w:val="none"/>
-                <w:sz w:val="21"/>
-                <w:szCs w:val="21"/>
-                <w:color w:val="000000"/>
-              </w:rPr>
-              <w:t xml:space="preserve">2. Read the limitations section, then check whether it names the limitations in the data section. If it does not, the analysis stopped early.</w:t>
-            </w:r>
-            <w:r>
-              <w:rPr>
-                <w:rFonts w:ascii="Arial" w:hAnsi="Arial" w:eastAsia="Arial" w:cs="Arial"/>
-                <w:i w:val="false"/>
-                <w:b w:val="false"/>
-                <w:u w:val="none"/>
+                <w:strike w:val="false"/>
+                <w:sz w:val="21"/>
+                <w:szCs w:val="21"/>
+                <w:color w:val="000000"/>
+              </w:rPr>
+              <w:t xml:space="preserve">2. Read the limitations section, then check whether it names the problems in the data section. If it does not, ask why they were dropped.</w:t>
+            </w:r>
+            <w:r>
+              <w:rPr>
+                <w:rFonts w:ascii="Arial" w:hAnsi="Arial" w:eastAsia="Arial" w:cs="Arial"/>
+                <w:i w:val="false"/>
+                <w:b w:val="false"/>
+                <w:u w:val="none"/>
+                <w:strike w:val="false"/>
                 <w:sz w:val="21"/>
                 <w:szCs w:val="21"/>
                 <w:color w:val="000000"/>
@@ -3367,6 +4250,7 @@
                 <w:i w:val="false"/>
                 <w:b w:val="false"/>
                 <w:u w:val="none"/>
+                <w:strike w:val="false"/>
                 <w:sz w:val="21"/>
                 <w:szCs w:val="21"/>
                 <w:color w:val="000000"/>
@@ -3379,6 +4263,7 @@
                 <w:i w:val="false"/>
                 <w:b w:val="false"/>
                 <w:u w:val="none"/>
+                <w:strike w:val="false"/>
                 <w:sz w:val="21"/>
                 <w:szCs w:val="21"/>
                 <w:color w:val="000000"/>
@@ -3391,6 +4276,7 @@
                 <w:i w:val="false"/>
                 <w:b w:val="false"/>
                 <w:u w:val="none"/>
+                <w:strike w:val="false"/>
                 <w:sz w:val="21"/>
                 <w:szCs w:val="21"/>
                 <w:color w:val="000000"/>
@@ -3403,6 +4289,7 @@
                 <w:i w:val="false"/>
                 <w:b w:val="false"/>
                 <w:u w:val="none"/>
+                <w:strike w:val="false"/>
                 <w:sz w:val="21"/>
                 <w:szCs w:val="21"/>
                 <w:color w:val="000000"/>
@@ -3415,6 +4302,7 @@
                 <w:i w:val="false"/>
                 <w:b w:val="false"/>
                 <w:u w:val="none"/>
+                <w:strike w:val="false"/>
                 <w:sz w:val="21"/>
                 <w:szCs w:val="21"/>
                 <w:color w:val="000000"/>
@@ -3427,6 +4315,7 @@
                 <w:i w:val="false"/>
                 <w:b w:val="false"/>
                 <w:u w:val="none"/>
+                <w:strike w:val="false"/>
                 <w:sz w:val="21"/>
                 <w:szCs w:val="21"/>
                 <w:color w:val="000000"/>
@@ -3460,7 +4349,6 @@
           </w:tcPr>
           <w:p>
             <w:pPr>
-              <w:pStyle w:val="Normal"/>
               <w:jc w:val="left"/>
               <w:pBdr>
                 <w:bottom w:val="none" w:sz="0" w:space="0" w:color="000000"/>
@@ -3470,6 +4358,16 @@
               </w:pBdr>
               <w:spacing w:after="200" w:before="200" w:line="240"/>
               <w:ind w:left="200" w:right="200" w:firstLine="0" w:firstLineChars="0"/>
+              <w:rPr>
+                <w:rFonts w:ascii="Arial" w:hAnsi="Arial" w:eastAsia="Arial" w:cs="Arial"/>
+                <w:i w:val="false"/>
+                <w:b w:val="false"/>
+                <w:u w:val="none"/>
+                <w:strike w:val="false"/>
+                <w:sz w:val="21"/>
+                <w:szCs w:val="21"/>
+                <w:color w:val="000000"/>
+              </w:rPr>
             </w:pPr>
             <w:r>
               <w:rPr>
@@ -3477,6 +4375,7 @@
                 <w:i w:val="false"/>
                 <w:b w:val="true"/>
                 <w:u w:val="none"/>
+                <w:strike w:val="false"/>
                 <w:sz w:val="22"/>
                 <w:szCs w:val="22"/>
                 <w:color w:val="063360"/>
@@ -3489,6 +4388,7 @@
                 <w:i w:val="false"/>
                 <w:b w:val="false"/>
                 <w:u w:val="none"/>
+                <w:strike w:val="false"/>
                 <w:sz w:val="21"/>
                 <w:szCs w:val="21"/>
                 <w:color w:val="000000"/>
@@ -3501,6 +4401,7 @@
                 <w:i w:val="false"/>
                 <w:b w:val="false"/>
                 <w:u w:val="none"/>
+                <w:strike w:val="false"/>
                 <w:sz w:val="21"/>
                 <w:szCs w:val="21"/>
                 <w:color w:val="000000"/>
@@ -3513,6 +4414,7 @@
                 <w:i w:val="false"/>
                 <w:b w:val="false"/>
                 <w:u w:val="none"/>
+                <w:strike w:val="false"/>
                 <w:sz w:val="21"/>
                 <w:szCs w:val="21"/>
                 <w:color w:val="000000"/>
@@ -3525,18 +4427,20 @@
                 <w:i w:val="false"/>
                 <w:b w:val="false"/>
                 <w:u w:val="none"/>
-                <w:sz w:val="21"/>
-                <w:szCs w:val="21"/>
-                <w:color w:val="000000"/>
-              </w:rPr>
-              <w:t xml:space="preserve">2. Read the limitations section, then check whether it names the limitations in the data section. If it does not, the analysis stopped early.</w:t>
-            </w:r>
-            <w:r>
-              <w:rPr>
-                <w:rFonts w:ascii="Arial" w:hAnsi="Arial" w:eastAsia="Arial" w:cs="Arial"/>
-                <w:i w:val="false"/>
-                <w:b w:val="false"/>
-                <w:u w:val="none"/>
+                <w:strike w:val="false"/>
+                <w:sz w:val="21"/>
+                <w:szCs w:val="21"/>
+                <w:color w:val="000000"/>
+              </w:rPr>
+              <w:t xml:space="preserve">2. Read the limitations section, then check whether it names the problems in the data section. If it does not, ask why they were dropped.</w:t>
+            </w:r>
+            <w:r>
+              <w:rPr>
+                <w:rFonts w:ascii="Arial" w:hAnsi="Arial" w:eastAsia="Arial" w:cs="Arial"/>
+                <w:i w:val="false"/>
+                <w:b w:val="false"/>
+                <w:u w:val="none"/>
+                <w:strike w:val="false"/>
                 <w:sz w:val="21"/>
                 <w:szCs w:val="21"/>
                 <w:color w:val="000000"/>
@@ -3549,6 +4453,7 @@
                 <w:i w:val="false"/>
                 <w:b w:val="false"/>
                 <w:u w:val="none"/>
+                <w:strike w:val="false"/>
                 <w:sz w:val="21"/>
                 <w:szCs w:val="21"/>
                 <w:color w:val="000000"/>
@@ -3561,6 +4466,7 @@
                 <w:i w:val="false"/>
                 <w:b w:val="false"/>
                 <w:u w:val="none"/>
+                <w:strike w:val="false"/>
                 <w:sz w:val="21"/>
                 <w:szCs w:val="21"/>
                 <w:color w:val="000000"/>
@@ -3573,6 +4479,7 @@
                 <w:i w:val="false"/>
                 <w:b w:val="false"/>
                 <w:u w:val="none"/>
+                <w:strike w:val="false"/>
                 <w:sz w:val="21"/>
                 <w:szCs w:val="21"/>
                 <w:color w:val="000000"/>
@@ -3585,6 +4492,7 @@
                 <w:i w:val="false"/>
                 <w:b w:val="false"/>
                 <w:u w:val="none"/>
+                <w:strike w:val="false"/>
                 <w:sz w:val="21"/>
                 <w:szCs w:val="21"/>
                 <w:color w:val="000000"/>
@@ -3597,6 +4505,7 @@
                 <w:i w:val="false"/>
                 <w:b w:val="false"/>
                 <w:u w:val="none"/>
+                <w:strike w:val="false"/>
                 <w:sz w:val="21"/>
                 <w:szCs w:val="21"/>
                 <w:color w:val="000000"/>
@@ -3609,6 +4518,7 @@
                 <w:i w:val="false"/>
                 <w:b w:val="false"/>
                 <w:u w:val="none"/>
+                <w:strike w:val="false"/>
                 <w:sz w:val="21"/>
                 <w:szCs w:val="21"/>
                 <w:color w:val="000000"/>
@@ -3636,7 +4546,6 @@
           </w:tcPr>
           <w:p>
             <w:pPr>
-              <w:pStyle w:val="Normal"/>
               <w:jc w:val="left"/>
               <w:pBdr>
                 <w:bottom w:val="none" w:sz="0" w:space="0" w:color="000000"/>
@@ -3646,6 +4555,16 @@
               </w:pBdr>
               <w:spacing w:after="200" w:before="200" w:line="240"/>
               <w:ind w:left="200" w:right="200" w:firstLine="0" w:firstLineChars="0"/>
+              <w:rPr>
+                <w:rFonts w:ascii="Arial" w:hAnsi="Arial" w:eastAsia="Arial" w:cs="Arial"/>
+                <w:i w:val="false"/>
+                <w:b w:val="false"/>
+                <w:u w:val="none"/>
+                <w:strike w:val="false"/>
+                <w:sz w:val="21"/>
+                <w:szCs w:val="21"/>
+                <w:color w:val="000000"/>
+              </w:rPr>
             </w:pPr>
             <w:r>
               <w:rPr>
@@ -3653,6 +4572,7 @@
                 <w:i w:val="false"/>
                 <w:b w:val="true"/>
                 <w:u w:val="none"/>
+                <w:strike w:val="false"/>
                 <w:sz w:val="22"/>
                 <w:szCs w:val="22"/>
                 <w:color w:val="063360"/>
@@ -3665,6 +4585,7 @@
                 <w:i w:val="false"/>
                 <w:b w:val="false"/>
                 <w:u w:val="none"/>
+                <w:strike w:val="false"/>
                 <w:sz w:val="21"/>
                 <w:szCs w:val="21"/>
                 <w:color w:val="000000"/>
@@ -3677,6 +4598,7 @@
                 <w:i w:val="false"/>
                 <w:b w:val="false"/>
                 <w:u w:val="none"/>
+                <w:strike w:val="false"/>
                 <w:sz w:val="21"/>
                 <w:szCs w:val="21"/>
                 <w:color w:val="000000"/>
@@ -3689,6 +4611,7 @@
                 <w:i w:val="false"/>
                 <w:b w:val="false"/>
                 <w:u w:val="none"/>
+                <w:strike w:val="false"/>
                 <w:sz w:val="21"/>
                 <w:szCs w:val="21"/>
                 <w:color w:val="000000"/>
@@ -3701,18 +4624,20 @@
                 <w:i w:val="false"/>
                 <w:b w:val="false"/>
                 <w:u w:val="none"/>
-                <w:sz w:val="21"/>
-                <w:szCs w:val="21"/>
-                <w:color w:val="000000"/>
-              </w:rPr>
-              <w:t xml:space="preserve">2. Read the limitations section, then check whether it names the limitations in the data section. If it does not, the analysis stopped early.</w:t>
-            </w:r>
-            <w:r>
-              <w:rPr>
-                <w:rFonts w:ascii="Arial" w:hAnsi="Arial" w:eastAsia="Arial" w:cs="Arial"/>
-                <w:i w:val="false"/>
-                <w:b w:val="false"/>
-                <w:u w:val="none"/>
+                <w:strike w:val="false"/>
+                <w:sz w:val="21"/>
+                <w:szCs w:val="21"/>
+                <w:color w:val="000000"/>
+              </w:rPr>
+              <w:t xml:space="preserve">2. Read the limitations section, then check whether it names the problems in the data section. If it does not, ask why they were dropped.</w:t>
+            </w:r>
+            <w:r>
+              <w:rPr>
+                <w:rFonts w:ascii="Arial" w:hAnsi="Arial" w:eastAsia="Arial" w:cs="Arial"/>
+                <w:i w:val="false"/>
+                <w:b w:val="false"/>
+                <w:u w:val="none"/>
+                <w:strike w:val="false"/>
                 <w:sz w:val="21"/>
                 <w:szCs w:val="21"/>
                 <w:color w:val="000000"/>
@@ -3725,6 +4650,7 @@
                 <w:i w:val="false"/>
                 <w:b w:val="false"/>
                 <w:u w:val="none"/>
+                <w:strike w:val="false"/>
                 <w:sz w:val="21"/>
                 <w:szCs w:val="21"/>
                 <w:color w:val="000000"/>
@@ -3737,6 +4663,7 @@
                 <w:i w:val="false"/>
                 <w:b w:val="false"/>
                 <w:u w:val="none"/>
+                <w:strike w:val="false"/>
                 <w:sz w:val="21"/>
                 <w:szCs w:val="21"/>
                 <w:color w:val="000000"/>
@@ -3749,6 +4676,7 @@
                 <w:i w:val="false"/>
                 <w:b w:val="false"/>
                 <w:u w:val="none"/>
+                <w:strike w:val="false"/>
                 <w:sz w:val="21"/>
                 <w:szCs w:val="21"/>
                 <w:color w:val="000000"/>
@@ -3761,6 +4689,7 @@
                 <w:i w:val="false"/>
                 <w:b w:val="false"/>
                 <w:u w:val="none"/>
+                <w:strike w:val="false"/>
                 <w:sz w:val="21"/>
                 <w:szCs w:val="21"/>
                 <w:color w:val="000000"/>
@@ -3773,6 +4702,7 @@
                 <w:i w:val="false"/>
                 <w:b w:val="false"/>
                 <w:u w:val="none"/>
+                <w:strike w:val="false"/>
                 <w:sz w:val="21"/>
                 <w:szCs w:val="21"/>
                 <w:color w:val="000000"/>
@@ -3785,6 +4715,7 @@
                 <w:i w:val="false"/>
                 <w:b w:val="false"/>
                 <w:u w:val="none"/>
+                <w:strike w:val="false"/>
                 <w:sz w:val="21"/>
                 <w:szCs w:val="21"/>
                 <w:color w:val="000000"/>
@@ -3795,11 +4726,11 @@
         </w:tc>
       </w:tr>
     </w:tbl>
-    <w:sectPr w:officer="true">
-      <w:pgMar w:header="720" w:bottom="1008" w:top="1008" w:right="1152" w:left="1152" w:footer="720" w:gutter="720"/>
+    <w:sectPr>
+      <w:pgMar w:header="708" w:bottom="1008" w:top="1008" w:right="1152" w:left="1152" w:footer="708" w:gutter="0"/>
       <w:pgSz w:h="16838" w:w="11906" w:orient="portrait"/>
+      <w:type w:val="continuous"/>
       <w:cols/>
-      <w:type w:val="continuous"/>
     </w:sectPr>
   </w:body>
 </w:document>

--- a/docs/handouts/Oct15_session1_handouts.docx
+++ b/docs/handouts/Oct15_session1_handouts.docx
@@ -80,7 +80,7 @@
           <w:szCs w:val="22"/>
           <w:color w:val="000000"/>
         </w:rPr>
-        <w:t xml:space="preserve">Work through the report one section at a time. Circle a colour for each section and write the one reason that decided it. Rate the executive summary first, on your own, before reading on. Then rate Sections 3 to 7 in pairs. The second column names the area from yesterday's checklist to apply.</w:t>
+        <w:t xml:space="preserve">Work through the report one section at a time. For each section, circle a colour and write the main reason for your colour. Rate the executive summary first, on your own, before reading the rest of the report. Then rate Sections 3 to 7 in pairs. The Area to check column tells you which part of yesterday's QA checklist to use.</w:t>
       </w:r>
     </w:p>
     <w:tbl xmlns:a="http://schemas.openxmlformats.org/drawingml/2006/main" xmlns:pic="http://schemas.openxmlformats.org/drawingml/2006/picture">
@@ -98,7 +98,6 @@
           <w:trHeight w:val="360" w:hRule="auto"/>
           <w:tblHeader/>
         </w:trPr>
-        header1
         <w:tc>
           <w:tcPr>
             <w:tcBorders>
@@ -118,6 +117,7 @@
           </w:tcPr>
           <w:p>
             <w:pPr>
+              <w:pStyle w:val="Normal"/>
               <w:jc w:val="left"/>
               <w:pBdr>
                 <w:bottom w:val="none" w:sz="0" w:space="0" w:color="000000"/>
@@ -172,6 +172,7 @@
           </w:tcPr>
           <w:p>
             <w:pPr>
+              <w:pStyle w:val="Normal"/>
               <w:jc w:val="left"/>
               <w:pBdr>
                 <w:bottom w:val="none" w:sz="0" w:space="0" w:color="000000"/>
@@ -212,7 +213,6 @@
         <w:trPr>
           <w:trHeight w:val="360" w:hRule="auto"/>
         </w:trPr>
-        body1
         <w:tc>
           <w:tcPr>
             <w:tcBorders>
@@ -232,6 +232,7 @@
           </w:tcPr>
           <w:p>
             <w:pPr>
+              <w:pStyle w:val="Normal"/>
               <w:jc w:val="left"/>
               <w:pBdr>
                 <w:bottom w:val="none" w:sz="0" w:space="0" w:color="000000"/>
@@ -286,6 +287,7 @@
           </w:tcPr>
           <w:p>
             <w:pPr>
+              <w:pStyle w:val="Normal"/>
               <w:jc w:val="left"/>
               <w:pBdr>
                 <w:bottom w:val="none" w:sz="0" w:space="0" w:color="000000"/>
@@ -317,7 +319,7 @@
                 <w:szCs w:val="21"/>
                 <w:color w:val="000000"/>
               </w:rPr>
-              <w:t xml:space="preserve">Credible as it stands. You would rely on this section without further work.</w:t>
+              <w:t xml:space="preserve">Credible as it stands. You can trust this section without asking for more information.</w:t>
             </w:r>
           </w:p>
         </w:tc>
@@ -326,7 +328,6 @@
         <w:trPr>
           <w:trHeight w:val="360" w:hRule="auto"/>
         </w:trPr>
-        body2
         <w:tc>
           <w:tcPr>
             <w:tcBorders>
@@ -346,6 +347,7 @@
           </w:tcPr>
           <w:p>
             <w:pPr>
+              <w:pStyle w:val="Normal"/>
               <w:jc w:val="left"/>
               <w:pBdr>
                 <w:bottom w:val="none" w:sz="0" w:space="0" w:color="000000"/>
@@ -400,6 +402,7 @@
           </w:tcPr>
           <w:p>
             <w:pPr>
+              <w:pStyle w:val="Normal"/>
               <w:jc w:val="left"/>
               <w:pBdr>
                 <w:bottom w:val="none" w:sz="0" w:space="0" w:color="000000"/>
@@ -431,7 +434,7 @@
                 <w:szCs w:val="21"/>
                 <w:color w:val="000000"/>
               </w:rPr>
-              <w:t xml:space="preserve">Credible with a specific caveat. Name the caveat and say what would settle it.</w:t>
+              <w:t xml:space="preserve">Credible, but with one specific concern. Name the concern and say what information would remove that concern.</w:t>
             </w:r>
           </w:p>
         </w:tc>
@@ -440,7 +443,6 @@
         <w:trPr>
           <w:trHeight w:val="360" w:hRule="auto"/>
         </w:trPr>
-        body3
         <w:tc>
           <w:tcPr>
             <w:tcBorders>
@@ -460,6 +462,7 @@
           </w:tcPr>
           <w:p>
             <w:pPr>
+              <w:pStyle w:val="Normal"/>
               <w:jc w:val="left"/>
               <w:pBdr>
                 <w:bottom w:val="none" w:sz="0" w:space="0" w:color="000000"/>
@@ -514,6 +517,7 @@
           </w:tcPr>
           <w:p>
             <w:pPr>
+              <w:pStyle w:val="Normal"/>
               <w:jc w:val="left"/>
               <w:pBdr>
                 <w:bottom w:val="none" w:sz="0" w:space="0" w:color="000000"/>
@@ -545,7 +549,7 @@
                 <w:szCs w:val="21"/>
                 <w:color w:val="000000"/>
               </w:rPr>
-              <w:t xml:space="preserve">Not credible. The problem undermines a claim made in this section.</w:t>
+              <w:t xml:space="preserve">Not credible. A problem in this section means you cannot trust a claim the section makes.</w:t>
             </w:r>
           </w:p>
         </w:tc>
@@ -596,7 +600,6 @@
           <w:trHeight w:val="360" w:hRule="auto"/>
           <w:tblHeader/>
         </w:trPr>
-        header1
         <w:tc>
           <w:tcPr>
             <w:tcBorders>
@@ -616,6 +619,7 @@
           </w:tcPr>
           <w:p>
             <w:pPr>
+              <w:pStyle w:val="Normal"/>
               <w:jc w:val="left"/>
               <w:pBdr>
                 <w:bottom w:val="none" w:sz="0" w:space="0" w:color="000000"/>
@@ -670,6 +674,7 @@
           </w:tcPr>
           <w:p>
             <w:pPr>
+              <w:pStyle w:val="Normal"/>
               <w:jc w:val="left"/>
               <w:pBdr>
                 <w:bottom w:val="none" w:sz="0" w:space="0" w:color="000000"/>
@@ -724,6 +729,7 @@
           </w:tcPr>
           <w:p>
             <w:pPr>
+              <w:pStyle w:val="Normal"/>
               <w:jc w:val="left"/>
               <w:pBdr>
                 <w:bottom w:val="none" w:sz="0" w:space="0" w:color="000000"/>
@@ -778,6 +784,7 @@
           </w:tcPr>
           <w:p>
             <w:pPr>
+              <w:pStyle w:val="Normal"/>
               <w:jc w:val="left"/>
               <w:pBdr>
                 <w:bottom w:val="none" w:sz="0" w:space="0" w:color="000000"/>
@@ -809,7 +816,7 @@
                 <w:szCs w:val="21"/>
                 <w:color w:val="063360"/>
               </w:rPr>
-              <w:t xml:space="preserve">The reason that decided it</w:t>
+              <w:t xml:space="preserve">Your reason for selecting this colour</w:t>
             </w:r>
           </w:p>
         </w:tc>
@@ -832,6 +839,7 @@
           </w:tcPr>
           <w:p>
             <w:pPr>
+              <w:pStyle w:val="Normal"/>
               <w:jc w:val="left"/>
               <w:pBdr>
                 <w:bottom w:val="none" w:sz="0" w:space="0" w:color="000000"/>
@@ -863,7 +871,7 @@
                 <w:szCs w:val="21"/>
                 <w:color w:val="063360"/>
               </w:rPr>
-              <w:t xml:space="preserve">If amber or red: what would settle it</w:t>
+              <w:t xml:space="preserve">If amber or red: what would be needed to shift the colour to green?</w:t>
             </w:r>
           </w:p>
         </w:tc>
@@ -872,7 +880,6 @@
         <w:trPr>
           <w:trHeight w:val="1368" w:hRule="atLeast"/>
         </w:trPr>
-        body1
         <w:tc>
           <w:tcPr>
             <w:tcBorders>
@@ -892,6 +899,7 @@
           </w:tcPr>
           <w:p>
             <w:pPr>
+              <w:pStyle w:val="Normal"/>
               <w:jc w:val="left"/>
               <w:pBdr>
                 <w:bottom w:val="none" w:sz="0" w:space="0" w:color="000000"/>
@@ -946,6 +954,7 @@
           </w:tcPr>
           <w:p>
             <w:pPr>
+              <w:pStyle w:val="Normal"/>
               <w:jc w:val="left"/>
               <w:pBdr>
                 <w:bottom w:val="none" w:sz="0" w:space="0" w:color="000000"/>
@@ -1000,6 +1009,7 @@
           </w:tcPr>
           <w:p>
             <w:pPr>
+              <w:pStyle w:val="Normal"/>
               <w:jc w:val="left"/>
               <w:pBdr>
                 <w:bottom w:val="none" w:sz="0" w:space="0" w:color="000000"/>
@@ -1054,6 +1064,7 @@
           </w:tcPr>
           <w:p>
             <w:pPr>
+              <w:pStyle w:val="Normal"/>
               <w:jc w:val="left"/>
               <w:pBdr>
                 <w:bottom w:val="none" w:sz="0" w:space="0" w:color="000000"/>
@@ -1108,6 +1119,7 @@
           </w:tcPr>
           <w:p>
             <w:pPr>
+              <w:pStyle w:val="Normal"/>
               <w:jc w:val="left"/>
               <w:pBdr>
                 <w:bottom w:val="none" w:sz="0" w:space="0" w:color="000000"/>
@@ -1148,7 +1160,6 @@
         <w:trPr>
           <w:trHeight w:val="1368" w:hRule="atLeast"/>
         </w:trPr>
-        body2
         <w:tc>
           <w:tcPr>
             <w:tcBorders>
@@ -1168,6 +1179,7 @@
           </w:tcPr>
           <w:p>
             <w:pPr>
+              <w:pStyle w:val="Normal"/>
               <w:jc w:val="left"/>
               <w:pBdr>
                 <w:bottom w:val="none" w:sz="0" w:space="0" w:color="000000"/>
@@ -1222,6 +1234,7 @@
           </w:tcPr>
           <w:p>
             <w:pPr>
+              <w:pStyle w:val="Normal"/>
               <w:jc w:val="left"/>
               <w:pBdr>
                 <w:bottom w:val="none" w:sz="0" w:space="0" w:color="000000"/>
@@ -1276,6 +1289,7 @@
           </w:tcPr>
           <w:p>
             <w:pPr>
+              <w:pStyle w:val="Normal"/>
               <w:jc w:val="left"/>
               <w:pBdr>
                 <w:bottom w:val="none" w:sz="0" w:space="0" w:color="000000"/>
@@ -1330,6 +1344,7 @@
           </w:tcPr>
           <w:p>
             <w:pPr>
+              <w:pStyle w:val="Normal"/>
               <w:jc w:val="left"/>
               <w:pBdr>
                 <w:bottom w:val="none" w:sz="0" w:space="0" w:color="000000"/>
@@ -1384,6 +1399,7 @@
           </w:tcPr>
           <w:p>
             <w:pPr>
+              <w:pStyle w:val="Normal"/>
               <w:jc w:val="left"/>
               <w:pBdr>
                 <w:bottom w:val="none" w:sz="0" w:space="0" w:color="000000"/>
@@ -1424,7 +1440,6 @@
         <w:trPr>
           <w:trHeight w:val="1368" w:hRule="atLeast"/>
         </w:trPr>
-        body3
         <w:tc>
           <w:tcPr>
             <w:tcBorders>
@@ -1444,6 +1459,7 @@
           </w:tcPr>
           <w:p>
             <w:pPr>
+              <w:pStyle w:val="Normal"/>
               <w:jc w:val="left"/>
               <w:pBdr>
                 <w:bottom w:val="none" w:sz="0" w:space="0" w:color="000000"/>
@@ -1498,6 +1514,7 @@
           </w:tcPr>
           <w:p>
             <w:pPr>
+              <w:pStyle w:val="Normal"/>
               <w:jc w:val="left"/>
               <w:pBdr>
                 <w:bottom w:val="none" w:sz="0" w:space="0" w:color="000000"/>
@@ -1552,6 +1569,7 @@
           </w:tcPr>
           <w:p>
             <w:pPr>
+              <w:pStyle w:val="Normal"/>
               <w:jc w:val="left"/>
               <w:pBdr>
                 <w:bottom w:val="none" w:sz="0" w:space="0" w:color="000000"/>
@@ -1606,6 +1624,7 @@
           </w:tcPr>
           <w:p>
             <w:pPr>
+              <w:pStyle w:val="Normal"/>
               <w:jc w:val="left"/>
               <w:pBdr>
                 <w:bottom w:val="none" w:sz="0" w:space="0" w:color="000000"/>
@@ -1660,6 +1679,7 @@
           </w:tcPr>
           <w:p>
             <w:pPr>
+              <w:pStyle w:val="Normal"/>
               <w:jc w:val="left"/>
               <w:pBdr>
                 <w:bottom w:val="none" w:sz="0" w:space="0" w:color="000000"/>
@@ -1700,7 +1720,6 @@
         <w:trPr>
           <w:trHeight w:val="1368" w:hRule="atLeast"/>
         </w:trPr>
-        body4
         <w:tc>
           <w:tcPr>
             <w:tcBorders>
@@ -1720,6 +1739,7 @@
           </w:tcPr>
           <w:p>
             <w:pPr>
+              <w:pStyle w:val="Normal"/>
               <w:jc w:val="left"/>
               <w:pBdr>
                 <w:bottom w:val="none" w:sz="0" w:space="0" w:color="000000"/>
@@ -1774,6 +1794,7 @@
           </w:tcPr>
           <w:p>
             <w:pPr>
+              <w:pStyle w:val="Normal"/>
               <w:jc w:val="left"/>
               <w:pBdr>
                 <w:bottom w:val="none" w:sz="0" w:space="0" w:color="000000"/>
@@ -1828,6 +1849,7 @@
           </w:tcPr>
           <w:p>
             <w:pPr>
+              <w:pStyle w:val="Normal"/>
               <w:jc w:val="left"/>
               <w:pBdr>
                 <w:bottom w:val="none" w:sz="0" w:space="0" w:color="000000"/>
@@ -1882,6 +1904,7 @@
           </w:tcPr>
           <w:p>
             <w:pPr>
+              <w:pStyle w:val="Normal"/>
               <w:jc w:val="left"/>
               <w:pBdr>
                 <w:bottom w:val="none" w:sz="0" w:space="0" w:color="000000"/>
@@ -1936,6 +1959,7 @@
           </w:tcPr>
           <w:p>
             <w:pPr>
+              <w:pStyle w:val="Normal"/>
               <w:jc w:val="left"/>
               <w:pBdr>
                 <w:bottom w:val="none" w:sz="0" w:space="0" w:color="000000"/>
@@ -1976,7 +2000,6 @@
         <w:trPr>
           <w:trHeight w:val="1368" w:hRule="atLeast"/>
         </w:trPr>
-        body5
         <w:tc>
           <w:tcPr>
             <w:tcBorders>
@@ -1996,6 +2019,7 @@
           </w:tcPr>
           <w:p>
             <w:pPr>
+              <w:pStyle w:val="Normal"/>
               <w:jc w:val="left"/>
               <w:pBdr>
                 <w:bottom w:val="none" w:sz="0" w:space="0" w:color="000000"/>
@@ -2050,6 +2074,7 @@
           </w:tcPr>
           <w:p>
             <w:pPr>
+              <w:pStyle w:val="Normal"/>
               <w:jc w:val="left"/>
               <w:pBdr>
                 <w:bottom w:val="none" w:sz="0" w:space="0" w:color="000000"/>
@@ -2104,6 +2129,7 @@
           </w:tcPr>
           <w:p>
             <w:pPr>
+              <w:pStyle w:val="Normal"/>
               <w:jc w:val="left"/>
               <w:pBdr>
                 <w:bottom w:val="none" w:sz="0" w:space="0" w:color="000000"/>
@@ -2158,6 +2184,7 @@
           </w:tcPr>
           <w:p>
             <w:pPr>
+              <w:pStyle w:val="Normal"/>
               <w:jc w:val="left"/>
               <w:pBdr>
                 <w:bottom w:val="none" w:sz="0" w:space="0" w:color="000000"/>
@@ -2212,6 +2239,7 @@
           </w:tcPr>
           <w:p>
             <w:pPr>
+              <w:pStyle w:val="Normal"/>
               <w:jc w:val="left"/>
               <w:pBdr>
                 <w:bottom w:val="none" w:sz="0" w:space="0" w:color="000000"/>
@@ -2252,7 +2280,6 @@
         <w:trPr>
           <w:trHeight w:val="1368" w:hRule="atLeast"/>
         </w:trPr>
-        body6
         <w:tc>
           <w:tcPr>
             <w:tcBorders>
@@ -2272,6 +2299,7 @@
           </w:tcPr>
           <w:p>
             <w:pPr>
+              <w:pStyle w:val="Normal"/>
               <w:jc w:val="left"/>
               <w:pBdr>
                 <w:bottom w:val="none" w:sz="0" w:space="0" w:color="000000"/>
@@ -2326,6 +2354,7 @@
           </w:tcPr>
           <w:p>
             <w:pPr>
+              <w:pStyle w:val="Normal"/>
               <w:jc w:val="left"/>
               <w:pBdr>
                 <w:bottom w:val="none" w:sz="0" w:space="0" w:color="000000"/>
@@ -2380,6 +2409,7 @@
           </w:tcPr>
           <w:p>
             <w:pPr>
+              <w:pStyle w:val="Normal"/>
               <w:jc w:val="left"/>
               <w:pBdr>
                 <w:bottom w:val="none" w:sz="0" w:space="0" w:color="000000"/>
@@ -2434,6 +2464,7 @@
           </w:tcPr>
           <w:p>
             <w:pPr>
+              <w:pStyle w:val="Normal"/>
               <w:jc w:val="left"/>
               <w:pBdr>
                 <w:bottom w:val="none" w:sz="0" w:space="0" w:color="000000"/>
@@ -2488,6 +2519,7 @@
           </w:tcPr>
           <w:p>
             <w:pPr>
+              <w:pStyle w:val="Normal"/>
               <w:jc w:val="left"/>
               <w:pBdr>
                 <w:bottom w:val="none" w:sz="0" w:space="0" w:color="000000"/>
@@ -2609,7 +2641,7 @@
           <w:szCs w:val="22"/>
           <w:color w:val="000000"/>
         </w:rPr>
-        <w:t xml:space="preserve">Would you sign off on this evaluation for national scale-up?</w:t>
+        <w:t xml:space="preserve">Based on this evaluation, would you approve national scale-up?</w:t>
       </w:r>
     </w:p>
     <w:p>
@@ -2636,7 +2668,7 @@
           <w:szCs w:val="22"/>
           <w:color w:val="000000"/>
         </w:rPr>
-        <w:t xml:space="preserve">Before reading:   Yes  /  No  /  Not without more answers</w:t>
+        <w:t xml:space="preserve">Before reading the report:   Yes  /  No  /  Not without more answers</w:t>
       </w:r>
     </w:p>
     <w:p>
@@ -2663,7 +2695,7 @@
           <w:szCs w:val="22"/>
           <w:color w:val="000000"/>
         </w:rPr>
-        <w:t xml:space="preserve">At the end:          Yes  /  No  /  Not without more answers</w:t>
+        <w:t xml:space="preserve">After reading the report:     Yes  /  No  /  Not without more answers</w:t>
       </w:r>
     </w:p>
     <w:p>
@@ -2771,7 +2803,7 @@
           <w:szCs w:val="22"/>
           <w:color w:val="000000"/>
         </w:rPr>
-        <w:t xml:space="preserve">The strongest thing in the report, and whether it rescues the recommendation:</w:t>
+        <w:t xml:space="preserve">The strongest part of the report. Is that part strong enough to support the recommendation, despite the problems you found?</w:t>
       </w:r>
     </w:p>
     <w:p>
@@ -3290,7 +3322,61 @@
           <w:szCs w:val="22"/>
           <w:color w:val="000000"/>
         </w:rPr>
-        <w:t xml:space="preserve">Underline the two claims the report does not support. Then find the larger problem the response never mentions. Compare with the answer your own AI gave.</w:t>
+        <w:t xml:space="preserve">1. Underline the two claims in the AI's response that the report does not support.</w:t>
+      </w:r>
+    </w:p>
+    <w:p>
+      <w:pPr>
+        <w:pStyle w:val="Normal"/>
+        <w:jc w:val="left"/>
+        <w:pBdr>
+          <w:bottom w:val="none" w:sz="0" w:space="0" w:color="000000"/>
+          <w:top w:val="none" w:sz="0" w:space="0" w:color="000000"/>
+          <w:left w:val="none" w:sz="0" w:space="0" w:color="000000"/>
+          <w:right w:val="none" w:sz="0" w:space="0" w:color="000000"/>
+        </w:pBdr>
+        <w:spacing w:after="80" w:before="0" w:line="240"/>
+        <w:ind w:left="0" w:right="0" w:firstLine="0" w:firstLineChars="0"/>
+      </w:pPr>
+      <w:r>
+        <w:rPr>
+          <w:rFonts w:ascii="Arial" w:hAnsi="Arial" w:eastAsia="Arial" w:cs="Arial"/>
+          <w:i w:val="false"/>
+          <w:b w:val="true"/>
+          <w:u w:val="none"/>
+          <w:strike w:val="false"/>
+          <w:sz w:val="22"/>
+          <w:szCs w:val="22"/>
+          <w:color w:val="000000"/>
+        </w:rPr>
+        <w:t xml:space="preserve">2. There is a bigger problem that the response never mentions. What is that problem?</w:t>
+      </w:r>
+    </w:p>
+    <w:p>
+      <w:pPr>
+        <w:pStyle w:val="Normal"/>
+        <w:jc w:val="left"/>
+        <w:pBdr>
+          <w:bottom w:val="none" w:sz="0" w:space="0" w:color="000000"/>
+          <w:top w:val="none" w:sz="0" w:space="0" w:color="000000"/>
+          <w:left w:val="none" w:sz="0" w:space="0" w:color="000000"/>
+          <w:right w:val="none" w:sz="0" w:space="0" w:color="000000"/>
+        </w:pBdr>
+        <w:spacing w:after="80" w:before="0" w:line="240"/>
+        <w:ind w:left="0" w:right="0" w:firstLine="0" w:firstLineChars="0"/>
+      </w:pPr>
+      <w:r>
+        <w:rPr>
+          <w:rFonts w:ascii="Arial" w:hAnsi="Arial" w:eastAsia="Arial" w:cs="Arial"/>
+          <w:i w:val="false"/>
+          <w:b w:val="true"/>
+          <w:u w:val="none"/>
+          <w:strike w:val="false"/>
+          <w:sz w:val="22"/>
+          <w:szCs w:val="22"/>
+          <w:color w:val="000000"/>
+        </w:rPr>
+        <w:t xml:space="preserve">3. Compare this response with the answer your own AI gave.</w:t>
       </w:r>
     </w:p>
     <w:p>
@@ -3452,7 +3538,7 @@
           <w:szCs w:val="22"/>
           <w:color w:val="000000"/>
         </w:rPr>
-        <w:t xml:space="preserve">Two habits: ask the AI to ask you questions before it answers, and paste its answer into a fresh chat to check it.</w:t>
+        <w:t xml:space="preserve">Two habits: ask the AI to ask you questions before it answers, and paste the AI's answer into a new chat and ask the AI to check that answer.</w:t>
       </w:r>
     </w:p>
     <w:p>
@@ -3529,7 +3615,6 @@
         <w:trPr>
           <w:trHeight w:val="4032" w:hRule="atLeast"/>
         </w:trPr>
-        body1
         <w:tc>
           <w:tcPr>
             <w:tcBorders>
@@ -3549,6 +3634,7 @@
           </w:tcPr>
           <w:p>
             <w:pPr>
+              <w:pStyle w:val="Normal"/>
               <w:jc w:val="left"/>
               <w:pBdr>
                 <w:bottom w:val="none" w:sz="0" w:space="0" w:color="000000"/>
@@ -3632,7 +3718,7 @@
                 <w:szCs w:val="21"/>
                 <w:color w:val="000000"/>
               </w:rPr>
-              <w:t xml:space="preserve">2. Read the limitations section, then check whether it names the problems in the data section. If it does not, ask why they were dropped.</w:t>
+              <w:t xml:space="preserve">2. Read the limitations section, then check whether the limitations section names the problems in the data section. If those problems are missing, ask why they were left out.</w:t>
             </w:r>
             <w:r>
               <w:rPr>
@@ -3658,7 +3744,7 @@
                 <w:szCs w:val="21"/>
                 <w:color w:val="000000"/>
               </w:rPr>
-              <w:t xml:space="preserve">3. Find the preferred specification and check whether the headline is it. When they differ, ask why.</w:t>
+              <w:t xml:space="preserve">3. Find the preferred specification (the estimate the evaluators trust most). Check whether the headline number is that estimate. When the two differ, ask why.</w:t>
             </w:r>
             <w:r>
               <w:rPr>
@@ -3697,7 +3783,7 @@
                 <w:szCs w:val="21"/>
                 <w:color w:val="000000"/>
               </w:rPr>
-              <w:t xml:space="preserve">On my desk, I will ask these about:</w:t>
+              <w:t xml:space="preserve">Back at work, I will ask these questions about:</w:t>
             </w:r>
             <w:r>
               <w:rPr>
@@ -3746,6 +3832,7 @@
           </w:tcPr>
           <w:p>
             <w:pPr>
+              <w:pStyle w:val="Normal"/>
               <w:jc w:val="left"/>
               <w:pBdr>
                 <w:bottom w:val="none" w:sz="0" w:space="0" w:color="000000"/>
@@ -3829,7 +3916,7 @@
                 <w:szCs w:val="21"/>
                 <w:color w:val="000000"/>
               </w:rPr>
-              <w:t xml:space="preserve">2. Read the limitations section, then check whether it names the problems in the data section. If it does not, ask why they were dropped.</w:t>
+              <w:t xml:space="preserve">2. Read the limitations section, then check whether the limitations section names the problems in the data section. If those problems are missing, ask why they were left out.</w:t>
             </w:r>
             <w:r>
               <w:rPr>
@@ -3855,7 +3942,7 @@
                 <w:szCs w:val="21"/>
                 <w:color w:val="000000"/>
               </w:rPr>
-              <w:t xml:space="preserve">3. Find the preferred specification and check whether the headline is it. When they differ, ask why.</w:t>
+              <w:t xml:space="preserve">3. Find the preferred specification (the estimate the evaluators trust most). Check whether the headline number is that estimate. When the two differ, ask why.</w:t>
             </w:r>
             <w:r>
               <w:rPr>
@@ -3894,7 +3981,7 @@
                 <w:szCs w:val="21"/>
                 <w:color w:val="000000"/>
               </w:rPr>
-              <w:t xml:space="preserve">On my desk, I will ask these about:</w:t>
+              <w:t xml:space="preserve">Back at work, I will ask these questions about:</w:t>
             </w:r>
             <w:r>
               <w:rPr>
@@ -3929,7 +4016,6 @@
         <w:trPr>
           <w:trHeight w:val="4032" w:hRule="atLeast"/>
         </w:trPr>
-        body2
         <w:tc>
           <w:tcPr>
             <w:tcBorders>
@@ -3949,6 +4035,7 @@
           </w:tcPr>
           <w:p>
             <w:pPr>
+              <w:pStyle w:val="Normal"/>
               <w:jc w:val="left"/>
               <w:pBdr>
                 <w:bottom w:val="none" w:sz="0" w:space="0" w:color="000000"/>
@@ -4032,7 +4119,7 @@
                 <w:szCs w:val="21"/>
                 <w:color w:val="000000"/>
               </w:rPr>
-              <w:t xml:space="preserve">2. Read the limitations section, then check whether it names the problems in the data section. If it does not, ask why they were dropped.</w:t>
+              <w:t xml:space="preserve">2. Read the limitations section, then check whether the limitations section names the problems in the data section. If those problems are missing, ask why they were left out.</w:t>
             </w:r>
             <w:r>
               <w:rPr>
@@ -4058,7 +4145,7 @@
                 <w:szCs w:val="21"/>
                 <w:color w:val="000000"/>
               </w:rPr>
-              <w:t xml:space="preserve">3. Find the preferred specification and check whether the headline is it. When they differ, ask why.</w:t>
+              <w:t xml:space="preserve">3. Find the preferred specification (the estimate the evaluators trust most). Check whether the headline number is that estimate. When the two differ, ask why.</w:t>
             </w:r>
             <w:r>
               <w:rPr>
@@ -4097,7 +4184,7 @@
                 <w:szCs w:val="21"/>
                 <w:color w:val="000000"/>
               </w:rPr>
-              <w:t xml:space="preserve">On my desk, I will ask these about:</w:t>
+              <w:t xml:space="preserve">Back at work, I will ask these questions about:</w:t>
             </w:r>
             <w:r>
               <w:rPr>
@@ -4146,6 +4233,7 @@
           </w:tcPr>
           <w:p>
             <w:pPr>
+              <w:pStyle w:val="Normal"/>
               <w:jc w:val="left"/>
               <w:pBdr>
                 <w:bottom w:val="none" w:sz="0" w:space="0" w:color="000000"/>
@@ -4229,7 +4317,7 @@
                 <w:szCs w:val="21"/>
                 <w:color w:val="000000"/>
               </w:rPr>
-              <w:t xml:space="preserve">2. Read the limitations section, then check whether it names the problems in the data section. If it does not, ask why they were dropped.</w:t>
+              <w:t xml:space="preserve">2. Read the limitations section, then check whether the limitations section names the problems in the data section. If those problems are missing, ask why they were left out.</w:t>
             </w:r>
             <w:r>
               <w:rPr>
@@ -4255,7 +4343,7 @@
                 <w:szCs w:val="21"/>
                 <w:color w:val="000000"/>
               </w:rPr>
-              <w:t xml:space="preserve">3. Find the preferred specification and check whether the headline is it. When they differ, ask why.</w:t>
+              <w:t xml:space="preserve">3. Find the preferred specification (the estimate the evaluators trust most). Check whether the headline number is that estimate. When the two differ, ask why.</w:t>
             </w:r>
             <w:r>
               <w:rPr>
@@ -4294,7 +4382,7 @@
                 <w:szCs w:val="21"/>
                 <w:color w:val="000000"/>
               </w:rPr>
-              <w:t xml:space="preserve">On my desk, I will ask these about:</w:t>
+              <w:t xml:space="preserve">Back at work, I will ask these questions about:</w:t>
             </w:r>
             <w:r>
               <w:rPr>
@@ -4329,7 +4417,6 @@
         <w:trPr>
           <w:trHeight w:val="4032" w:hRule="atLeast"/>
         </w:trPr>
-        body3
         <w:tc>
           <w:tcPr>
             <w:tcBorders>
@@ -4349,6 +4436,7 @@
           </w:tcPr>
           <w:p>
             <w:pPr>
+              <w:pStyle w:val="Normal"/>
               <w:jc w:val="left"/>
               <w:pBdr>
                 <w:bottom w:val="none" w:sz="0" w:space="0" w:color="000000"/>
@@ -4432,7 +4520,7 @@
                 <w:szCs w:val="21"/>
                 <w:color w:val="000000"/>
               </w:rPr>
-              <w:t xml:space="preserve">2. Read the limitations section, then check whether it names the problems in the data section. If it does not, ask why they were dropped.</w:t>
+              <w:t xml:space="preserve">2. Read the limitations section, then check whether the limitations section names the problems in the data section. If those problems are missing, ask why they were left out.</w:t>
             </w:r>
             <w:r>
               <w:rPr>
@@ -4458,7 +4546,7 @@
                 <w:szCs w:val="21"/>
                 <w:color w:val="000000"/>
               </w:rPr>
-              <w:t xml:space="preserve">3. Find the preferred specification and check whether the headline is it. When they differ, ask why.</w:t>
+              <w:t xml:space="preserve">3. Find the preferred specification (the estimate the evaluators trust most). Check whether the headline number is that estimate. When the two differ, ask why.</w:t>
             </w:r>
             <w:r>
               <w:rPr>
@@ -4497,7 +4585,7 @@
                 <w:szCs w:val="21"/>
                 <w:color w:val="000000"/>
               </w:rPr>
-              <w:t xml:space="preserve">On my desk, I will ask these about:</w:t>
+              <w:t xml:space="preserve">Back at work, I will ask these questions about:</w:t>
             </w:r>
             <w:r>
               <w:rPr>
@@ -4546,6 +4634,7 @@
           </w:tcPr>
           <w:p>
             <w:pPr>
+              <w:pStyle w:val="Normal"/>
               <w:jc w:val="left"/>
               <w:pBdr>
                 <w:bottom w:val="none" w:sz="0" w:space="0" w:color="000000"/>
@@ -4629,7 +4718,7 @@
                 <w:szCs w:val="21"/>
                 <w:color w:val="000000"/>
               </w:rPr>
-              <w:t xml:space="preserve">2. Read the limitations section, then check whether it names the problems in the data section. If it does not, ask why they were dropped.</w:t>
+              <w:t xml:space="preserve">2. Read the limitations section, then check whether the limitations section names the problems in the data section. If those problems are missing, ask why they were left out.</w:t>
             </w:r>
             <w:r>
               <w:rPr>
@@ -4655,7 +4744,7 @@
                 <w:szCs w:val="21"/>
                 <w:color w:val="000000"/>
               </w:rPr>
-              <w:t xml:space="preserve">3. Find the preferred specification and check whether the headline is it. When they differ, ask why.</w:t>
+              <w:t xml:space="preserve">3. Find the preferred specification (the estimate the evaluators trust most). Check whether the headline number is that estimate. When the two differ, ask why.</w:t>
             </w:r>
             <w:r>
               <w:rPr>
@@ -4694,7 +4783,7 @@
                 <w:szCs w:val="21"/>
                 <w:color w:val="000000"/>
               </w:rPr>
-              <w:t xml:space="preserve">On my desk, I will ask these about:</w:t>
+              <w:t xml:space="preserve">Back at work, I will ask these questions about:</w:t>
             </w:r>
             <w:r>
               <w:rPr>

--- a/docs/handouts/Oct15_session1_handouts.docx
+++ b/docs/handouts/Oct15_session1_handouts.docx
@@ -21,7 +21,6 @@
           <w:i w:val="false"/>
           <w:b w:val="false"/>
           <w:u w:val="none"/>
-          <w:strike w:val="false"/>
           <w:sz w:val="18"/>
           <w:szCs w:val="18"/>
           <w:color w:val="545860"/>
@@ -48,7 +47,6 @@
           <w:i w:val="false"/>
           <w:b w:val="true"/>
           <w:u w:val="none"/>
-          <w:strike w:val="false"/>
           <w:sz w:val="36"/>
           <w:szCs w:val="36"/>
           <w:color w:val="063360"/>
@@ -75,12 +73,37 @@
           <w:i w:val="false"/>
           <w:b w:val="false"/>
           <w:u w:val="none"/>
-          <w:strike w:val="false"/>
           <w:sz w:val="22"/>
           <w:szCs w:val="22"/>
           <w:color w:val="000000"/>
         </w:rPr>
         <w:t xml:space="preserve">Work through the report one section at a time. For each section, circle a colour and write the main reason for your colour. Rate the executive summary first, on your own, before reading the rest of the report. Then rate Sections 3 to 7 in pairs. The Area to check column tells you which part of yesterday's QA checklist to use.</w:t>
+      </w:r>
+    </w:p>
+    <w:p>
+      <w:pPr>
+        <w:pStyle w:val="Normal"/>
+        <w:jc w:val="left"/>
+        <w:pBdr>
+          <w:bottom w:val="none" w:sz="0" w:space="0" w:color="000000"/>
+          <w:top w:val="none" w:sz="0" w:space="0" w:color="000000"/>
+          <w:left w:val="none" w:sz="0" w:space="0" w:color="000000"/>
+          <w:right w:val="none" w:sz="0" w:space="0" w:color="000000"/>
+        </w:pBdr>
+        <w:spacing w:after="80" w:before="0" w:line="240"/>
+        <w:ind w:left="0" w:right="0" w:firstLine="0" w:firstLineChars="0"/>
+      </w:pPr>
+      <w:r>
+        <w:rPr>
+          <w:rFonts w:ascii="Arial" w:hAnsi="Arial" w:eastAsia="Arial" w:cs="Arial"/>
+          <w:i w:val="false"/>
+          <w:b w:val="true"/>
+          <w:u w:val="none"/>
+          <w:sz w:val="22"/>
+          <w:szCs w:val="22"/>
+          <w:color w:val="000000"/>
+        </w:rPr>
+        <w:t xml:space="preserve">Wall grid: after each rating, put a sticky note with a few words of your reason on the wall grid, in the section's column and your colour's row. Summary: one note each. Sections 3 to 7: one note per pair. No names.</w:t>
       </w:r>
     </w:p>
     <w:tbl xmlns:a="http://schemas.openxmlformats.org/drawingml/2006/main" xmlns:pic="http://schemas.openxmlformats.org/drawingml/2006/picture">
@@ -98,6 +121,7 @@
           <w:trHeight w:val="360" w:hRule="auto"/>
           <w:tblHeader/>
         </w:trPr>
+        header1
         <w:tc>
           <w:tcPr>
             <w:tcBorders>
@@ -127,24 +151,13 @@
               </w:pBdr>
               <w:spacing w:after="80" w:before="80" w:line="240"/>
               <w:ind w:left="80" w:right="80" w:firstLine="0" w:firstLineChars="0"/>
-              <w:rPr>
-                <w:rFonts w:ascii="Arial" w:hAnsi="Arial" w:eastAsia="Arial" w:cs="Arial"/>
+            </w:pPr>
+            <w:r>
+              <w:rPr>
+                <w:rFonts w:ascii="Arial" w:hAnsi="DejaVu Sans" w:eastAsia="DejaVu Sans" w:cs="DejaVu Sans"/>
                 <w:i w:val="false"/>
                 <w:b w:val="true"/>
                 <w:u w:val="none"/>
-                <w:strike w:val="false"/>
-                <w:sz w:val="21"/>
-                <w:szCs w:val="21"/>
-                <w:color w:val="063360"/>
-              </w:rPr>
-            </w:pPr>
-            <w:r>
-              <w:rPr>
-                <w:rFonts w:ascii="Arial" w:hAnsi="Arial" w:eastAsia="Arial" w:cs="Arial"/>
-                <w:i w:val="false"/>
-                <w:b w:val="true"/>
-                <w:u w:val="none"/>
-                <w:strike w:val="false"/>
                 <w:sz w:val="21"/>
                 <w:szCs w:val="21"/>
                 <w:color w:val="063360"/>
@@ -182,24 +195,13 @@
               </w:pBdr>
               <w:spacing w:after="80" w:before="80" w:line="240"/>
               <w:ind w:left="80" w:right="80" w:firstLine="0" w:firstLineChars="0"/>
-              <w:rPr>
-                <w:rFonts w:ascii="Arial" w:hAnsi="Arial" w:eastAsia="Arial" w:cs="Arial"/>
+            </w:pPr>
+            <w:r>
+              <w:rPr>
+                <w:rFonts w:ascii="Arial" w:hAnsi="DejaVu Sans" w:eastAsia="DejaVu Sans" w:cs="DejaVu Sans"/>
                 <w:i w:val="false"/>
                 <w:b w:val="true"/>
                 <w:u w:val="none"/>
-                <w:strike w:val="false"/>
-                <w:sz w:val="21"/>
-                <w:szCs w:val="21"/>
-                <w:color w:val="063360"/>
-              </w:rPr>
-            </w:pPr>
-            <w:r>
-              <w:rPr>
-                <w:rFonts w:ascii="Arial" w:hAnsi="Arial" w:eastAsia="Arial" w:cs="Arial"/>
-                <w:i w:val="false"/>
-                <w:b w:val="true"/>
-                <w:u w:val="none"/>
-                <w:strike w:val="false"/>
                 <w:sz w:val="21"/>
                 <w:szCs w:val="21"/>
                 <w:color w:val="063360"/>
@@ -213,6 +215,7 @@
         <w:trPr>
           <w:trHeight w:val="360" w:hRule="auto"/>
         </w:trPr>
+        body1
         <w:tc>
           <w:tcPr>
             <w:tcBorders>
@@ -242,24 +245,13 @@
               </w:pBdr>
               <w:spacing w:after="80" w:before="80" w:line="240"/>
               <w:ind w:left="80" w:right="80" w:firstLine="0" w:firstLineChars="0"/>
-              <w:rPr>
-                <w:rFonts w:ascii="Arial" w:hAnsi="Arial" w:eastAsia="Arial" w:cs="Arial"/>
-                <w:i w:val="false"/>
-                <w:b w:val="false"/>
-                <w:u w:val="none"/>
-                <w:strike w:val="false"/>
-                <w:sz w:val="21"/>
-                <w:szCs w:val="21"/>
-                <w:color w:val="000000"/>
-              </w:rPr>
             </w:pPr>
             <w:r>
               <w:rPr>
-                <w:rFonts w:ascii="Arial" w:hAnsi="Arial" w:eastAsia="Arial" w:cs="Arial"/>
-                <w:i w:val="false"/>
-                <w:b w:val="false"/>
-                <w:u w:val="none"/>
-                <w:strike w:val="false"/>
+                <w:rFonts w:ascii="Arial" w:hAnsi="DejaVu Sans" w:eastAsia="DejaVu Sans" w:cs="DejaVu Sans"/>
+                <w:i w:val="false"/>
+                <w:b w:val="false"/>
+                <w:u w:val="none"/>
                 <w:sz w:val="21"/>
                 <w:szCs w:val="21"/>
                 <w:color w:val="000000"/>
@@ -297,24 +289,13 @@
               </w:pBdr>
               <w:spacing w:after="80" w:before="80" w:line="240"/>
               <w:ind w:left="80" w:right="80" w:firstLine="0" w:firstLineChars="0"/>
-              <w:rPr>
-                <w:rFonts w:ascii="Arial" w:hAnsi="Arial" w:eastAsia="Arial" w:cs="Arial"/>
-                <w:i w:val="false"/>
-                <w:b w:val="false"/>
-                <w:u w:val="none"/>
-                <w:strike w:val="false"/>
-                <w:sz w:val="21"/>
-                <w:szCs w:val="21"/>
-                <w:color w:val="000000"/>
-              </w:rPr>
             </w:pPr>
             <w:r>
               <w:rPr>
-                <w:rFonts w:ascii="Arial" w:hAnsi="Arial" w:eastAsia="Arial" w:cs="Arial"/>
-                <w:i w:val="false"/>
-                <w:b w:val="false"/>
-                <w:u w:val="none"/>
-                <w:strike w:val="false"/>
+                <w:rFonts w:ascii="Arial" w:hAnsi="DejaVu Sans" w:eastAsia="DejaVu Sans" w:cs="DejaVu Sans"/>
+                <w:i w:val="false"/>
+                <w:b w:val="false"/>
+                <w:u w:val="none"/>
                 <w:sz w:val="21"/>
                 <w:szCs w:val="21"/>
                 <w:color w:val="000000"/>
@@ -328,6 +309,7 @@
         <w:trPr>
           <w:trHeight w:val="360" w:hRule="auto"/>
         </w:trPr>
+        body2
         <w:tc>
           <w:tcPr>
             <w:tcBorders>
@@ -357,24 +339,13 @@
               </w:pBdr>
               <w:spacing w:after="80" w:before="80" w:line="240"/>
               <w:ind w:left="80" w:right="80" w:firstLine="0" w:firstLineChars="0"/>
-              <w:rPr>
-                <w:rFonts w:ascii="Arial" w:hAnsi="Arial" w:eastAsia="Arial" w:cs="Arial"/>
-                <w:i w:val="false"/>
-                <w:b w:val="false"/>
-                <w:u w:val="none"/>
-                <w:strike w:val="false"/>
-                <w:sz w:val="21"/>
-                <w:szCs w:val="21"/>
-                <w:color w:val="000000"/>
-              </w:rPr>
             </w:pPr>
             <w:r>
               <w:rPr>
-                <w:rFonts w:ascii="Arial" w:hAnsi="Arial" w:eastAsia="Arial" w:cs="Arial"/>
-                <w:i w:val="false"/>
-                <w:b w:val="false"/>
-                <w:u w:val="none"/>
-                <w:strike w:val="false"/>
+                <w:rFonts w:ascii="Arial" w:hAnsi="DejaVu Sans" w:eastAsia="DejaVu Sans" w:cs="DejaVu Sans"/>
+                <w:i w:val="false"/>
+                <w:b w:val="false"/>
+                <w:u w:val="none"/>
                 <w:sz w:val="21"/>
                 <w:szCs w:val="21"/>
                 <w:color w:val="000000"/>
@@ -412,24 +383,13 @@
               </w:pBdr>
               <w:spacing w:after="80" w:before="80" w:line="240"/>
               <w:ind w:left="80" w:right="80" w:firstLine="0" w:firstLineChars="0"/>
-              <w:rPr>
-                <w:rFonts w:ascii="Arial" w:hAnsi="Arial" w:eastAsia="Arial" w:cs="Arial"/>
-                <w:i w:val="false"/>
-                <w:b w:val="false"/>
-                <w:u w:val="none"/>
-                <w:strike w:val="false"/>
-                <w:sz w:val="21"/>
-                <w:szCs w:val="21"/>
-                <w:color w:val="000000"/>
-              </w:rPr>
             </w:pPr>
             <w:r>
               <w:rPr>
-                <w:rFonts w:ascii="Arial" w:hAnsi="Arial" w:eastAsia="Arial" w:cs="Arial"/>
-                <w:i w:val="false"/>
-                <w:b w:val="false"/>
-                <w:u w:val="none"/>
-                <w:strike w:val="false"/>
+                <w:rFonts w:ascii="Arial" w:hAnsi="DejaVu Sans" w:eastAsia="DejaVu Sans" w:cs="DejaVu Sans"/>
+                <w:i w:val="false"/>
+                <w:b w:val="false"/>
+                <w:u w:val="none"/>
                 <w:sz w:val="21"/>
                 <w:szCs w:val="21"/>
                 <w:color w:val="000000"/>
@@ -443,6 +403,7 @@
         <w:trPr>
           <w:trHeight w:val="360" w:hRule="auto"/>
         </w:trPr>
+        body3
         <w:tc>
           <w:tcPr>
             <w:tcBorders>
@@ -472,24 +433,13 @@
               </w:pBdr>
               <w:spacing w:after="80" w:before="80" w:line="240"/>
               <w:ind w:left="80" w:right="80" w:firstLine="0" w:firstLineChars="0"/>
-              <w:rPr>
-                <w:rFonts w:ascii="Arial" w:hAnsi="Arial" w:eastAsia="Arial" w:cs="Arial"/>
-                <w:i w:val="false"/>
-                <w:b w:val="false"/>
-                <w:u w:val="none"/>
-                <w:strike w:val="false"/>
-                <w:sz w:val="21"/>
-                <w:szCs w:val="21"/>
-                <w:color w:val="000000"/>
-              </w:rPr>
             </w:pPr>
             <w:r>
               <w:rPr>
-                <w:rFonts w:ascii="Arial" w:hAnsi="Arial" w:eastAsia="Arial" w:cs="Arial"/>
-                <w:i w:val="false"/>
-                <w:b w:val="false"/>
-                <w:u w:val="none"/>
-                <w:strike w:val="false"/>
+                <w:rFonts w:ascii="Arial" w:hAnsi="DejaVu Sans" w:eastAsia="DejaVu Sans" w:cs="DejaVu Sans"/>
+                <w:i w:val="false"/>
+                <w:b w:val="false"/>
+                <w:u w:val="none"/>
                 <w:sz w:val="21"/>
                 <w:szCs w:val="21"/>
                 <w:color w:val="000000"/>
@@ -527,24 +477,13 @@
               </w:pBdr>
               <w:spacing w:after="80" w:before="80" w:line="240"/>
               <w:ind w:left="80" w:right="80" w:firstLine="0" w:firstLineChars="0"/>
-              <w:rPr>
-                <w:rFonts w:ascii="Arial" w:hAnsi="Arial" w:eastAsia="Arial" w:cs="Arial"/>
-                <w:i w:val="false"/>
-                <w:b w:val="false"/>
-                <w:u w:val="none"/>
-                <w:strike w:val="false"/>
-                <w:sz w:val="21"/>
-                <w:szCs w:val="21"/>
-                <w:color w:val="000000"/>
-              </w:rPr>
             </w:pPr>
             <w:r>
               <w:rPr>
-                <w:rFonts w:ascii="Arial" w:hAnsi="Arial" w:eastAsia="Arial" w:cs="Arial"/>
-                <w:i w:val="false"/>
-                <w:b w:val="false"/>
-                <w:u w:val="none"/>
-                <w:strike w:val="false"/>
+                <w:rFonts w:ascii="Arial" w:hAnsi="DejaVu Sans" w:eastAsia="DejaVu Sans" w:cs="DejaVu Sans"/>
+                <w:i w:val="false"/>
+                <w:b w:val="false"/>
+                <w:u w:val="none"/>
                 <w:sz w:val="21"/>
                 <w:szCs w:val="21"/>
                 <w:color w:val="000000"/>
@@ -574,7 +513,6 @@
           <w:i w:val="true"/>
           <w:b w:val="false"/>
           <w:u w:val="none"/>
-          <w:strike w:val="false"/>
           <w:sz w:val="17"/>
           <w:szCs w:val="17"/>
           <w:color w:val="545860"/>
@@ -600,6 +538,7 @@
           <w:trHeight w:val="360" w:hRule="auto"/>
           <w:tblHeader/>
         </w:trPr>
+        header1
         <w:tc>
           <w:tcPr>
             <w:tcBorders>
@@ -629,24 +568,13 @@
               </w:pBdr>
               <w:spacing w:after="80" w:before="80" w:line="240"/>
               <w:ind w:left="80" w:right="80" w:firstLine="0" w:firstLineChars="0"/>
-              <w:rPr>
-                <w:rFonts w:ascii="Arial" w:hAnsi="Arial" w:eastAsia="Arial" w:cs="Arial"/>
+            </w:pPr>
+            <w:r>
+              <w:rPr>
+                <w:rFonts w:ascii="Arial" w:hAnsi="DejaVu Sans" w:eastAsia="DejaVu Sans" w:cs="DejaVu Sans"/>
                 <w:i w:val="false"/>
                 <w:b w:val="true"/>
                 <w:u w:val="none"/>
-                <w:strike w:val="false"/>
-                <w:sz w:val="21"/>
-                <w:szCs w:val="21"/>
-                <w:color w:val="063360"/>
-              </w:rPr>
-            </w:pPr>
-            <w:r>
-              <w:rPr>
-                <w:rFonts w:ascii="Arial" w:hAnsi="Arial" w:eastAsia="Arial" w:cs="Arial"/>
-                <w:i w:val="false"/>
-                <w:b w:val="true"/>
-                <w:u w:val="none"/>
-                <w:strike w:val="false"/>
                 <w:sz w:val="21"/>
                 <w:szCs w:val="21"/>
                 <w:color w:val="063360"/>
@@ -684,24 +612,13 @@
               </w:pBdr>
               <w:spacing w:after="80" w:before="80" w:line="240"/>
               <w:ind w:left="80" w:right="80" w:firstLine="0" w:firstLineChars="0"/>
-              <w:rPr>
-                <w:rFonts w:ascii="Arial" w:hAnsi="Arial" w:eastAsia="Arial" w:cs="Arial"/>
+            </w:pPr>
+            <w:r>
+              <w:rPr>
+                <w:rFonts w:ascii="Arial" w:hAnsi="DejaVu Sans" w:eastAsia="DejaVu Sans" w:cs="DejaVu Sans"/>
                 <w:i w:val="false"/>
                 <w:b w:val="true"/>
                 <w:u w:val="none"/>
-                <w:strike w:val="false"/>
-                <w:sz w:val="21"/>
-                <w:szCs w:val="21"/>
-                <w:color w:val="063360"/>
-              </w:rPr>
-            </w:pPr>
-            <w:r>
-              <w:rPr>
-                <w:rFonts w:ascii="Arial" w:hAnsi="Arial" w:eastAsia="Arial" w:cs="Arial"/>
-                <w:i w:val="false"/>
-                <w:b w:val="true"/>
-                <w:u w:val="none"/>
-                <w:strike w:val="false"/>
                 <w:sz w:val="21"/>
                 <w:szCs w:val="21"/>
                 <w:color w:val="063360"/>
@@ -739,24 +656,13 @@
               </w:pBdr>
               <w:spacing w:after="80" w:before="80" w:line="240"/>
               <w:ind w:left="80" w:right="80" w:firstLine="0" w:firstLineChars="0"/>
-              <w:rPr>
-                <w:rFonts w:ascii="Arial" w:hAnsi="Arial" w:eastAsia="Arial" w:cs="Arial"/>
+            </w:pPr>
+            <w:r>
+              <w:rPr>
+                <w:rFonts w:ascii="Arial" w:hAnsi="DejaVu Sans" w:eastAsia="DejaVu Sans" w:cs="DejaVu Sans"/>
                 <w:i w:val="false"/>
                 <w:b w:val="true"/>
                 <w:u w:val="none"/>
-                <w:strike w:val="false"/>
-                <w:sz w:val="21"/>
-                <w:szCs w:val="21"/>
-                <w:color w:val="063360"/>
-              </w:rPr>
-            </w:pPr>
-            <w:r>
-              <w:rPr>
-                <w:rFonts w:ascii="Arial" w:hAnsi="Arial" w:eastAsia="Arial" w:cs="Arial"/>
-                <w:i w:val="false"/>
-                <w:b w:val="true"/>
-                <w:u w:val="none"/>
-                <w:strike w:val="false"/>
                 <w:sz w:val="21"/>
                 <w:szCs w:val="21"/>
                 <w:color w:val="063360"/>
@@ -794,24 +700,13 @@
               </w:pBdr>
               <w:spacing w:after="80" w:before="80" w:line="240"/>
               <w:ind w:left="80" w:right="80" w:firstLine="0" w:firstLineChars="0"/>
-              <w:rPr>
-                <w:rFonts w:ascii="Arial" w:hAnsi="Arial" w:eastAsia="Arial" w:cs="Arial"/>
+            </w:pPr>
+            <w:r>
+              <w:rPr>
+                <w:rFonts w:ascii="Arial" w:hAnsi="DejaVu Sans" w:eastAsia="DejaVu Sans" w:cs="DejaVu Sans"/>
                 <w:i w:val="false"/>
                 <w:b w:val="true"/>
                 <w:u w:val="none"/>
-                <w:strike w:val="false"/>
-                <w:sz w:val="21"/>
-                <w:szCs w:val="21"/>
-                <w:color w:val="063360"/>
-              </w:rPr>
-            </w:pPr>
-            <w:r>
-              <w:rPr>
-                <w:rFonts w:ascii="Arial" w:hAnsi="Arial" w:eastAsia="Arial" w:cs="Arial"/>
-                <w:i w:val="false"/>
-                <w:b w:val="true"/>
-                <w:u w:val="none"/>
-                <w:strike w:val="false"/>
                 <w:sz w:val="21"/>
                 <w:szCs w:val="21"/>
                 <w:color w:val="063360"/>
@@ -849,24 +744,13 @@
               </w:pBdr>
               <w:spacing w:after="80" w:before="80" w:line="240"/>
               <w:ind w:left="80" w:right="80" w:firstLine="0" w:firstLineChars="0"/>
-              <w:rPr>
-                <w:rFonts w:ascii="Arial" w:hAnsi="Arial" w:eastAsia="Arial" w:cs="Arial"/>
+            </w:pPr>
+            <w:r>
+              <w:rPr>
+                <w:rFonts w:ascii="Arial" w:hAnsi="DejaVu Sans" w:eastAsia="DejaVu Sans" w:cs="DejaVu Sans"/>
                 <w:i w:val="false"/>
                 <w:b w:val="true"/>
                 <w:u w:val="none"/>
-                <w:strike w:val="false"/>
-                <w:sz w:val="21"/>
-                <w:szCs w:val="21"/>
-                <w:color w:val="063360"/>
-              </w:rPr>
-            </w:pPr>
-            <w:r>
-              <w:rPr>
-                <w:rFonts w:ascii="Arial" w:hAnsi="Arial" w:eastAsia="Arial" w:cs="Arial"/>
-                <w:i w:val="false"/>
-                <w:b w:val="true"/>
-                <w:u w:val="none"/>
-                <w:strike w:val="false"/>
                 <w:sz w:val="21"/>
                 <w:szCs w:val="21"/>
                 <w:color w:val="063360"/>
@@ -878,8 +762,9 @@
       </w:tr>
       <w:tr>
         <w:trPr>
-          <w:trHeight w:val="1368" w:hRule="atLeast"/>
+          <w:trHeight w:val="1224" w:hRule="atLeast"/>
         </w:trPr>
+        body1
         <w:tc>
           <w:tcPr>
             <w:tcBorders>
@@ -909,24 +794,13 @@
               </w:pBdr>
               <w:spacing w:after="80" w:before="80" w:line="240"/>
               <w:ind w:left="80" w:right="80" w:firstLine="0" w:firstLineChars="0"/>
-              <w:rPr>
-                <w:rFonts w:ascii="Arial" w:hAnsi="Arial" w:eastAsia="Arial" w:cs="Arial"/>
-                <w:i w:val="false"/>
-                <w:b w:val="false"/>
-                <w:u w:val="none"/>
-                <w:strike w:val="false"/>
-                <w:sz w:val="21"/>
-                <w:szCs w:val="21"/>
-                <w:color w:val="000000"/>
-              </w:rPr>
             </w:pPr>
             <w:r>
               <w:rPr>
-                <w:rFonts w:ascii="Arial" w:hAnsi="Arial" w:eastAsia="Arial" w:cs="Arial"/>
-                <w:i w:val="false"/>
-                <w:b w:val="false"/>
-                <w:u w:val="none"/>
-                <w:strike w:val="false"/>
+                <w:rFonts w:ascii="Arial" w:hAnsi="DejaVu Sans" w:eastAsia="DejaVu Sans" w:cs="DejaVu Sans"/>
+                <w:i w:val="false"/>
+                <w:b w:val="false"/>
+                <w:u w:val="none"/>
                 <w:sz w:val="21"/>
                 <w:szCs w:val="21"/>
                 <w:color w:val="000000"/>
@@ -964,24 +838,13 @@
               </w:pBdr>
               <w:spacing w:after="80" w:before="80" w:line="240"/>
               <w:ind w:left="80" w:right="80" w:firstLine="0" w:firstLineChars="0"/>
-              <w:rPr>
-                <w:rFonts w:ascii="Arial" w:hAnsi="Arial" w:eastAsia="Arial" w:cs="Arial"/>
-                <w:i w:val="false"/>
-                <w:b w:val="false"/>
-                <w:u w:val="none"/>
-                <w:strike w:val="false"/>
-                <w:sz w:val="21"/>
-                <w:szCs w:val="21"/>
-                <w:color w:val="000000"/>
-              </w:rPr>
             </w:pPr>
             <w:r>
               <w:rPr>
-                <w:rFonts w:ascii="Arial" w:hAnsi="Arial" w:eastAsia="Arial" w:cs="Arial"/>
-                <w:i w:val="false"/>
-                <w:b w:val="false"/>
-                <w:u w:val="none"/>
-                <w:strike w:val="false"/>
+                <w:rFonts w:ascii="Arial" w:hAnsi="DejaVu Sans" w:eastAsia="DejaVu Sans" w:cs="DejaVu Sans"/>
+                <w:i w:val="false"/>
+                <w:b w:val="false"/>
+                <w:u w:val="none"/>
                 <w:sz w:val="21"/>
                 <w:szCs w:val="21"/>
                 <w:color w:val="000000"/>
@@ -1019,24 +882,13 @@
               </w:pBdr>
               <w:spacing w:after="80" w:before="80" w:line="240"/>
               <w:ind w:left="80" w:right="80" w:firstLine="0" w:firstLineChars="0"/>
-              <w:rPr>
-                <w:rFonts w:ascii="Arial" w:hAnsi="Arial" w:eastAsia="Arial" w:cs="Arial"/>
-                <w:i w:val="false"/>
-                <w:b w:val="false"/>
-                <w:u w:val="none"/>
-                <w:strike w:val="false"/>
-                <w:sz w:val="21"/>
-                <w:szCs w:val="21"/>
-                <w:color w:val="000000"/>
-              </w:rPr>
             </w:pPr>
             <w:r>
               <w:rPr>
-                <w:rFonts w:ascii="Arial" w:hAnsi="Arial" w:eastAsia="Arial" w:cs="Arial"/>
-                <w:i w:val="false"/>
-                <w:b w:val="false"/>
-                <w:u w:val="none"/>
-                <w:strike w:val="false"/>
+                <w:rFonts w:ascii="Arial" w:hAnsi="DejaVu Sans" w:eastAsia="DejaVu Sans" w:cs="DejaVu Sans"/>
+                <w:i w:val="false"/>
+                <w:b w:val="false"/>
+                <w:u w:val="none"/>
                 <w:sz w:val="21"/>
                 <w:szCs w:val="21"/>
                 <w:color w:val="000000"/>
@@ -1074,24 +926,13 @@
               </w:pBdr>
               <w:spacing w:after="80" w:before="80" w:line="240"/>
               <w:ind w:left="80" w:right="80" w:firstLine="0" w:firstLineChars="0"/>
-              <w:rPr>
-                <w:rFonts w:ascii="Arial" w:hAnsi="Arial" w:eastAsia="Arial" w:cs="Arial"/>
-                <w:i w:val="false"/>
-                <w:b w:val="false"/>
-                <w:u w:val="none"/>
-                <w:strike w:val="false"/>
-                <w:sz w:val="21"/>
-                <w:szCs w:val="21"/>
-                <w:color w:val="000000"/>
-              </w:rPr>
             </w:pPr>
             <w:r>
               <w:rPr>
-                <w:rFonts w:ascii="Arial" w:hAnsi="Arial" w:eastAsia="Arial" w:cs="Arial"/>
-                <w:i w:val="false"/>
-                <w:b w:val="false"/>
-                <w:u w:val="none"/>
-                <w:strike w:val="false"/>
+                <w:rFonts w:ascii="Arial" w:hAnsi="DejaVu Sans" w:eastAsia="DejaVu Sans" w:cs="DejaVu Sans"/>
+                <w:i w:val="false"/>
+                <w:b w:val="false"/>
+                <w:u w:val="none"/>
                 <w:sz w:val="21"/>
                 <w:szCs w:val="21"/>
                 <w:color w:val="000000"/>
@@ -1129,24 +970,13 @@
               </w:pBdr>
               <w:spacing w:after="80" w:before="80" w:line="240"/>
               <w:ind w:left="80" w:right="80" w:firstLine="0" w:firstLineChars="0"/>
-              <w:rPr>
-                <w:rFonts w:ascii="Arial" w:hAnsi="Arial" w:eastAsia="Arial" w:cs="Arial"/>
-                <w:i w:val="false"/>
-                <w:b w:val="false"/>
-                <w:u w:val="none"/>
-                <w:strike w:val="false"/>
-                <w:sz w:val="21"/>
-                <w:szCs w:val="21"/>
-                <w:color w:val="000000"/>
-              </w:rPr>
             </w:pPr>
             <w:r>
               <w:rPr>
-                <w:rFonts w:ascii="Arial" w:hAnsi="Arial" w:eastAsia="Arial" w:cs="Arial"/>
-                <w:i w:val="false"/>
-                <w:b w:val="false"/>
-                <w:u w:val="none"/>
-                <w:strike w:val="false"/>
+                <w:rFonts w:ascii="Arial" w:hAnsi="DejaVu Sans" w:eastAsia="DejaVu Sans" w:cs="DejaVu Sans"/>
+                <w:i w:val="false"/>
+                <w:b w:val="false"/>
+                <w:u w:val="none"/>
                 <w:sz w:val="21"/>
                 <w:szCs w:val="21"/>
                 <w:color w:val="000000"/>
@@ -1158,8 +988,9 @@
       </w:tr>
       <w:tr>
         <w:trPr>
-          <w:trHeight w:val="1368" w:hRule="atLeast"/>
+          <w:trHeight w:val="1224" w:hRule="atLeast"/>
         </w:trPr>
+        body2
         <w:tc>
           <w:tcPr>
             <w:tcBorders>
@@ -1189,24 +1020,13 @@
               </w:pBdr>
               <w:spacing w:after="80" w:before="80" w:line="240"/>
               <w:ind w:left="80" w:right="80" w:firstLine="0" w:firstLineChars="0"/>
-              <w:rPr>
-                <w:rFonts w:ascii="Arial" w:hAnsi="Arial" w:eastAsia="Arial" w:cs="Arial"/>
-                <w:i w:val="false"/>
-                <w:b w:val="false"/>
-                <w:u w:val="none"/>
-                <w:strike w:val="false"/>
-                <w:sz w:val="21"/>
-                <w:szCs w:val="21"/>
-                <w:color w:val="000000"/>
-              </w:rPr>
             </w:pPr>
             <w:r>
               <w:rPr>
-                <w:rFonts w:ascii="Arial" w:hAnsi="Arial" w:eastAsia="Arial" w:cs="Arial"/>
-                <w:i w:val="false"/>
-                <w:b w:val="false"/>
-                <w:u w:val="none"/>
-                <w:strike w:val="false"/>
+                <w:rFonts w:ascii="Arial" w:hAnsi="DejaVu Sans" w:eastAsia="DejaVu Sans" w:cs="DejaVu Sans"/>
+                <w:i w:val="false"/>
+                <w:b w:val="false"/>
+                <w:u w:val="none"/>
                 <w:sz w:val="21"/>
                 <w:szCs w:val="21"/>
                 <w:color w:val="000000"/>
@@ -1244,24 +1064,13 @@
               </w:pBdr>
               <w:spacing w:after="80" w:before="80" w:line="240"/>
               <w:ind w:left="80" w:right="80" w:firstLine="0" w:firstLineChars="0"/>
-              <w:rPr>
-                <w:rFonts w:ascii="Arial" w:hAnsi="Arial" w:eastAsia="Arial" w:cs="Arial"/>
-                <w:i w:val="false"/>
-                <w:b w:val="false"/>
-                <w:u w:val="none"/>
-                <w:strike w:val="false"/>
-                <w:sz w:val="21"/>
-                <w:szCs w:val="21"/>
-                <w:color w:val="000000"/>
-              </w:rPr>
             </w:pPr>
             <w:r>
               <w:rPr>
-                <w:rFonts w:ascii="Arial" w:hAnsi="Arial" w:eastAsia="Arial" w:cs="Arial"/>
-                <w:i w:val="false"/>
-                <w:b w:val="false"/>
-                <w:u w:val="none"/>
-                <w:strike w:val="false"/>
+                <w:rFonts w:ascii="Arial" w:hAnsi="DejaVu Sans" w:eastAsia="DejaVu Sans" w:cs="DejaVu Sans"/>
+                <w:i w:val="false"/>
+                <w:b w:val="false"/>
+                <w:u w:val="none"/>
                 <w:sz w:val="21"/>
                 <w:szCs w:val="21"/>
                 <w:color w:val="000000"/>
@@ -1299,24 +1108,13 @@
               </w:pBdr>
               <w:spacing w:after="80" w:before="80" w:line="240"/>
               <w:ind w:left="80" w:right="80" w:firstLine="0" w:firstLineChars="0"/>
-              <w:rPr>
-                <w:rFonts w:ascii="Arial" w:hAnsi="Arial" w:eastAsia="Arial" w:cs="Arial"/>
-                <w:i w:val="false"/>
-                <w:b w:val="false"/>
-                <w:u w:val="none"/>
-                <w:strike w:val="false"/>
-                <w:sz w:val="21"/>
-                <w:szCs w:val="21"/>
-                <w:color w:val="000000"/>
-              </w:rPr>
             </w:pPr>
             <w:r>
               <w:rPr>
-                <w:rFonts w:ascii="Arial" w:hAnsi="Arial" w:eastAsia="Arial" w:cs="Arial"/>
-                <w:i w:val="false"/>
-                <w:b w:val="false"/>
-                <w:u w:val="none"/>
-                <w:strike w:val="false"/>
+                <w:rFonts w:ascii="Arial" w:hAnsi="DejaVu Sans" w:eastAsia="DejaVu Sans" w:cs="DejaVu Sans"/>
+                <w:i w:val="false"/>
+                <w:b w:val="false"/>
+                <w:u w:val="none"/>
                 <w:sz w:val="21"/>
                 <w:szCs w:val="21"/>
                 <w:color w:val="000000"/>
@@ -1354,24 +1152,13 @@
               </w:pBdr>
               <w:spacing w:after="80" w:before="80" w:line="240"/>
               <w:ind w:left="80" w:right="80" w:firstLine="0" w:firstLineChars="0"/>
-              <w:rPr>
-                <w:rFonts w:ascii="Arial" w:hAnsi="Arial" w:eastAsia="Arial" w:cs="Arial"/>
-                <w:i w:val="false"/>
-                <w:b w:val="false"/>
-                <w:u w:val="none"/>
-                <w:strike w:val="false"/>
-                <w:sz w:val="21"/>
-                <w:szCs w:val="21"/>
-                <w:color w:val="000000"/>
-              </w:rPr>
             </w:pPr>
             <w:r>
               <w:rPr>
-                <w:rFonts w:ascii="Arial" w:hAnsi="Arial" w:eastAsia="Arial" w:cs="Arial"/>
-                <w:i w:val="false"/>
-                <w:b w:val="false"/>
-                <w:u w:val="none"/>
-                <w:strike w:val="false"/>
+                <w:rFonts w:ascii="Arial" w:hAnsi="DejaVu Sans" w:eastAsia="DejaVu Sans" w:cs="DejaVu Sans"/>
+                <w:i w:val="false"/>
+                <w:b w:val="false"/>
+                <w:u w:val="none"/>
                 <w:sz w:val="21"/>
                 <w:szCs w:val="21"/>
                 <w:color w:val="000000"/>
@@ -1409,24 +1196,13 @@
               </w:pBdr>
               <w:spacing w:after="80" w:before="80" w:line="240"/>
               <w:ind w:left="80" w:right="80" w:firstLine="0" w:firstLineChars="0"/>
-              <w:rPr>
-                <w:rFonts w:ascii="Arial" w:hAnsi="Arial" w:eastAsia="Arial" w:cs="Arial"/>
-                <w:i w:val="false"/>
-                <w:b w:val="false"/>
-                <w:u w:val="none"/>
-                <w:strike w:val="false"/>
-                <w:sz w:val="21"/>
-                <w:szCs w:val="21"/>
-                <w:color w:val="000000"/>
-              </w:rPr>
             </w:pPr>
             <w:r>
               <w:rPr>
-                <w:rFonts w:ascii="Arial" w:hAnsi="Arial" w:eastAsia="Arial" w:cs="Arial"/>
-                <w:i w:val="false"/>
-                <w:b w:val="false"/>
-                <w:u w:val="none"/>
-                <w:strike w:val="false"/>
+                <w:rFonts w:ascii="Arial" w:hAnsi="DejaVu Sans" w:eastAsia="DejaVu Sans" w:cs="DejaVu Sans"/>
+                <w:i w:val="false"/>
+                <w:b w:val="false"/>
+                <w:u w:val="none"/>
                 <w:sz w:val="21"/>
                 <w:szCs w:val="21"/>
                 <w:color w:val="000000"/>
@@ -1438,8 +1214,9 @@
       </w:tr>
       <w:tr>
         <w:trPr>
-          <w:trHeight w:val="1368" w:hRule="atLeast"/>
+          <w:trHeight w:val="1224" w:hRule="atLeast"/>
         </w:trPr>
+        body3
         <w:tc>
           <w:tcPr>
             <w:tcBorders>
@@ -1469,24 +1246,13 @@
               </w:pBdr>
               <w:spacing w:after="80" w:before="80" w:line="240"/>
               <w:ind w:left="80" w:right="80" w:firstLine="0" w:firstLineChars="0"/>
-              <w:rPr>
-                <w:rFonts w:ascii="Arial" w:hAnsi="Arial" w:eastAsia="Arial" w:cs="Arial"/>
-                <w:i w:val="false"/>
-                <w:b w:val="false"/>
-                <w:u w:val="none"/>
-                <w:strike w:val="false"/>
-                <w:sz w:val="21"/>
-                <w:szCs w:val="21"/>
-                <w:color w:val="000000"/>
-              </w:rPr>
             </w:pPr>
             <w:r>
               <w:rPr>
-                <w:rFonts w:ascii="Arial" w:hAnsi="Arial" w:eastAsia="Arial" w:cs="Arial"/>
-                <w:i w:val="false"/>
-                <w:b w:val="false"/>
-                <w:u w:val="none"/>
-                <w:strike w:val="false"/>
+                <w:rFonts w:ascii="Arial" w:hAnsi="DejaVu Sans" w:eastAsia="DejaVu Sans" w:cs="DejaVu Sans"/>
+                <w:i w:val="false"/>
+                <w:b w:val="false"/>
+                <w:u w:val="none"/>
                 <w:sz w:val="21"/>
                 <w:szCs w:val="21"/>
                 <w:color w:val="000000"/>
@@ -1524,24 +1290,13 @@
               </w:pBdr>
               <w:spacing w:after="80" w:before="80" w:line="240"/>
               <w:ind w:left="80" w:right="80" w:firstLine="0" w:firstLineChars="0"/>
-              <w:rPr>
-                <w:rFonts w:ascii="Arial" w:hAnsi="Arial" w:eastAsia="Arial" w:cs="Arial"/>
-                <w:i w:val="false"/>
-                <w:b w:val="false"/>
-                <w:u w:val="none"/>
-                <w:strike w:val="false"/>
-                <w:sz w:val="21"/>
-                <w:szCs w:val="21"/>
-                <w:color w:val="000000"/>
-              </w:rPr>
             </w:pPr>
             <w:r>
               <w:rPr>
-                <w:rFonts w:ascii="Arial" w:hAnsi="Arial" w:eastAsia="Arial" w:cs="Arial"/>
-                <w:i w:val="false"/>
-                <w:b w:val="false"/>
-                <w:u w:val="none"/>
-                <w:strike w:val="false"/>
+                <w:rFonts w:ascii="Arial" w:hAnsi="DejaVu Sans" w:eastAsia="DejaVu Sans" w:cs="DejaVu Sans"/>
+                <w:i w:val="false"/>
+                <w:b w:val="false"/>
+                <w:u w:val="none"/>
                 <w:sz w:val="21"/>
                 <w:szCs w:val="21"/>
                 <w:color w:val="000000"/>
@@ -1579,24 +1334,13 @@
               </w:pBdr>
               <w:spacing w:after="80" w:before="80" w:line="240"/>
               <w:ind w:left="80" w:right="80" w:firstLine="0" w:firstLineChars="0"/>
-              <w:rPr>
-                <w:rFonts w:ascii="Arial" w:hAnsi="Arial" w:eastAsia="Arial" w:cs="Arial"/>
-                <w:i w:val="false"/>
-                <w:b w:val="false"/>
-                <w:u w:val="none"/>
-                <w:strike w:val="false"/>
-                <w:sz w:val="21"/>
-                <w:szCs w:val="21"/>
-                <w:color w:val="000000"/>
-              </w:rPr>
             </w:pPr>
             <w:r>
               <w:rPr>
-                <w:rFonts w:ascii="Arial" w:hAnsi="Arial" w:eastAsia="Arial" w:cs="Arial"/>
-                <w:i w:val="false"/>
-                <w:b w:val="false"/>
-                <w:u w:val="none"/>
-                <w:strike w:val="false"/>
+                <w:rFonts w:ascii="Arial" w:hAnsi="DejaVu Sans" w:eastAsia="DejaVu Sans" w:cs="DejaVu Sans"/>
+                <w:i w:val="false"/>
+                <w:b w:val="false"/>
+                <w:u w:val="none"/>
                 <w:sz w:val="21"/>
                 <w:szCs w:val="21"/>
                 <w:color w:val="000000"/>
@@ -1634,24 +1378,13 @@
               </w:pBdr>
               <w:spacing w:after="80" w:before="80" w:line="240"/>
               <w:ind w:left="80" w:right="80" w:firstLine="0" w:firstLineChars="0"/>
-              <w:rPr>
-                <w:rFonts w:ascii="Arial" w:hAnsi="Arial" w:eastAsia="Arial" w:cs="Arial"/>
-                <w:i w:val="false"/>
-                <w:b w:val="false"/>
-                <w:u w:val="none"/>
-                <w:strike w:val="false"/>
-                <w:sz w:val="21"/>
-                <w:szCs w:val="21"/>
-                <w:color w:val="000000"/>
-              </w:rPr>
             </w:pPr>
             <w:r>
               <w:rPr>
-                <w:rFonts w:ascii="Arial" w:hAnsi="Arial" w:eastAsia="Arial" w:cs="Arial"/>
-                <w:i w:val="false"/>
-                <w:b w:val="false"/>
-                <w:u w:val="none"/>
-                <w:strike w:val="false"/>
+                <w:rFonts w:ascii="Arial" w:hAnsi="DejaVu Sans" w:eastAsia="DejaVu Sans" w:cs="DejaVu Sans"/>
+                <w:i w:val="false"/>
+                <w:b w:val="false"/>
+                <w:u w:val="none"/>
                 <w:sz w:val="21"/>
                 <w:szCs w:val="21"/>
                 <w:color w:val="000000"/>
@@ -1689,24 +1422,13 @@
               </w:pBdr>
               <w:spacing w:after="80" w:before="80" w:line="240"/>
               <w:ind w:left="80" w:right="80" w:firstLine="0" w:firstLineChars="0"/>
-              <w:rPr>
-                <w:rFonts w:ascii="Arial" w:hAnsi="Arial" w:eastAsia="Arial" w:cs="Arial"/>
-                <w:i w:val="false"/>
-                <w:b w:val="false"/>
-                <w:u w:val="none"/>
-                <w:strike w:val="false"/>
-                <w:sz w:val="21"/>
-                <w:szCs w:val="21"/>
-                <w:color w:val="000000"/>
-              </w:rPr>
             </w:pPr>
             <w:r>
               <w:rPr>
-                <w:rFonts w:ascii="Arial" w:hAnsi="Arial" w:eastAsia="Arial" w:cs="Arial"/>
-                <w:i w:val="false"/>
-                <w:b w:val="false"/>
-                <w:u w:val="none"/>
-                <w:strike w:val="false"/>
+                <w:rFonts w:ascii="Arial" w:hAnsi="DejaVu Sans" w:eastAsia="DejaVu Sans" w:cs="DejaVu Sans"/>
+                <w:i w:val="false"/>
+                <w:b w:val="false"/>
+                <w:u w:val="none"/>
                 <w:sz w:val="21"/>
                 <w:szCs w:val="21"/>
                 <w:color w:val="000000"/>
@@ -1718,8 +1440,9 @@
       </w:tr>
       <w:tr>
         <w:trPr>
-          <w:trHeight w:val="1368" w:hRule="atLeast"/>
+          <w:trHeight w:val="1224" w:hRule="atLeast"/>
         </w:trPr>
+        body4
         <w:tc>
           <w:tcPr>
             <w:tcBorders>
@@ -1749,24 +1472,13 @@
               </w:pBdr>
               <w:spacing w:after="80" w:before="80" w:line="240"/>
               <w:ind w:left="80" w:right="80" w:firstLine="0" w:firstLineChars="0"/>
-              <w:rPr>
-                <w:rFonts w:ascii="Arial" w:hAnsi="Arial" w:eastAsia="Arial" w:cs="Arial"/>
-                <w:i w:val="false"/>
-                <w:b w:val="false"/>
-                <w:u w:val="none"/>
-                <w:strike w:val="false"/>
-                <w:sz w:val="21"/>
-                <w:szCs w:val="21"/>
-                <w:color w:val="000000"/>
-              </w:rPr>
             </w:pPr>
             <w:r>
               <w:rPr>
-                <w:rFonts w:ascii="Arial" w:hAnsi="Arial" w:eastAsia="Arial" w:cs="Arial"/>
-                <w:i w:val="false"/>
-                <w:b w:val="false"/>
-                <w:u w:val="none"/>
-                <w:strike w:val="false"/>
+                <w:rFonts w:ascii="Arial" w:hAnsi="DejaVu Sans" w:eastAsia="DejaVu Sans" w:cs="DejaVu Sans"/>
+                <w:i w:val="false"/>
+                <w:b w:val="false"/>
+                <w:u w:val="none"/>
                 <w:sz w:val="21"/>
                 <w:szCs w:val="21"/>
                 <w:color w:val="000000"/>
@@ -1804,24 +1516,13 @@
               </w:pBdr>
               <w:spacing w:after="80" w:before="80" w:line="240"/>
               <w:ind w:left="80" w:right="80" w:firstLine="0" w:firstLineChars="0"/>
-              <w:rPr>
-                <w:rFonts w:ascii="Arial" w:hAnsi="Arial" w:eastAsia="Arial" w:cs="Arial"/>
-                <w:i w:val="false"/>
-                <w:b w:val="false"/>
-                <w:u w:val="none"/>
-                <w:strike w:val="false"/>
-                <w:sz w:val="21"/>
-                <w:szCs w:val="21"/>
-                <w:color w:val="000000"/>
-              </w:rPr>
             </w:pPr>
             <w:r>
               <w:rPr>
-                <w:rFonts w:ascii="Arial" w:hAnsi="Arial" w:eastAsia="Arial" w:cs="Arial"/>
-                <w:i w:val="false"/>
-                <w:b w:val="false"/>
-                <w:u w:val="none"/>
-                <w:strike w:val="false"/>
+                <w:rFonts w:ascii="Arial" w:hAnsi="DejaVu Sans" w:eastAsia="DejaVu Sans" w:cs="DejaVu Sans"/>
+                <w:i w:val="false"/>
+                <w:b w:val="false"/>
+                <w:u w:val="none"/>
                 <w:sz w:val="21"/>
                 <w:szCs w:val="21"/>
                 <w:color w:val="000000"/>
@@ -1859,24 +1560,13 @@
               </w:pBdr>
               <w:spacing w:after="80" w:before="80" w:line="240"/>
               <w:ind w:left="80" w:right="80" w:firstLine="0" w:firstLineChars="0"/>
-              <w:rPr>
-                <w:rFonts w:ascii="Arial" w:hAnsi="Arial" w:eastAsia="Arial" w:cs="Arial"/>
-                <w:i w:val="false"/>
-                <w:b w:val="false"/>
-                <w:u w:val="none"/>
-                <w:strike w:val="false"/>
-                <w:sz w:val="21"/>
-                <w:szCs w:val="21"/>
-                <w:color w:val="000000"/>
-              </w:rPr>
             </w:pPr>
             <w:r>
               <w:rPr>
-                <w:rFonts w:ascii="Arial" w:hAnsi="Arial" w:eastAsia="Arial" w:cs="Arial"/>
-                <w:i w:val="false"/>
-                <w:b w:val="false"/>
-                <w:u w:val="none"/>
-                <w:strike w:val="false"/>
+                <w:rFonts w:ascii="Arial" w:hAnsi="DejaVu Sans" w:eastAsia="DejaVu Sans" w:cs="DejaVu Sans"/>
+                <w:i w:val="false"/>
+                <w:b w:val="false"/>
+                <w:u w:val="none"/>
                 <w:sz w:val="21"/>
                 <w:szCs w:val="21"/>
                 <w:color w:val="000000"/>
@@ -1914,24 +1604,13 @@
               </w:pBdr>
               <w:spacing w:after="80" w:before="80" w:line="240"/>
               <w:ind w:left="80" w:right="80" w:firstLine="0" w:firstLineChars="0"/>
-              <w:rPr>
-                <w:rFonts w:ascii="Arial" w:hAnsi="Arial" w:eastAsia="Arial" w:cs="Arial"/>
-                <w:i w:val="false"/>
-                <w:b w:val="false"/>
-                <w:u w:val="none"/>
-                <w:strike w:val="false"/>
-                <w:sz w:val="21"/>
-                <w:szCs w:val="21"/>
-                <w:color w:val="000000"/>
-              </w:rPr>
             </w:pPr>
             <w:r>
               <w:rPr>
-                <w:rFonts w:ascii="Arial" w:hAnsi="Arial" w:eastAsia="Arial" w:cs="Arial"/>
-                <w:i w:val="false"/>
-                <w:b w:val="false"/>
-                <w:u w:val="none"/>
-                <w:strike w:val="false"/>
+                <w:rFonts w:ascii="Arial" w:hAnsi="DejaVu Sans" w:eastAsia="DejaVu Sans" w:cs="DejaVu Sans"/>
+                <w:i w:val="false"/>
+                <w:b w:val="false"/>
+                <w:u w:val="none"/>
                 <w:sz w:val="21"/>
                 <w:szCs w:val="21"/>
                 <w:color w:val="000000"/>
@@ -1969,24 +1648,13 @@
               </w:pBdr>
               <w:spacing w:after="80" w:before="80" w:line="240"/>
               <w:ind w:left="80" w:right="80" w:firstLine="0" w:firstLineChars="0"/>
-              <w:rPr>
-                <w:rFonts w:ascii="Arial" w:hAnsi="Arial" w:eastAsia="Arial" w:cs="Arial"/>
-                <w:i w:val="false"/>
-                <w:b w:val="false"/>
-                <w:u w:val="none"/>
-                <w:strike w:val="false"/>
-                <w:sz w:val="21"/>
-                <w:szCs w:val="21"/>
-                <w:color w:val="000000"/>
-              </w:rPr>
             </w:pPr>
             <w:r>
               <w:rPr>
-                <w:rFonts w:ascii="Arial" w:hAnsi="Arial" w:eastAsia="Arial" w:cs="Arial"/>
-                <w:i w:val="false"/>
-                <w:b w:val="false"/>
-                <w:u w:val="none"/>
-                <w:strike w:val="false"/>
+                <w:rFonts w:ascii="Arial" w:hAnsi="DejaVu Sans" w:eastAsia="DejaVu Sans" w:cs="DejaVu Sans"/>
+                <w:i w:val="false"/>
+                <w:b w:val="false"/>
+                <w:u w:val="none"/>
                 <w:sz w:val="21"/>
                 <w:szCs w:val="21"/>
                 <w:color w:val="000000"/>
@@ -1998,8 +1666,9 @@
       </w:tr>
       <w:tr>
         <w:trPr>
-          <w:trHeight w:val="1368" w:hRule="atLeast"/>
+          <w:trHeight w:val="1224" w:hRule="atLeast"/>
         </w:trPr>
+        body5
         <w:tc>
           <w:tcPr>
             <w:tcBorders>
@@ -2029,24 +1698,13 @@
               </w:pBdr>
               <w:spacing w:after="80" w:before="80" w:line="240"/>
               <w:ind w:left="80" w:right="80" w:firstLine="0" w:firstLineChars="0"/>
-              <w:rPr>
-                <w:rFonts w:ascii="Arial" w:hAnsi="Arial" w:eastAsia="Arial" w:cs="Arial"/>
-                <w:i w:val="false"/>
-                <w:b w:val="false"/>
-                <w:u w:val="none"/>
-                <w:strike w:val="false"/>
-                <w:sz w:val="21"/>
-                <w:szCs w:val="21"/>
-                <w:color w:val="000000"/>
-              </w:rPr>
             </w:pPr>
             <w:r>
               <w:rPr>
-                <w:rFonts w:ascii="Arial" w:hAnsi="Arial" w:eastAsia="Arial" w:cs="Arial"/>
-                <w:i w:val="false"/>
-                <w:b w:val="false"/>
-                <w:u w:val="none"/>
-                <w:strike w:val="false"/>
+                <w:rFonts w:ascii="Arial" w:hAnsi="DejaVu Sans" w:eastAsia="DejaVu Sans" w:cs="DejaVu Sans"/>
+                <w:i w:val="false"/>
+                <w:b w:val="false"/>
+                <w:u w:val="none"/>
                 <w:sz w:val="21"/>
                 <w:szCs w:val="21"/>
                 <w:color w:val="000000"/>
@@ -2084,24 +1742,13 @@
               </w:pBdr>
               <w:spacing w:after="80" w:before="80" w:line="240"/>
               <w:ind w:left="80" w:right="80" w:firstLine="0" w:firstLineChars="0"/>
-              <w:rPr>
-                <w:rFonts w:ascii="Arial" w:hAnsi="Arial" w:eastAsia="Arial" w:cs="Arial"/>
-                <w:i w:val="false"/>
-                <w:b w:val="false"/>
-                <w:u w:val="none"/>
-                <w:strike w:val="false"/>
-                <w:sz w:val="21"/>
-                <w:szCs w:val="21"/>
-                <w:color w:val="000000"/>
-              </w:rPr>
             </w:pPr>
             <w:r>
               <w:rPr>
-                <w:rFonts w:ascii="Arial" w:hAnsi="Arial" w:eastAsia="Arial" w:cs="Arial"/>
-                <w:i w:val="false"/>
-                <w:b w:val="false"/>
-                <w:u w:val="none"/>
-                <w:strike w:val="false"/>
+                <w:rFonts w:ascii="Arial" w:hAnsi="DejaVu Sans" w:eastAsia="DejaVu Sans" w:cs="DejaVu Sans"/>
+                <w:i w:val="false"/>
+                <w:b w:val="false"/>
+                <w:u w:val="none"/>
                 <w:sz w:val="21"/>
                 <w:szCs w:val="21"/>
                 <w:color w:val="000000"/>
@@ -2139,24 +1786,13 @@
               </w:pBdr>
               <w:spacing w:after="80" w:before="80" w:line="240"/>
               <w:ind w:left="80" w:right="80" w:firstLine="0" w:firstLineChars="0"/>
-              <w:rPr>
-                <w:rFonts w:ascii="Arial" w:hAnsi="Arial" w:eastAsia="Arial" w:cs="Arial"/>
-                <w:i w:val="false"/>
-                <w:b w:val="false"/>
-                <w:u w:val="none"/>
-                <w:strike w:val="false"/>
-                <w:sz w:val="21"/>
-                <w:szCs w:val="21"/>
-                <w:color w:val="000000"/>
-              </w:rPr>
             </w:pPr>
             <w:r>
               <w:rPr>
-                <w:rFonts w:ascii="Arial" w:hAnsi="Arial" w:eastAsia="Arial" w:cs="Arial"/>
-                <w:i w:val="false"/>
-                <w:b w:val="false"/>
-                <w:u w:val="none"/>
-                <w:strike w:val="false"/>
+                <w:rFonts w:ascii="Arial" w:hAnsi="DejaVu Sans" w:eastAsia="DejaVu Sans" w:cs="DejaVu Sans"/>
+                <w:i w:val="false"/>
+                <w:b w:val="false"/>
+                <w:u w:val="none"/>
                 <w:sz w:val="21"/>
                 <w:szCs w:val="21"/>
                 <w:color w:val="000000"/>
@@ -2194,24 +1830,13 @@
               </w:pBdr>
               <w:spacing w:after="80" w:before="80" w:line="240"/>
               <w:ind w:left="80" w:right="80" w:firstLine="0" w:firstLineChars="0"/>
-              <w:rPr>
-                <w:rFonts w:ascii="Arial" w:hAnsi="Arial" w:eastAsia="Arial" w:cs="Arial"/>
-                <w:i w:val="false"/>
-                <w:b w:val="false"/>
-                <w:u w:val="none"/>
-                <w:strike w:val="false"/>
-                <w:sz w:val="21"/>
-                <w:szCs w:val="21"/>
-                <w:color w:val="000000"/>
-              </w:rPr>
             </w:pPr>
             <w:r>
               <w:rPr>
-                <w:rFonts w:ascii="Arial" w:hAnsi="Arial" w:eastAsia="Arial" w:cs="Arial"/>
-                <w:i w:val="false"/>
-                <w:b w:val="false"/>
-                <w:u w:val="none"/>
-                <w:strike w:val="false"/>
+                <w:rFonts w:ascii="Arial" w:hAnsi="DejaVu Sans" w:eastAsia="DejaVu Sans" w:cs="DejaVu Sans"/>
+                <w:i w:val="false"/>
+                <w:b w:val="false"/>
+                <w:u w:val="none"/>
                 <w:sz w:val="21"/>
                 <w:szCs w:val="21"/>
                 <w:color w:val="000000"/>
@@ -2249,24 +1874,13 @@
               </w:pBdr>
               <w:spacing w:after="80" w:before="80" w:line="240"/>
               <w:ind w:left="80" w:right="80" w:firstLine="0" w:firstLineChars="0"/>
-              <w:rPr>
-                <w:rFonts w:ascii="Arial" w:hAnsi="Arial" w:eastAsia="Arial" w:cs="Arial"/>
-                <w:i w:val="false"/>
-                <w:b w:val="false"/>
-                <w:u w:val="none"/>
-                <w:strike w:val="false"/>
-                <w:sz w:val="21"/>
-                <w:szCs w:val="21"/>
-                <w:color w:val="000000"/>
-              </w:rPr>
             </w:pPr>
             <w:r>
               <w:rPr>
-                <w:rFonts w:ascii="Arial" w:hAnsi="Arial" w:eastAsia="Arial" w:cs="Arial"/>
-                <w:i w:val="false"/>
-                <w:b w:val="false"/>
-                <w:u w:val="none"/>
-                <w:strike w:val="false"/>
+                <w:rFonts w:ascii="Arial" w:hAnsi="DejaVu Sans" w:eastAsia="DejaVu Sans" w:cs="DejaVu Sans"/>
+                <w:i w:val="false"/>
+                <w:b w:val="false"/>
+                <w:u w:val="none"/>
                 <w:sz w:val="21"/>
                 <w:szCs w:val="21"/>
                 <w:color w:val="000000"/>
@@ -2278,8 +1892,9 @@
       </w:tr>
       <w:tr>
         <w:trPr>
-          <w:trHeight w:val="1368" w:hRule="atLeast"/>
+          <w:trHeight w:val="1224" w:hRule="atLeast"/>
         </w:trPr>
+        body6
         <w:tc>
           <w:tcPr>
             <w:tcBorders>
@@ -2309,24 +1924,13 @@
               </w:pBdr>
               <w:spacing w:after="80" w:before="80" w:line="240"/>
               <w:ind w:left="80" w:right="80" w:firstLine="0" w:firstLineChars="0"/>
-              <w:rPr>
-                <w:rFonts w:ascii="Arial" w:hAnsi="Arial" w:eastAsia="Arial" w:cs="Arial"/>
-                <w:i w:val="false"/>
-                <w:b w:val="false"/>
-                <w:u w:val="none"/>
-                <w:strike w:val="false"/>
-                <w:sz w:val="21"/>
-                <w:szCs w:val="21"/>
-                <w:color w:val="000000"/>
-              </w:rPr>
             </w:pPr>
             <w:r>
               <w:rPr>
-                <w:rFonts w:ascii="Arial" w:hAnsi="Arial" w:eastAsia="Arial" w:cs="Arial"/>
-                <w:i w:val="false"/>
-                <w:b w:val="false"/>
-                <w:u w:val="none"/>
-                <w:strike w:val="false"/>
+                <w:rFonts w:ascii="Arial" w:hAnsi="DejaVu Sans" w:eastAsia="DejaVu Sans" w:cs="DejaVu Sans"/>
+                <w:i w:val="false"/>
+                <w:b w:val="false"/>
+                <w:u w:val="none"/>
                 <w:sz w:val="21"/>
                 <w:szCs w:val="21"/>
                 <w:color w:val="000000"/>
@@ -2364,24 +1968,13 @@
               </w:pBdr>
               <w:spacing w:after="80" w:before="80" w:line="240"/>
               <w:ind w:left="80" w:right="80" w:firstLine="0" w:firstLineChars="0"/>
-              <w:rPr>
-                <w:rFonts w:ascii="Arial" w:hAnsi="Arial" w:eastAsia="Arial" w:cs="Arial"/>
-                <w:i w:val="false"/>
-                <w:b w:val="false"/>
-                <w:u w:val="none"/>
-                <w:strike w:val="false"/>
-                <w:sz w:val="21"/>
-                <w:szCs w:val="21"/>
-                <w:color w:val="000000"/>
-              </w:rPr>
             </w:pPr>
             <w:r>
               <w:rPr>
-                <w:rFonts w:ascii="Arial" w:hAnsi="Arial" w:eastAsia="Arial" w:cs="Arial"/>
-                <w:i w:val="false"/>
-                <w:b w:val="false"/>
-                <w:u w:val="none"/>
-                <w:strike w:val="false"/>
+                <w:rFonts w:ascii="Arial" w:hAnsi="DejaVu Sans" w:eastAsia="DejaVu Sans" w:cs="DejaVu Sans"/>
+                <w:i w:val="false"/>
+                <w:b w:val="false"/>
+                <w:u w:val="none"/>
                 <w:sz w:val="21"/>
                 <w:szCs w:val="21"/>
                 <w:color w:val="000000"/>
@@ -2419,24 +2012,13 @@
               </w:pBdr>
               <w:spacing w:after="80" w:before="80" w:line="240"/>
               <w:ind w:left="80" w:right="80" w:firstLine="0" w:firstLineChars="0"/>
-              <w:rPr>
-                <w:rFonts w:ascii="Arial" w:hAnsi="Arial" w:eastAsia="Arial" w:cs="Arial"/>
-                <w:i w:val="false"/>
-                <w:b w:val="false"/>
-                <w:u w:val="none"/>
-                <w:strike w:val="false"/>
-                <w:sz w:val="21"/>
-                <w:szCs w:val="21"/>
-                <w:color w:val="000000"/>
-              </w:rPr>
             </w:pPr>
             <w:r>
               <w:rPr>
-                <w:rFonts w:ascii="Arial" w:hAnsi="Arial" w:eastAsia="Arial" w:cs="Arial"/>
-                <w:i w:val="false"/>
-                <w:b w:val="false"/>
-                <w:u w:val="none"/>
-                <w:strike w:val="false"/>
+                <w:rFonts w:ascii="Arial" w:hAnsi="DejaVu Sans" w:eastAsia="DejaVu Sans" w:cs="DejaVu Sans"/>
+                <w:i w:val="false"/>
+                <w:b w:val="false"/>
+                <w:u w:val="none"/>
                 <w:sz w:val="21"/>
                 <w:szCs w:val="21"/>
                 <w:color w:val="000000"/>
@@ -2474,24 +2056,13 @@
               </w:pBdr>
               <w:spacing w:after="80" w:before="80" w:line="240"/>
               <w:ind w:left="80" w:right="80" w:firstLine="0" w:firstLineChars="0"/>
-              <w:rPr>
-                <w:rFonts w:ascii="Arial" w:hAnsi="Arial" w:eastAsia="Arial" w:cs="Arial"/>
-                <w:i w:val="false"/>
-                <w:b w:val="false"/>
-                <w:u w:val="none"/>
-                <w:strike w:val="false"/>
-                <w:sz w:val="21"/>
-                <w:szCs w:val="21"/>
-                <w:color w:val="000000"/>
-              </w:rPr>
             </w:pPr>
             <w:r>
               <w:rPr>
-                <w:rFonts w:ascii="Arial" w:hAnsi="Arial" w:eastAsia="Arial" w:cs="Arial"/>
-                <w:i w:val="false"/>
-                <w:b w:val="false"/>
-                <w:u w:val="none"/>
-                <w:strike w:val="false"/>
+                <w:rFonts w:ascii="Arial" w:hAnsi="DejaVu Sans" w:eastAsia="DejaVu Sans" w:cs="DejaVu Sans"/>
+                <w:i w:val="false"/>
+                <w:b w:val="false"/>
+                <w:u w:val="none"/>
                 <w:sz w:val="21"/>
                 <w:szCs w:val="21"/>
                 <w:color w:val="000000"/>
@@ -2529,24 +2100,13 @@
               </w:pBdr>
               <w:spacing w:after="80" w:before="80" w:line="240"/>
               <w:ind w:left="80" w:right="80" w:firstLine="0" w:firstLineChars="0"/>
-              <w:rPr>
-                <w:rFonts w:ascii="Arial" w:hAnsi="Arial" w:eastAsia="Arial" w:cs="Arial"/>
-                <w:i w:val="false"/>
-                <w:b w:val="false"/>
-                <w:u w:val="none"/>
-                <w:strike w:val="false"/>
-                <w:sz w:val="21"/>
-                <w:szCs w:val="21"/>
-                <w:color w:val="000000"/>
-              </w:rPr>
             </w:pPr>
             <w:r>
               <w:rPr>
-                <w:rFonts w:ascii="Arial" w:hAnsi="Arial" w:eastAsia="Arial" w:cs="Arial"/>
-                <w:i w:val="false"/>
-                <w:b w:val="false"/>
-                <w:u w:val="none"/>
-                <w:strike w:val="false"/>
+                <w:rFonts w:ascii="Arial" w:hAnsi="DejaVu Sans" w:eastAsia="DejaVu Sans" w:cs="DejaVu Sans"/>
+                <w:i w:val="false"/>
+                <w:b w:val="false"/>
+                <w:u w:val="none"/>
                 <w:sz w:val="21"/>
                 <w:szCs w:val="21"/>
                 <w:color w:val="000000"/>
@@ -2582,7 +2142,6 @@
           <w:i w:val="false"/>
           <w:b w:val="false"/>
           <w:u w:val="none"/>
-          <w:strike w:val="false"/>
           <w:sz w:val="18"/>
           <w:szCs w:val="18"/>
           <w:color w:val="545860"/>
@@ -2609,7 +2168,6 @@
           <w:i w:val="false"/>
           <w:b w:val="true"/>
           <w:u w:val="none"/>
-          <w:strike w:val="false"/>
           <w:sz w:val="36"/>
           <w:szCs w:val="36"/>
           <w:color w:val="063360"/>
@@ -2636,7 +2194,6 @@
           <w:i w:val="false"/>
           <w:b w:val="false"/>
           <w:u w:val="none"/>
-          <w:strike w:val="false"/>
           <w:sz w:val="22"/>
           <w:szCs w:val="22"/>
           <w:color w:val="000000"/>
@@ -2663,7 +2220,6 @@
           <w:i w:val="false"/>
           <w:b w:val="false"/>
           <w:u w:val="none"/>
-          <w:strike w:val="false"/>
           <w:sz w:val="22"/>
           <w:szCs w:val="22"/>
           <w:color w:val="000000"/>
@@ -2690,7 +2246,6 @@
           <w:i w:val="false"/>
           <w:b w:val="false"/>
           <w:u w:val="none"/>
-          <w:strike w:val="false"/>
           <w:sz w:val="22"/>
           <w:szCs w:val="22"/>
           <w:color w:val="000000"/>
@@ -2717,7 +2272,6 @@
           <w:i w:val="false"/>
           <w:b w:val="false"/>
           <w:u w:val="none"/>
-          <w:strike w:val="false"/>
           <w:sz w:val="22"/>
           <w:szCs w:val="22"/>
           <w:color w:val="000000"/>
@@ -2744,7 +2298,6 @@
           <w:i w:val="false"/>
           <w:b w:val="false"/>
           <w:u w:val="none"/>
-          <w:strike w:val="false"/>
           <w:sz w:val="22"/>
           <w:szCs w:val="22"/>
           <w:color w:val="B5BEC9"/>
@@ -2771,7 +2324,6 @@
           <w:i w:val="false"/>
           <w:b w:val="false"/>
           <w:u w:val="none"/>
-          <w:strike w:val="false"/>
           <w:sz w:val="22"/>
           <w:szCs w:val="22"/>
           <w:color w:val="B5BEC9"/>
@@ -2798,7 +2350,6 @@
           <w:i w:val="false"/>
           <w:b w:val="false"/>
           <w:u w:val="none"/>
-          <w:strike w:val="false"/>
           <w:sz w:val="22"/>
           <w:szCs w:val="22"/>
           <w:color w:val="000000"/>
@@ -2825,7 +2376,6 @@
           <w:i w:val="false"/>
           <w:b w:val="false"/>
           <w:u w:val="none"/>
-          <w:strike w:val="false"/>
           <w:sz w:val="22"/>
           <w:szCs w:val="22"/>
           <w:color w:val="B5BEC9"/>
@@ -2852,7 +2402,6 @@
           <w:i w:val="false"/>
           <w:b w:val="false"/>
           <w:u w:val="none"/>
-          <w:strike w:val="false"/>
           <w:sz w:val="22"/>
           <w:szCs w:val="22"/>
           <w:color w:val="B5BEC9"/>
@@ -2879,7 +2428,6 @@
           <w:i w:val="false"/>
           <w:b w:val="false"/>
           <w:u w:val="none"/>
-          <w:strike w:val="false"/>
           <w:sz w:val="22"/>
           <w:szCs w:val="22"/>
           <w:color w:val="000000"/>
@@ -2906,7 +2454,6 @@
           <w:i w:val="false"/>
           <w:b w:val="false"/>
           <w:u w:val="none"/>
-          <w:strike w:val="false"/>
           <w:sz w:val="22"/>
           <w:szCs w:val="22"/>
           <w:color w:val="B5BEC9"/>
@@ -2933,7 +2480,6 @@
           <w:i w:val="false"/>
           <w:b w:val="false"/>
           <w:u w:val="none"/>
-          <w:strike w:val="false"/>
           <w:sz w:val="22"/>
           <w:szCs w:val="22"/>
           <w:color w:val="B5BEC9"/>
@@ -2960,7 +2506,6 @@
           <w:i w:val="false"/>
           <w:b w:val="false"/>
           <w:u w:val="none"/>
-          <w:strike w:val="false"/>
           <w:sz w:val="22"/>
           <w:szCs w:val="22"/>
           <w:color w:val="B5BEC9"/>
@@ -2993,7 +2538,6 @@
           <w:i w:val="false"/>
           <w:b w:val="false"/>
           <w:u w:val="none"/>
-          <w:strike w:val="false"/>
           <w:sz w:val="18"/>
           <w:szCs w:val="18"/>
           <w:color w:val="545860"/>
@@ -3020,7 +2564,6 @@
           <w:i w:val="false"/>
           <w:b w:val="true"/>
           <w:u w:val="none"/>
-          <w:strike w:val="false"/>
           <w:sz w:val="36"/>
           <w:szCs w:val="36"/>
           <w:color w:val="063360"/>
@@ -3047,7 +2590,6 @@
           <w:i w:val="true"/>
           <w:b w:val="false"/>
           <w:u w:val="none"/>
-          <w:strike w:val="false"/>
           <w:sz w:val="18"/>
           <w:szCs w:val="18"/>
           <w:color w:val="545860"/>
@@ -3074,7 +2616,6 @@
           <w:i w:val="false"/>
           <w:b w:val="true"/>
           <w:u w:val="none"/>
-          <w:strike w:val="false"/>
           <w:sz w:val="22"/>
           <w:szCs w:val="22"/>
           <w:color w:val="000000"/>
@@ -3101,7 +2642,6 @@
           <w:i w:val="true"/>
           <w:b w:val="false"/>
           <w:u w:val="none"/>
-          <w:strike w:val="false"/>
           <w:sz w:val="22"/>
           <w:szCs w:val="22"/>
           <w:color w:val="000000"/>
@@ -3128,7 +2668,6 @@
           <w:i w:val="false"/>
           <w:b w:val="true"/>
           <w:u w:val="none"/>
-          <w:strike w:val="false"/>
           <w:sz w:val="26"/>
           <w:szCs w:val="26"/>
           <w:color w:val="215A9E"/>
@@ -3155,7 +2694,6 @@
           <w:i w:val="false"/>
           <w:b w:val="false"/>
           <w:u w:val="none"/>
-          <w:strike w:val="false"/>
           <w:sz w:val="22"/>
           <w:szCs w:val="22"/>
           <w:color w:val="000000"/>
@@ -3182,7 +2720,6 @@
           <w:i w:val="false"/>
           <w:b w:val="false"/>
           <w:u w:val="none"/>
-          <w:strike w:val="false"/>
           <w:sz w:val="22"/>
           <w:szCs w:val="22"/>
           <w:color w:val="000000"/>
@@ -3209,7 +2746,6 @@
           <w:i w:val="false"/>
           <w:b w:val="false"/>
           <w:u w:val="none"/>
-          <w:strike w:val="false"/>
           <w:sz w:val="22"/>
           <w:szCs w:val="22"/>
           <w:color w:val="000000"/>
@@ -3236,7 +2772,6 @@
           <w:i w:val="false"/>
           <w:b w:val="false"/>
           <w:u w:val="none"/>
-          <w:strike w:val="false"/>
           <w:sz w:val="22"/>
           <w:szCs w:val="22"/>
           <w:color w:val="000000"/>
@@ -3263,7 +2798,6 @@
           <w:i w:val="false"/>
           <w:b w:val="false"/>
           <w:u w:val="none"/>
-          <w:strike w:val="false"/>
           <w:sz w:val="22"/>
           <w:szCs w:val="22"/>
           <w:color w:val="000000"/>
@@ -3290,7 +2824,6 @@
           <w:i w:val="false"/>
           <w:b w:val="false"/>
           <w:u w:val="none"/>
-          <w:strike w:val="false"/>
           <w:sz w:val="22"/>
           <w:szCs w:val="22"/>
           <w:color w:val="000000"/>
@@ -3317,7 +2850,6 @@
           <w:i w:val="false"/>
           <w:b w:val="true"/>
           <w:u w:val="none"/>
-          <w:strike w:val="false"/>
           <w:sz w:val="22"/>
           <w:szCs w:val="22"/>
           <w:color w:val="000000"/>
@@ -3344,7 +2876,6 @@
           <w:i w:val="false"/>
           <w:b w:val="true"/>
           <w:u w:val="none"/>
-          <w:strike w:val="false"/>
           <w:sz w:val="22"/>
           <w:szCs w:val="22"/>
           <w:color w:val="000000"/>
@@ -3371,7 +2902,6 @@
           <w:i w:val="false"/>
           <w:b w:val="true"/>
           <w:u w:val="none"/>
-          <w:strike w:val="false"/>
           <w:sz w:val="22"/>
           <w:szCs w:val="22"/>
           <w:color w:val="000000"/>
@@ -3398,7 +2928,6 @@
           <w:i w:val="false"/>
           <w:b w:val="false"/>
           <w:u w:val="none"/>
-          <w:strike w:val="false"/>
           <w:sz w:val="22"/>
           <w:szCs w:val="22"/>
           <w:color w:val="B5BEC9"/>
@@ -3425,7 +2954,6 @@
           <w:i w:val="false"/>
           <w:b w:val="false"/>
           <w:u w:val="none"/>
-          <w:strike w:val="false"/>
           <w:sz w:val="22"/>
           <w:szCs w:val="22"/>
           <w:color w:val="B5BEC9"/>
@@ -3452,7 +2980,6 @@
           <w:i w:val="false"/>
           <w:b w:val="false"/>
           <w:u w:val="none"/>
-          <w:strike w:val="false"/>
           <w:sz w:val="22"/>
           <w:szCs w:val="22"/>
           <w:color w:val="B5BEC9"/>
@@ -3479,7 +3006,6 @@
           <w:i w:val="false"/>
           <w:b w:val="true"/>
           <w:u w:val="none"/>
-          <w:strike w:val="false"/>
           <w:sz w:val="26"/>
           <w:szCs w:val="26"/>
           <w:color w:val="215A9E"/>
@@ -3506,7 +3032,6 @@
           <w:i w:val="true"/>
           <w:b w:val="false"/>
           <w:u w:val="none"/>
-          <w:strike w:val="false"/>
           <w:sz w:val="22"/>
           <w:szCs w:val="22"/>
           <w:color w:val="000000"/>
@@ -3533,7 +3058,6 @@
           <w:i w:val="false"/>
           <w:b w:val="false"/>
           <w:u w:val="none"/>
-          <w:strike w:val="false"/>
           <w:sz w:val="22"/>
           <w:szCs w:val="22"/>
           <w:color w:val="000000"/>
@@ -3566,7 +3090,6 @@
           <w:i w:val="false"/>
           <w:b w:val="false"/>
           <w:u w:val="none"/>
-          <w:strike w:val="false"/>
           <w:sz w:val="18"/>
           <w:szCs w:val="18"/>
           <w:color w:val="545860"/>
@@ -3593,7 +3116,6 @@
           <w:i w:val="false"/>
           <w:b w:val="true"/>
           <w:u w:val="none"/>
-          <w:strike w:val="false"/>
           <w:sz w:val="36"/>
           <w:szCs w:val="36"/>
           <w:color w:val="063360"/>
@@ -3615,6 +3137,7 @@
         <w:trPr>
           <w:trHeight w:val="4032" w:hRule="atLeast"/>
         </w:trPr>
+        body1
         <w:tc>
           <w:tcPr>
             <w:tcBorders>
@@ -3644,16 +3167,6 @@
               </w:pBdr>
               <w:spacing w:after="200" w:before="200" w:line="240"/>
               <w:ind w:left="200" w:right="200" w:firstLine="0" w:firstLineChars="0"/>
-              <w:rPr>
-                <w:rFonts w:ascii="Arial" w:hAnsi="Arial" w:eastAsia="Arial" w:cs="Arial"/>
-                <w:i w:val="false"/>
-                <w:b w:val="false"/>
-                <w:u w:val="none"/>
-                <w:strike w:val="false"/>
-                <w:sz w:val="21"/>
-                <w:szCs w:val="21"/>
-                <w:color w:val="000000"/>
-              </w:rPr>
             </w:pPr>
             <w:r>
               <w:rPr>
@@ -3661,7 +3174,6 @@
                 <w:i w:val="false"/>
                 <w:b w:val="true"/>
                 <w:u w:val="none"/>
-                <w:strike w:val="false"/>
                 <w:sz w:val="22"/>
                 <w:szCs w:val="22"/>
                 <w:color w:val="063360"/>
@@ -3674,7 +3186,6 @@
                 <w:i w:val="false"/>
                 <w:b w:val="false"/>
                 <w:u w:val="none"/>
-                <w:strike w:val="false"/>
                 <w:sz w:val="21"/>
                 <w:szCs w:val="21"/>
                 <w:color w:val="000000"/>
@@ -3687,7 +3198,6 @@
                 <w:i w:val="false"/>
                 <w:b w:val="false"/>
                 <w:u w:val="none"/>
-                <w:strike w:val="false"/>
                 <w:sz w:val="21"/>
                 <w:szCs w:val="21"/>
                 <w:color w:val="000000"/>
@@ -3700,7 +3210,6 @@
                 <w:i w:val="false"/>
                 <w:b w:val="false"/>
                 <w:u w:val="none"/>
-                <w:strike w:val="false"/>
                 <w:sz w:val="21"/>
                 <w:szCs w:val="21"/>
                 <w:color w:val="000000"/>
@@ -3713,7 +3222,6 @@
                 <w:i w:val="false"/>
                 <w:b w:val="false"/>
                 <w:u w:val="none"/>
-                <w:strike w:val="false"/>
                 <w:sz w:val="21"/>
                 <w:szCs w:val="21"/>
                 <w:color w:val="000000"/>
@@ -3726,7 +3234,6 @@
                 <w:i w:val="false"/>
                 <w:b w:val="false"/>
                 <w:u w:val="none"/>
-                <w:strike w:val="false"/>
                 <w:sz w:val="21"/>
                 <w:szCs w:val="21"/>
                 <w:color w:val="000000"/>
@@ -3739,7 +3246,6 @@
                 <w:i w:val="false"/>
                 <w:b w:val="false"/>
                 <w:u w:val="none"/>
-                <w:strike w:val="false"/>
                 <w:sz w:val="21"/>
                 <w:szCs w:val="21"/>
                 <w:color w:val="000000"/>
@@ -3752,7 +3258,6 @@
                 <w:i w:val="false"/>
                 <w:b w:val="false"/>
                 <w:u w:val="none"/>
-                <w:strike w:val="false"/>
                 <w:sz w:val="21"/>
                 <w:szCs w:val="21"/>
                 <w:color w:val="000000"/>
@@ -3765,7 +3270,6 @@
                 <w:i w:val="false"/>
                 <w:b w:val="false"/>
                 <w:u w:val="none"/>
-                <w:strike w:val="false"/>
                 <w:sz w:val="21"/>
                 <w:szCs w:val="21"/>
                 <w:color w:val="000000"/>
@@ -3778,7 +3282,6 @@
                 <w:i w:val="false"/>
                 <w:b w:val="false"/>
                 <w:u w:val="none"/>
-                <w:strike w:val="false"/>
                 <w:sz w:val="21"/>
                 <w:szCs w:val="21"/>
                 <w:color w:val="000000"/>
@@ -3791,7 +3294,6 @@
                 <w:i w:val="false"/>
                 <w:b w:val="false"/>
                 <w:u w:val="none"/>
-                <w:strike w:val="false"/>
                 <w:sz w:val="21"/>
                 <w:szCs w:val="21"/>
                 <w:color w:val="000000"/>
@@ -3804,7 +3306,6 @@
                 <w:i w:val="false"/>
                 <w:b w:val="false"/>
                 <w:u w:val="none"/>
-                <w:strike w:val="false"/>
                 <w:sz w:val="21"/>
                 <w:szCs w:val="21"/>
                 <w:color w:val="000000"/>
@@ -3842,16 +3343,6 @@
               </w:pBdr>
               <w:spacing w:after="200" w:before="200" w:line="240"/>
               <w:ind w:left="200" w:right="200" w:firstLine="0" w:firstLineChars="0"/>
-              <w:rPr>
-                <w:rFonts w:ascii="Arial" w:hAnsi="Arial" w:eastAsia="Arial" w:cs="Arial"/>
-                <w:i w:val="false"/>
-                <w:b w:val="false"/>
-                <w:u w:val="none"/>
-                <w:strike w:val="false"/>
-                <w:sz w:val="21"/>
-                <w:szCs w:val="21"/>
-                <w:color w:val="000000"/>
-              </w:rPr>
             </w:pPr>
             <w:r>
               <w:rPr>
@@ -3859,7 +3350,6 @@
                 <w:i w:val="false"/>
                 <w:b w:val="true"/>
                 <w:u w:val="none"/>
-                <w:strike w:val="false"/>
                 <w:sz w:val="22"/>
                 <w:szCs w:val="22"/>
                 <w:color w:val="063360"/>
@@ -3872,7 +3362,6 @@
                 <w:i w:val="false"/>
                 <w:b w:val="false"/>
                 <w:u w:val="none"/>
-                <w:strike w:val="false"/>
                 <w:sz w:val="21"/>
                 <w:szCs w:val="21"/>
                 <w:color w:val="000000"/>
@@ -3885,7 +3374,6 @@
                 <w:i w:val="false"/>
                 <w:b w:val="false"/>
                 <w:u w:val="none"/>
-                <w:strike w:val="false"/>
                 <w:sz w:val="21"/>
                 <w:szCs w:val="21"/>
                 <w:color w:val="000000"/>
@@ -3898,7 +3386,6 @@
                 <w:i w:val="false"/>
                 <w:b w:val="false"/>
                 <w:u w:val="none"/>
-                <w:strike w:val="false"/>
                 <w:sz w:val="21"/>
                 <w:szCs w:val="21"/>
                 <w:color w:val="000000"/>
@@ -3911,7 +3398,6 @@
                 <w:i w:val="false"/>
                 <w:b w:val="false"/>
                 <w:u w:val="none"/>
-                <w:strike w:val="false"/>
                 <w:sz w:val="21"/>
                 <w:szCs w:val="21"/>
                 <w:color w:val="000000"/>
@@ -3924,7 +3410,6 @@
                 <w:i w:val="false"/>
                 <w:b w:val="false"/>
                 <w:u w:val="none"/>
-                <w:strike w:val="false"/>
                 <w:sz w:val="21"/>
                 <w:szCs w:val="21"/>
                 <w:color w:val="000000"/>
@@ -3937,7 +3422,6 @@
                 <w:i w:val="false"/>
                 <w:b w:val="false"/>
                 <w:u w:val="none"/>
-                <w:strike w:val="false"/>
                 <w:sz w:val="21"/>
                 <w:szCs w:val="21"/>
                 <w:color w:val="000000"/>
@@ -3950,7 +3434,6 @@
                 <w:i w:val="false"/>
                 <w:b w:val="false"/>
                 <w:u w:val="none"/>
-                <w:strike w:val="false"/>
                 <w:sz w:val="21"/>
                 <w:szCs w:val="21"/>
                 <w:color w:val="000000"/>
@@ -3963,7 +3446,6 @@
                 <w:i w:val="false"/>
                 <w:b w:val="false"/>
                 <w:u w:val="none"/>
-                <w:strike w:val="false"/>
                 <w:sz w:val="21"/>
                 <w:szCs w:val="21"/>
                 <w:color w:val="000000"/>
@@ -3976,7 +3458,6 @@
                 <w:i w:val="false"/>
                 <w:b w:val="false"/>
                 <w:u w:val="none"/>
-                <w:strike w:val="false"/>
                 <w:sz w:val="21"/>
                 <w:szCs w:val="21"/>
                 <w:color w:val="000000"/>
@@ -3989,7 +3470,6 @@
                 <w:i w:val="false"/>
                 <w:b w:val="false"/>
                 <w:u w:val="none"/>
-                <w:strike w:val="false"/>
                 <w:sz w:val="21"/>
                 <w:szCs w:val="21"/>
                 <w:color w:val="000000"/>
@@ -4002,7 +3482,6 @@
                 <w:i w:val="false"/>
                 <w:b w:val="false"/>
                 <w:u w:val="none"/>
-                <w:strike w:val="false"/>
                 <w:sz w:val="21"/>
                 <w:szCs w:val="21"/>
                 <w:color w:val="000000"/>
@@ -4016,6 +3495,7 @@
         <w:trPr>
           <w:trHeight w:val="4032" w:hRule="atLeast"/>
         </w:trPr>
+        body2
         <w:tc>
           <w:tcPr>
             <w:tcBorders>
@@ -4045,16 +3525,6 @@
               </w:pBdr>
               <w:spacing w:after="200" w:before="200" w:line="240"/>
               <w:ind w:left="200" w:right="200" w:firstLine="0" w:firstLineChars="0"/>
-              <w:rPr>
-                <w:rFonts w:ascii="Arial" w:hAnsi="Arial" w:eastAsia="Arial" w:cs="Arial"/>
-                <w:i w:val="false"/>
-                <w:b w:val="false"/>
-                <w:u w:val="none"/>
-                <w:strike w:val="false"/>
-                <w:sz w:val="21"/>
-                <w:szCs w:val="21"/>
-                <w:color w:val="000000"/>
-              </w:rPr>
             </w:pPr>
             <w:r>
               <w:rPr>
@@ -4062,7 +3532,6 @@
                 <w:i w:val="false"/>
                 <w:b w:val="true"/>
                 <w:u w:val="none"/>
-                <w:strike w:val="false"/>
                 <w:sz w:val="22"/>
                 <w:szCs w:val="22"/>
                 <w:color w:val="063360"/>
@@ -4075,7 +3544,6 @@
                 <w:i w:val="false"/>
                 <w:b w:val="false"/>
                 <w:u w:val="none"/>
-                <w:strike w:val="false"/>
                 <w:sz w:val="21"/>
                 <w:szCs w:val="21"/>
                 <w:color w:val="000000"/>
@@ -4088,7 +3556,6 @@
                 <w:i w:val="false"/>
                 <w:b w:val="false"/>
                 <w:u w:val="none"/>
-                <w:strike w:val="false"/>
                 <w:sz w:val="21"/>
                 <w:szCs w:val="21"/>
                 <w:color w:val="000000"/>
@@ -4101,7 +3568,6 @@
                 <w:i w:val="false"/>
                 <w:b w:val="false"/>
                 <w:u w:val="none"/>
-                <w:strike w:val="false"/>
                 <w:sz w:val="21"/>
                 <w:szCs w:val="21"/>
                 <w:color w:val="000000"/>
@@ -4114,7 +3580,6 @@
                 <w:i w:val="false"/>
                 <w:b w:val="false"/>
                 <w:u w:val="none"/>
-                <w:strike w:val="false"/>
                 <w:sz w:val="21"/>
                 <w:szCs w:val="21"/>
                 <w:color w:val="000000"/>
@@ -4127,7 +3592,6 @@
                 <w:i w:val="false"/>
                 <w:b w:val="false"/>
                 <w:u w:val="none"/>
-                <w:strike w:val="false"/>
                 <w:sz w:val="21"/>
                 <w:szCs w:val="21"/>
                 <w:color w:val="000000"/>
@@ -4140,7 +3604,6 @@
                 <w:i w:val="false"/>
                 <w:b w:val="false"/>
                 <w:u w:val="none"/>
-                <w:strike w:val="false"/>
                 <w:sz w:val="21"/>
                 <w:szCs w:val="21"/>
                 <w:color w:val="000000"/>
@@ -4153,7 +3616,6 @@
                 <w:i w:val="false"/>
                 <w:b w:val="false"/>
                 <w:u w:val="none"/>
-                <w:strike w:val="false"/>
                 <w:sz w:val="21"/>
                 <w:szCs w:val="21"/>
                 <w:color w:val="000000"/>
@@ -4166,7 +3628,6 @@
                 <w:i w:val="false"/>
                 <w:b w:val="false"/>
                 <w:u w:val="none"/>
-                <w:strike w:val="false"/>
                 <w:sz w:val="21"/>
                 <w:szCs w:val="21"/>
                 <w:color w:val="000000"/>
@@ -4179,7 +3640,6 @@
                 <w:i w:val="false"/>
                 <w:b w:val="false"/>
                 <w:u w:val="none"/>
-                <w:strike w:val="false"/>
                 <w:sz w:val="21"/>
                 <w:szCs w:val="21"/>
                 <w:color w:val="000000"/>
@@ -4192,7 +3652,6 @@
                 <w:i w:val="false"/>
                 <w:b w:val="false"/>
                 <w:u w:val="none"/>
-                <w:strike w:val="false"/>
                 <w:sz w:val="21"/>
                 <w:szCs w:val="21"/>
                 <w:color w:val="000000"/>
@@ -4205,7 +3664,6 @@
                 <w:i w:val="false"/>
                 <w:b w:val="false"/>
                 <w:u w:val="none"/>
-                <w:strike w:val="false"/>
                 <w:sz w:val="21"/>
                 <w:szCs w:val="21"/>
                 <w:color w:val="000000"/>
@@ -4243,16 +3701,6 @@
               </w:pBdr>
               <w:spacing w:after="200" w:before="200" w:line="240"/>
               <w:ind w:left="200" w:right="200" w:firstLine="0" w:firstLineChars="0"/>
-              <w:rPr>
-                <w:rFonts w:ascii="Arial" w:hAnsi="Arial" w:eastAsia="Arial" w:cs="Arial"/>
-                <w:i w:val="false"/>
-                <w:b w:val="false"/>
-                <w:u w:val="none"/>
-                <w:strike w:val="false"/>
-                <w:sz w:val="21"/>
-                <w:szCs w:val="21"/>
-                <w:color w:val="000000"/>
-              </w:rPr>
             </w:pPr>
             <w:r>
               <w:rPr>
@@ -4260,7 +3708,6 @@
                 <w:i w:val="false"/>
                 <w:b w:val="true"/>
                 <w:u w:val="none"/>
-                <w:strike w:val="false"/>
                 <w:sz w:val="22"/>
                 <w:szCs w:val="22"/>
                 <w:color w:val="063360"/>
@@ -4273,7 +3720,6 @@
                 <w:i w:val="false"/>
                 <w:b w:val="false"/>
                 <w:u w:val="none"/>
-                <w:strike w:val="false"/>
                 <w:sz w:val="21"/>
                 <w:szCs w:val="21"/>
                 <w:color w:val="000000"/>
@@ -4286,7 +3732,6 @@
                 <w:i w:val="false"/>
                 <w:b w:val="false"/>
                 <w:u w:val="none"/>
-                <w:strike w:val="false"/>
                 <w:sz w:val="21"/>
                 <w:szCs w:val="21"/>
                 <w:color w:val="000000"/>
@@ -4299,7 +3744,6 @@
                 <w:i w:val="false"/>
                 <w:b w:val="false"/>
                 <w:u w:val="none"/>
-                <w:strike w:val="false"/>
                 <w:sz w:val="21"/>
                 <w:szCs w:val="21"/>
                 <w:color w:val="000000"/>
@@ -4312,7 +3756,6 @@
                 <w:i w:val="false"/>
                 <w:b w:val="false"/>
                 <w:u w:val="none"/>
-                <w:strike w:val="false"/>
                 <w:sz w:val="21"/>
                 <w:szCs w:val="21"/>
                 <w:color w:val="000000"/>
@@ -4325,7 +3768,6 @@
                 <w:i w:val="false"/>
                 <w:b w:val="false"/>
                 <w:u w:val="none"/>
-                <w:strike w:val="false"/>
                 <w:sz w:val="21"/>
                 <w:szCs w:val="21"/>
                 <w:color w:val="000000"/>
@@ -4338,7 +3780,6 @@
                 <w:i w:val="false"/>
                 <w:b w:val="false"/>
                 <w:u w:val="none"/>
-                <w:strike w:val="false"/>
                 <w:sz w:val="21"/>
                 <w:szCs w:val="21"/>
                 <w:color w:val="000000"/>
@@ -4351,7 +3792,6 @@
                 <w:i w:val="false"/>
                 <w:b w:val="false"/>
                 <w:u w:val="none"/>
-                <w:strike w:val="false"/>
                 <w:sz w:val="21"/>
                 <w:szCs w:val="21"/>
                 <w:color w:val="000000"/>
@@ -4364,7 +3804,6 @@
                 <w:i w:val="false"/>
                 <w:b w:val="false"/>
                 <w:u w:val="none"/>
-                <w:strike w:val="false"/>
                 <w:sz w:val="21"/>
                 <w:szCs w:val="21"/>
                 <w:color w:val="000000"/>
@@ -4377,7 +3816,6 @@
                 <w:i w:val="false"/>
                 <w:b w:val="false"/>
                 <w:u w:val="none"/>
-                <w:strike w:val="false"/>
                 <w:sz w:val="21"/>
                 <w:szCs w:val="21"/>
                 <w:color w:val="000000"/>
@@ -4390,7 +3828,6 @@
                 <w:i w:val="false"/>
                 <w:b w:val="false"/>
                 <w:u w:val="none"/>
-                <w:strike w:val="false"/>
                 <w:sz w:val="21"/>
                 <w:szCs w:val="21"/>
                 <w:color w:val="000000"/>
@@ -4403,7 +3840,6 @@
                 <w:i w:val="false"/>
                 <w:b w:val="false"/>
                 <w:u w:val="none"/>
-                <w:strike w:val="false"/>
                 <w:sz w:val="21"/>
                 <w:szCs w:val="21"/>
                 <w:color w:val="000000"/>
@@ -4417,6 +3853,7 @@
         <w:trPr>
           <w:trHeight w:val="4032" w:hRule="atLeast"/>
         </w:trPr>
+        body3
         <w:tc>
           <w:tcPr>
             <w:tcBorders>
@@ -4446,16 +3883,6 @@
               </w:pBdr>
               <w:spacing w:after="200" w:before="200" w:line="240"/>
               <w:ind w:left="200" w:right="200" w:firstLine="0" w:firstLineChars="0"/>
-              <w:rPr>
-                <w:rFonts w:ascii="Arial" w:hAnsi="Arial" w:eastAsia="Arial" w:cs="Arial"/>
-                <w:i w:val="false"/>
-                <w:b w:val="false"/>
-                <w:u w:val="none"/>
-                <w:strike w:val="false"/>
-                <w:sz w:val="21"/>
-                <w:szCs w:val="21"/>
-                <w:color w:val="000000"/>
-              </w:rPr>
             </w:pPr>
             <w:r>
               <w:rPr>
@@ -4463,7 +3890,6 @@
                 <w:i w:val="false"/>
                 <w:b w:val="true"/>
                 <w:u w:val="none"/>
-                <w:strike w:val="false"/>
                 <w:sz w:val="22"/>
                 <w:szCs w:val="22"/>
                 <w:color w:val="063360"/>
@@ -4476,7 +3902,6 @@
                 <w:i w:val="false"/>
                 <w:b w:val="false"/>
                 <w:u w:val="none"/>
-                <w:strike w:val="false"/>
                 <w:sz w:val="21"/>
                 <w:szCs w:val="21"/>
                 <w:color w:val="000000"/>
@@ -4489,7 +3914,6 @@
                 <w:i w:val="false"/>
                 <w:b w:val="false"/>
                 <w:u w:val="none"/>
-                <w:strike w:val="false"/>
                 <w:sz w:val="21"/>
                 <w:szCs w:val="21"/>
                 <w:color w:val="000000"/>
@@ -4502,7 +3926,6 @@
                 <w:i w:val="false"/>
                 <w:b w:val="false"/>
                 <w:u w:val="none"/>
-                <w:strike w:val="false"/>
                 <w:sz w:val="21"/>
                 <w:szCs w:val="21"/>
                 <w:color w:val="000000"/>
@@ -4515,7 +3938,6 @@
                 <w:i w:val="false"/>
                 <w:b w:val="false"/>
                 <w:u w:val="none"/>
-                <w:strike w:val="false"/>
                 <w:sz w:val="21"/>
                 <w:szCs w:val="21"/>
                 <w:color w:val="000000"/>
@@ -4528,7 +3950,6 @@
                 <w:i w:val="false"/>
                 <w:b w:val="false"/>
                 <w:u w:val="none"/>
-                <w:strike w:val="false"/>
                 <w:sz w:val="21"/>
                 <w:szCs w:val="21"/>
                 <w:color w:val="000000"/>
@@ -4541,7 +3962,6 @@
                 <w:i w:val="false"/>
                 <w:b w:val="false"/>
                 <w:u w:val="none"/>
-                <w:strike w:val="false"/>
                 <w:sz w:val="21"/>
                 <w:szCs w:val="21"/>
                 <w:color w:val="000000"/>
@@ -4554,7 +3974,6 @@
                 <w:i w:val="false"/>
                 <w:b w:val="false"/>
                 <w:u w:val="none"/>
-                <w:strike w:val="false"/>
                 <w:sz w:val="21"/>
                 <w:szCs w:val="21"/>
                 <w:color w:val="000000"/>
@@ -4567,7 +3986,6 @@
                 <w:i w:val="false"/>
                 <w:b w:val="false"/>
                 <w:u w:val="none"/>
-                <w:strike w:val="false"/>
                 <w:sz w:val="21"/>
                 <w:szCs w:val="21"/>
                 <w:color w:val="000000"/>
@@ -4580,7 +3998,6 @@
                 <w:i w:val="false"/>
                 <w:b w:val="false"/>
                 <w:u w:val="none"/>
-                <w:strike w:val="false"/>
                 <w:sz w:val="21"/>
                 <w:szCs w:val="21"/>
                 <w:color w:val="000000"/>
@@ -4593,7 +4010,6 @@
                 <w:i w:val="false"/>
                 <w:b w:val="false"/>
                 <w:u w:val="none"/>
-                <w:strike w:val="false"/>
                 <w:sz w:val="21"/>
                 <w:szCs w:val="21"/>
                 <w:color w:val="000000"/>
@@ -4606,7 +4022,6 @@
                 <w:i w:val="false"/>
                 <w:b w:val="false"/>
                 <w:u w:val="none"/>
-                <w:strike w:val="false"/>
                 <w:sz w:val="21"/>
                 <w:szCs w:val="21"/>
                 <w:color w:val="000000"/>
@@ -4644,16 +4059,6 @@
               </w:pBdr>
               <w:spacing w:after="200" w:before="200" w:line="240"/>
               <w:ind w:left="200" w:right="200" w:firstLine="0" w:firstLineChars="0"/>
-              <w:rPr>
-                <w:rFonts w:ascii="Arial" w:hAnsi="Arial" w:eastAsia="Arial" w:cs="Arial"/>
-                <w:i w:val="false"/>
-                <w:b w:val="false"/>
-                <w:u w:val="none"/>
-                <w:strike w:val="false"/>
-                <w:sz w:val="21"/>
-                <w:szCs w:val="21"/>
-                <w:color w:val="000000"/>
-              </w:rPr>
             </w:pPr>
             <w:r>
               <w:rPr>
@@ -4661,7 +4066,6 @@
                 <w:i w:val="false"/>
                 <w:b w:val="true"/>
                 <w:u w:val="none"/>
-                <w:strike w:val="false"/>
                 <w:sz w:val="22"/>
                 <w:szCs w:val="22"/>
                 <w:color w:val="063360"/>
@@ -4674,7 +4078,6 @@
                 <w:i w:val="false"/>
                 <w:b w:val="false"/>
                 <w:u w:val="none"/>
-                <w:strike w:val="false"/>
                 <w:sz w:val="21"/>
                 <w:szCs w:val="21"/>
                 <w:color w:val="000000"/>
@@ -4687,7 +4090,6 @@
                 <w:i w:val="false"/>
                 <w:b w:val="false"/>
                 <w:u w:val="none"/>
-                <w:strike w:val="false"/>
                 <w:sz w:val="21"/>
                 <w:szCs w:val="21"/>
                 <w:color w:val="000000"/>
@@ -4700,7 +4102,6 @@
                 <w:i w:val="false"/>
                 <w:b w:val="false"/>
                 <w:u w:val="none"/>
-                <w:strike w:val="false"/>
                 <w:sz w:val="21"/>
                 <w:szCs w:val="21"/>
                 <w:color w:val="000000"/>
@@ -4713,7 +4114,6 @@
                 <w:i w:val="false"/>
                 <w:b w:val="false"/>
                 <w:u w:val="none"/>
-                <w:strike w:val="false"/>
                 <w:sz w:val="21"/>
                 <w:szCs w:val="21"/>
                 <w:color w:val="000000"/>
@@ -4726,7 +4126,6 @@
                 <w:i w:val="false"/>
                 <w:b w:val="false"/>
                 <w:u w:val="none"/>
-                <w:strike w:val="false"/>
                 <w:sz w:val="21"/>
                 <w:szCs w:val="21"/>
                 <w:color w:val="000000"/>
@@ -4739,7 +4138,6 @@
                 <w:i w:val="false"/>
                 <w:b w:val="false"/>
                 <w:u w:val="none"/>
-                <w:strike w:val="false"/>
                 <w:sz w:val="21"/>
                 <w:szCs w:val="21"/>
                 <w:color w:val="000000"/>
@@ -4752,7 +4150,6 @@
                 <w:i w:val="false"/>
                 <w:b w:val="false"/>
                 <w:u w:val="none"/>
-                <w:strike w:val="false"/>
                 <w:sz w:val="21"/>
                 <w:szCs w:val="21"/>
                 <w:color w:val="000000"/>
@@ -4765,7 +4162,6 @@
                 <w:i w:val="false"/>
                 <w:b w:val="false"/>
                 <w:u w:val="none"/>
-                <w:strike w:val="false"/>
                 <w:sz w:val="21"/>
                 <w:szCs w:val="21"/>
                 <w:color w:val="000000"/>
@@ -4778,7 +4174,6 @@
                 <w:i w:val="false"/>
                 <w:b w:val="false"/>
                 <w:u w:val="none"/>
-                <w:strike w:val="false"/>
                 <w:sz w:val="21"/>
                 <w:szCs w:val="21"/>
                 <w:color w:val="000000"/>
@@ -4791,7 +4186,6 @@
                 <w:i w:val="false"/>
                 <w:b w:val="false"/>
                 <w:u w:val="none"/>
-                <w:strike w:val="false"/>
                 <w:sz w:val="21"/>
                 <w:szCs w:val="21"/>
                 <w:color w:val="000000"/>
@@ -4804,7 +4198,6 @@
                 <w:i w:val="false"/>
                 <w:b w:val="false"/>
                 <w:u w:val="none"/>
-                <w:strike w:val="false"/>
                 <w:sz w:val="21"/>
                 <w:szCs w:val="21"/>
                 <w:color w:val="000000"/>
@@ -4815,11 +4208,11 @@
         </w:tc>
       </w:tr>
     </w:tbl>
-    <w:sectPr>
-      <w:pgMar w:header="708" w:bottom="1008" w:top="1008" w:right="1152" w:left="1152" w:footer="708" w:gutter="0"/>
+    <w:sectPr w:officer="true">
+      <w:pgMar w:header="720" w:bottom="1008" w:top="1008" w:right="1152" w:left="1152" w:footer="720" w:gutter="720"/>
       <w:pgSz w:h="16838" w:w="11906" w:orient="portrait"/>
+      <w:cols/>
       <w:type w:val="continuous"/>
-      <w:cols/>
     </w:sectPr>
   </w:body>
 </w:document>

--- a/docs/handouts/Oct15_session1_handouts.docx
+++ b/docs/handouts/Oct15_session1_handouts.docx
@@ -98,7 +98,7 @@
           <w:szCs w:val="18"/>
           <w:color w:val="545860"/>
         </w:rPr>
-        <w:t xml:space="preserve">Fictional GreenWaste case | invented figures</w:t>
+        <w:t xml:space="preserve">GreenWaste is a fictional training case.</w:t>
       </w:r>
     </w:p>
     <w:p>
